--- a/reports/final_report.docx
+++ b/reports/final_report.docx
@@ -7,7 +7,6 @@
         <w:spacing w:before="240" w:after="60"/>
         <w:jc w:val="center"/>
       </w:pPr>
-      <w:proofErr w:type="spellStart"/>
       <w:r>
         <w:rPr>
           <w:b/>
@@ -16,68 +15,7 @@
           <w:sz w:val="40"/>
           <w:szCs w:val="40"/>
         </w:rPr>
-        <w:t>GHCN</w:t>
-      </w:r>
-      <w:proofErr w:type="spellEnd"/>
-      <w:r>
-        <w:rPr>
-          <w:b/>
-          <w:bCs/>
-          <w:color w:val="1F3864"/>
-          <w:sz w:val="40"/>
-          <w:szCs w:val="40"/>
-        </w:rPr>
-        <w:t xml:space="preserve"> Data Analysis using Spark</w:t>
-      </w:r>
-    </w:p>
-    <w:p>
-      <w:pPr>
-        <w:spacing w:after="240"/>
-        <w:jc w:val="center"/>
-      </w:pPr>
-      <w:r>
-        <w:rPr>
-          <w:color w:val="595959"/>
-          <w:sz w:val="26"/>
-          <w:szCs w:val="26"/>
-        </w:rPr>
-        <w:t>DATA420-</w:t>
-      </w:r>
-      <w:proofErr w:type="spellStart"/>
-      <w:r>
-        <w:rPr>
-          <w:color w:val="595959"/>
-          <w:sz w:val="26"/>
-          <w:szCs w:val="26"/>
-        </w:rPr>
-        <w:t>26S2</w:t>
-      </w:r>
-      <w:proofErr w:type="spellEnd"/>
-      <w:r>
-        <w:rPr>
-          <w:color w:val="595959"/>
-          <w:sz w:val="26"/>
-          <w:szCs w:val="26"/>
-        </w:rPr>
-        <w:t xml:space="preserve"> (</w:t>
-      </w:r>
-      <w:proofErr w:type="gramStart"/>
-      <w:r>
-        <w:rPr>
-          <w:color w:val="595959"/>
-          <w:sz w:val="26"/>
-          <w:szCs w:val="26"/>
-        </w:rPr>
-        <w:t>C) —</w:t>
-      </w:r>
-      <w:proofErr w:type="gramEnd"/>
-      <w:r>
-        <w:rPr>
-          <w:color w:val="595959"/>
-          <w:sz w:val="26"/>
-          <w:szCs w:val="26"/>
-        </w:rPr>
-        <w:t xml:space="preserve"> Assignment 1</w:t>
+        <w:t>GHCN Data Analysis using Spark</w:t>
       </w:r>
     </w:p>
     <w:p>
@@ -1152,34 +1090,10 @@
           <w:b/>
           <w:bCs/>
         </w:rPr>
-        <w:t>Global Historical Climatology Network – Daily (</w:t>
-      </w:r>
-      <w:proofErr w:type="spellStart"/>
-      <w:r>
-        <w:rPr>
-          <w:b/>
-          <w:bCs/>
-        </w:rPr>
-        <w:t>GHCN</w:t>
-      </w:r>
-      <w:proofErr w:type="spellEnd"/>
-      <w:r>
-        <w:rPr>
-          <w:b/>
-          <w:bCs/>
-        </w:rPr>
-        <w:t>-Daily)</w:t>
-      </w:r>
-      <w:r>
-        <w:t xml:space="preserve"> dataset to build a distributed data pipeline in Spark. </w:t>
-      </w:r>
-      <w:proofErr w:type="spellStart"/>
-      <w:r>
-        <w:t>GHCN</w:t>
-      </w:r>
-      <w:proofErr w:type="spellEnd"/>
-      <w:r>
-        <w:t>-Daily is a collection of daily land-surface climate summaries maintained by NOAA, assembled from more than twenty independent sources that have each passed quality-assurance review. It reaches back over 250 years and covers more than 100,000 stations across roughly 200 countries and territories.</w:t>
+        <w:t>Global Historical Climatology Network – Daily (GHCN-Daily)</w:t>
+      </w:r>
+      <w:r>
+        <w:t xml:space="preserve"> dataset to build a distributed data pipeline in Spark. GHCN-Daily is a collection of daily land-surface climate summaries maintained by NOAA, assembled from more than twenty independent sources that have each passed quality-assurance review. It reaches back over 250 years and covers more than 100,000 stations across roughly 200 countries and territories.</w:t>
       </w:r>
     </w:p>
     <w:p>
@@ -1222,15 +1136,7 @@
         <w:t>. So,</w:t>
       </w:r>
       <w:r>
-        <w:t xml:space="preserve"> a single </w:t>
-      </w:r>
-      <w:proofErr w:type="gramStart"/>
-      <w:r>
-        <w:t>station-day</w:t>
-      </w:r>
-      <w:proofErr w:type="gramEnd"/>
-      <w:r>
-        <w:t xml:space="preserve"> usually spans several rows. Supporting these are four fixed-width </w:t>
+        <w:t xml:space="preserve"> a single station-day usually spans several rows. Supporting these are four fixed-width </w:t>
       </w:r>
       <w:r>
         <w:rPr>
@@ -1289,15 +1195,7 @@
         <w:jc w:val="both"/>
       </w:pPr>
       <w:r>
-        <w:t xml:space="preserve">The objective was to understand how the data is structured, join the metadata into a single enriched station table, answer specific questions about the stations and their observations, and produce time-series and geospatial </w:t>
-      </w:r>
-      <w:proofErr w:type="spellStart"/>
-      <w:r>
-        <w:t>visualisations</w:t>
-      </w:r>
-      <w:proofErr w:type="spellEnd"/>
-      <w:r>
-        <w:t xml:space="preserve">. Spark is the right tool because </w:t>
+        <w:t xml:space="preserve">The objective was to understand how the data is structured, join the metadata into a single enriched station table, answer specific questions about the stations and their observations, and produce time-series and geospatial visualisations. Spark is the right tool because </w:t>
       </w:r>
       <w:r>
         <w:rPr>
@@ -1357,15 +1255,7 @@
         <w:t>daily</w:t>
       </w:r>
       <w:r>
-        <w:t xml:space="preserve">, computed pairwise distances between all New Zealand stations, counted observations for the five core elements across the whole dataset, and produced three </w:t>
-      </w:r>
-      <w:proofErr w:type="spellStart"/>
-      <w:r>
-        <w:t>visualisations</w:t>
-      </w:r>
-      <w:proofErr w:type="spellEnd"/>
-      <w:r>
-        <w:t xml:space="preserve">. </w:t>
+        <w:t xml:space="preserve">, computed pairwise distances between all New Zealand stations, counted observations for the five core elements across the whole dataset, and produced three visualisations. </w:t>
       </w:r>
       <w:r>
         <w:t>The most useful thing I took away was a habit, not a number: reduce the data before joining it, and check whether an extreme value is real or just a</w:t>
@@ -1382,26 +1272,27 @@
       <w:r>
         <w:t xml:space="preserve"> All work ran against Azure Blob Storage over </w:t>
       </w:r>
-      <w:proofErr w:type="spellStart"/>
       <w:r>
         <w:rPr>
           <w:rFonts w:ascii="Consolas" w:eastAsia="Consolas" w:hAnsi="Consolas" w:cs="Consolas"/>
           <w:sz w:val="20"/>
           <w:szCs w:val="20"/>
         </w:rPr>
-        <w:t>wasbs</w:t>
-      </w:r>
-      <w:proofErr w:type="spellEnd"/>
+        <w:t>wasbs://</w:t>
+      </w:r>
+      <w:r>
+        <w:t xml:space="preserve">, reading from </w:t>
+      </w:r>
       <w:r>
         <w:rPr>
           <w:rFonts w:ascii="Consolas" w:eastAsia="Consolas" w:hAnsi="Consolas" w:cs="Consolas"/>
           <w:sz w:val="20"/>
           <w:szCs w:val="20"/>
         </w:rPr>
-        <w:t>://</w:t>
-      </w:r>
-      <w:r>
-        <w:t xml:space="preserve">, reading from </w:t>
+        <w:t>campus-data</w:t>
+      </w:r>
+      <w:r>
+        <w:t xml:space="preserve"> and writing outputs to my own </w:t>
       </w:r>
       <w:r>
         <w:rPr>
@@ -1409,29 +1300,8 @@
           <w:sz w:val="20"/>
           <w:szCs w:val="20"/>
         </w:rPr>
-        <w:t>campus-data</w:t>
-      </w:r>
-      <w:r>
-        <w:t xml:space="preserve"> and writing outputs to my own </w:t>
-      </w:r>
-      <w:r>
-        <w:rPr>
-          <w:rFonts w:ascii="Consolas" w:eastAsia="Consolas" w:hAnsi="Consolas" w:cs="Consolas"/>
-          <w:sz w:val="20"/>
-          <w:szCs w:val="20"/>
-        </w:rPr>
-        <w:t>campus-user/</w:t>
-      </w:r>
-      <w:proofErr w:type="spellStart"/>
-      <w:r>
-        <w:rPr>
-          <w:rFonts w:ascii="Consolas" w:eastAsia="Consolas" w:hAnsi="Consolas" w:cs="Consolas"/>
-          <w:sz w:val="20"/>
-          <w:szCs w:val="20"/>
-        </w:rPr>
-        <w:t>ama778</w:t>
-      </w:r>
-      <w:proofErr w:type="spellEnd"/>
+        <w:t>campus-user/ama778</w:t>
+      </w:r>
       <w:r>
         <w:t xml:space="preserve"> container.</w:t>
       </w:r>
@@ -1459,11 +1329,9 @@
         <w:pStyle w:val="Heading2"/>
       </w:pPr>
       <w:bookmarkStart w:id="2" w:name="_Toc239862180"/>
-      <w:proofErr w:type="spellStart"/>
       <w:r>
         <w:t>Q1</w:t>
       </w:r>
-      <w:proofErr w:type="spellEnd"/>
       <w:r>
         <w:t xml:space="preserve">: </w:t>
       </w:r>
@@ -1480,7 +1348,6 @@
       <w:r>
         <w:t xml:space="preserve">I explored the directory using </w:t>
       </w:r>
-      <w:proofErr w:type="spellStart"/>
       <w:r>
         <w:rPr>
           <w:rFonts w:ascii="Consolas" w:eastAsia="Consolas" w:hAnsi="Consolas" w:cs="Consolas"/>
@@ -1489,7 +1356,6 @@
         </w:rPr>
         <w:t>hdfs</w:t>
       </w:r>
-      <w:proofErr w:type="spellEnd"/>
       <w:r>
         <w:t xml:space="preserve"> commands only, without loading anything into Spark. The structure is shallow: a single </w:t>
       </w:r>
@@ -1504,15 +1370,7 @@
         <w:t>daily/</w:t>
       </w:r>
       <w:r>
-        <w:t xml:space="preserve"> sub-directory holding one </w:t>
-      </w:r>
-      <w:proofErr w:type="spellStart"/>
-      <w:r>
-        <w:t>gzip</w:t>
-      </w:r>
-      <w:proofErr w:type="spellEnd"/>
-      <w:r>
-        <w:t>-compressed CSV per year, alongside four uncompressed fixed-width text files.</w:t>
+        <w:t xml:space="preserve"> sub-directory holding one gzip-compressed CSV per year, alongside four uncompressed fixed-width text files.</w:t>
       </w:r>
     </w:p>
     <w:p>
@@ -1521,23 +1379,28 @@
         <w:spacing w:line="240" w:lineRule="auto"/>
         <w:ind w:left="180"/>
       </w:pPr>
-      <w:proofErr w:type="spellStart"/>
       <w:r>
         <w:rPr>
           <w:rFonts w:ascii="Consolas" w:eastAsia="Consolas" w:hAnsi="Consolas" w:cs="Consolas"/>
           <w:sz w:val="17"/>
           <w:szCs w:val="17"/>
         </w:rPr>
-        <w:t>ghcnd</w:t>
-      </w:r>
-      <w:proofErr w:type="spellEnd"/>
+        <w:t>ghcnd/</w:t>
+      </w:r>
+    </w:p>
+    <w:p>
+      <w:pPr>
+        <w:shd w:val="clear" w:color="auto" w:fill="F2F2F2"/>
+        <w:spacing w:line="240" w:lineRule="auto"/>
+        <w:ind w:left="180"/>
+      </w:pPr>
       <w:r>
         <w:rPr>
           <w:rFonts w:ascii="Consolas" w:eastAsia="Consolas" w:hAnsi="Consolas" w:cs="Consolas"/>
           <w:sz w:val="17"/>
           <w:szCs w:val="17"/>
         </w:rPr>
-        <w:t>/</w:t>
+        <w:t>├── daily/                    265 files, 13.1 G</w:t>
       </w:r>
     </w:p>
     <w:p>
@@ -1552,7 +1415,7 @@
           <w:sz w:val="17"/>
           <w:szCs w:val="17"/>
         </w:rPr>
-        <w:t>├── daily/                    265 files, 13.1 G</w:t>
+        <w:t>│   ├── 1750.csv.gz</w:t>
       </w:r>
     </w:p>
     <w:p>
@@ -1567,18 +1430,23 @@
           <w:sz w:val="17"/>
           <w:szCs w:val="17"/>
         </w:rPr>
-        <w:t xml:space="preserve">│   ├── </w:t>
-      </w:r>
-      <w:proofErr w:type="spellStart"/>
+        <w:t>│   ├── 1763.csv.gz  ...  (gzip-compressed, one file per year)</w:t>
+      </w:r>
+    </w:p>
+    <w:p>
+      <w:pPr>
+        <w:shd w:val="clear" w:color="auto" w:fill="F2F2F2"/>
+        <w:spacing w:line="240" w:lineRule="auto"/>
+        <w:ind w:left="180"/>
+      </w:pPr>
       <w:r>
         <w:rPr>
           <w:rFonts w:ascii="Consolas" w:eastAsia="Consolas" w:hAnsi="Consolas" w:cs="Consolas"/>
           <w:sz w:val="17"/>
           <w:szCs w:val="17"/>
         </w:rPr>
-        <w:t>1750.csv.gz</w:t>
-      </w:r>
-      <w:proofErr w:type="spellEnd"/>
+        <w:t>│   └── 2026.csv.gz</w:t>
+      </w:r>
     </w:p>
     <w:p>
       <w:pPr>
@@ -1592,283 +1460,53 @@
           <w:sz w:val="17"/>
           <w:szCs w:val="17"/>
         </w:rPr>
-        <w:t xml:space="preserve">│   ├── </w:t>
-      </w:r>
-      <w:proofErr w:type="spellStart"/>
-      <w:proofErr w:type="gramStart"/>
+        <w:t>├── ghcnd-stations.txt        11,395,086 B   (fixed-width, uncompressed)</w:t>
+      </w:r>
+    </w:p>
+    <w:p>
+      <w:pPr>
+        <w:shd w:val="clear" w:color="auto" w:fill="F2F2F2"/>
+        <w:spacing w:line="240" w:lineRule="auto"/>
+        <w:ind w:left="180"/>
+      </w:pPr>
       <w:r>
         <w:rPr>
           <w:rFonts w:ascii="Consolas" w:eastAsia="Consolas" w:hAnsi="Consolas" w:cs="Consolas"/>
           <w:sz w:val="17"/>
           <w:szCs w:val="17"/>
         </w:rPr>
-        <w:t>1763.csv.gz</w:t>
-      </w:r>
-      <w:proofErr w:type="spellEnd"/>
+        <w:t>├── ghcnd-inventory.txt       35,991,182 B   (fixed-width, uncompressed)</w:t>
+      </w:r>
+    </w:p>
+    <w:p>
+      <w:pPr>
+        <w:shd w:val="clear" w:color="auto" w:fill="F2F2F2"/>
+        <w:spacing w:line="240" w:lineRule="auto"/>
+        <w:ind w:left="180"/>
+      </w:pPr>
       <w:r>
         <w:rPr>
           <w:rFonts w:ascii="Consolas" w:eastAsia="Consolas" w:hAnsi="Consolas" w:cs="Consolas"/>
           <w:sz w:val="17"/>
           <w:szCs w:val="17"/>
         </w:rPr>
-        <w:t xml:space="preserve">  ...</w:t>
-      </w:r>
-      <w:proofErr w:type="gramEnd"/>
+        <w:lastRenderedPageBreak/>
+        <w:t>├── ghcnd-countries.txt            3,659 B   (fixed-width, uncompressed)</w:t>
+      </w:r>
+    </w:p>
+    <w:p>
+      <w:pPr>
+        <w:shd w:val="clear" w:color="auto" w:fill="F2F2F2"/>
+        <w:spacing w:line="240" w:lineRule="auto"/>
+        <w:ind w:left="180"/>
+      </w:pPr>
       <w:r>
         <w:rPr>
           <w:rFonts w:ascii="Consolas" w:eastAsia="Consolas" w:hAnsi="Consolas" w:cs="Consolas"/>
           <w:sz w:val="17"/>
           <w:szCs w:val="17"/>
         </w:rPr>
-        <w:t xml:space="preserve">  (</w:t>
-      </w:r>
-      <w:proofErr w:type="spellStart"/>
-      <w:r>
-        <w:rPr>
-          <w:rFonts w:ascii="Consolas" w:eastAsia="Consolas" w:hAnsi="Consolas" w:cs="Consolas"/>
-          <w:sz w:val="17"/>
-          <w:szCs w:val="17"/>
-        </w:rPr>
-        <w:t>gzip</w:t>
-      </w:r>
-      <w:proofErr w:type="spellEnd"/>
-      <w:r>
-        <w:rPr>
-          <w:rFonts w:ascii="Consolas" w:eastAsia="Consolas" w:hAnsi="Consolas" w:cs="Consolas"/>
-          <w:sz w:val="17"/>
-          <w:szCs w:val="17"/>
-        </w:rPr>
-        <w:t>-compressed, one file per year)</w:t>
-      </w:r>
-    </w:p>
-    <w:p>
-      <w:pPr>
-        <w:shd w:val="clear" w:color="auto" w:fill="F2F2F2"/>
-        <w:spacing w:line="240" w:lineRule="auto"/>
-        <w:ind w:left="180"/>
-      </w:pPr>
-      <w:r>
-        <w:rPr>
-          <w:rFonts w:ascii="Consolas" w:eastAsia="Consolas" w:hAnsi="Consolas" w:cs="Consolas"/>
-          <w:sz w:val="17"/>
-          <w:szCs w:val="17"/>
-        </w:rPr>
-        <w:t xml:space="preserve">│   └── </w:t>
-      </w:r>
-      <w:proofErr w:type="spellStart"/>
-      <w:r>
-        <w:rPr>
-          <w:rFonts w:ascii="Consolas" w:eastAsia="Consolas" w:hAnsi="Consolas" w:cs="Consolas"/>
-          <w:sz w:val="17"/>
-          <w:szCs w:val="17"/>
-        </w:rPr>
-        <w:t>2026.csv.gz</w:t>
-      </w:r>
-      <w:proofErr w:type="spellEnd"/>
-    </w:p>
-    <w:p>
-      <w:pPr>
-        <w:shd w:val="clear" w:color="auto" w:fill="F2F2F2"/>
-        <w:spacing w:line="240" w:lineRule="auto"/>
-        <w:ind w:left="180"/>
-      </w:pPr>
-      <w:r>
-        <w:rPr>
-          <w:rFonts w:ascii="Consolas" w:eastAsia="Consolas" w:hAnsi="Consolas" w:cs="Consolas"/>
-          <w:sz w:val="17"/>
-          <w:szCs w:val="17"/>
-        </w:rPr>
-        <w:t xml:space="preserve">├── </w:t>
-      </w:r>
-      <w:proofErr w:type="spellStart"/>
-      <w:r>
-        <w:rPr>
-          <w:rFonts w:ascii="Consolas" w:eastAsia="Consolas" w:hAnsi="Consolas" w:cs="Consolas"/>
-          <w:sz w:val="17"/>
-          <w:szCs w:val="17"/>
-        </w:rPr>
-        <w:t>ghcnd-stations.txt</w:t>
-      </w:r>
-      <w:proofErr w:type="spellEnd"/>
-      <w:r>
-        <w:rPr>
-          <w:rFonts w:ascii="Consolas" w:eastAsia="Consolas" w:hAnsi="Consolas" w:cs="Consolas"/>
-          <w:sz w:val="17"/>
-          <w:szCs w:val="17"/>
-        </w:rPr>
-        <w:t xml:space="preserve">        11,395,086 B</w:t>
-      </w:r>
-      <w:proofErr w:type="gramStart"/>
-      <w:r>
-        <w:rPr>
-          <w:rFonts w:ascii="Consolas" w:eastAsia="Consolas" w:hAnsi="Consolas" w:cs="Consolas"/>
-          <w:sz w:val="17"/>
-          <w:szCs w:val="17"/>
-        </w:rPr>
-        <w:t xml:space="preserve">   (</w:t>
-      </w:r>
-      <w:proofErr w:type="gramEnd"/>
-      <w:r>
-        <w:rPr>
-          <w:rFonts w:ascii="Consolas" w:eastAsia="Consolas" w:hAnsi="Consolas" w:cs="Consolas"/>
-          <w:sz w:val="17"/>
-          <w:szCs w:val="17"/>
-        </w:rPr>
-        <w:t>fixed-width, uncompressed)</w:t>
-      </w:r>
-    </w:p>
-    <w:p>
-      <w:pPr>
-        <w:shd w:val="clear" w:color="auto" w:fill="F2F2F2"/>
-        <w:spacing w:line="240" w:lineRule="auto"/>
-        <w:ind w:left="180"/>
-      </w:pPr>
-      <w:r>
-        <w:rPr>
-          <w:rFonts w:ascii="Consolas" w:eastAsia="Consolas" w:hAnsi="Consolas" w:cs="Consolas"/>
-          <w:sz w:val="17"/>
-          <w:szCs w:val="17"/>
-        </w:rPr>
-        <w:t xml:space="preserve">├── </w:t>
-      </w:r>
-      <w:proofErr w:type="spellStart"/>
-      <w:r>
-        <w:rPr>
-          <w:rFonts w:ascii="Consolas" w:eastAsia="Consolas" w:hAnsi="Consolas" w:cs="Consolas"/>
-          <w:sz w:val="17"/>
-          <w:szCs w:val="17"/>
-        </w:rPr>
-        <w:t>ghcnd-inventory.txt</w:t>
-      </w:r>
-      <w:proofErr w:type="spellEnd"/>
-      <w:r>
-        <w:rPr>
-          <w:rFonts w:ascii="Consolas" w:eastAsia="Consolas" w:hAnsi="Consolas" w:cs="Consolas"/>
-          <w:sz w:val="17"/>
-          <w:szCs w:val="17"/>
-        </w:rPr>
-        <w:t xml:space="preserve">       35,991,182 B</w:t>
-      </w:r>
-      <w:proofErr w:type="gramStart"/>
-      <w:r>
-        <w:rPr>
-          <w:rFonts w:ascii="Consolas" w:eastAsia="Consolas" w:hAnsi="Consolas" w:cs="Consolas"/>
-          <w:sz w:val="17"/>
-          <w:szCs w:val="17"/>
-        </w:rPr>
-        <w:t xml:space="preserve">   (</w:t>
-      </w:r>
-      <w:proofErr w:type="gramEnd"/>
-      <w:r>
-        <w:rPr>
-          <w:rFonts w:ascii="Consolas" w:eastAsia="Consolas" w:hAnsi="Consolas" w:cs="Consolas"/>
-          <w:sz w:val="17"/>
-          <w:szCs w:val="17"/>
-        </w:rPr>
-        <w:t>fixed-width, uncompressed)</w:t>
-      </w:r>
-    </w:p>
-    <w:p>
-      <w:pPr>
-        <w:shd w:val="clear" w:color="auto" w:fill="F2F2F2"/>
-        <w:spacing w:line="240" w:lineRule="auto"/>
-        <w:ind w:left="180"/>
-      </w:pPr>
-      <w:r>
-        <w:rPr>
-          <w:rFonts w:ascii="Consolas" w:eastAsia="Consolas" w:hAnsi="Consolas" w:cs="Consolas"/>
-          <w:sz w:val="17"/>
-          <w:szCs w:val="17"/>
-        </w:rPr>
-        <w:lastRenderedPageBreak/>
-        <w:t xml:space="preserve">├── </w:t>
-      </w:r>
-      <w:proofErr w:type="spellStart"/>
-      <w:r>
-        <w:rPr>
-          <w:rFonts w:ascii="Consolas" w:eastAsia="Consolas" w:hAnsi="Consolas" w:cs="Consolas"/>
-          <w:sz w:val="17"/>
-          <w:szCs w:val="17"/>
-        </w:rPr>
-        <w:t>ghcnd-countries.txt</w:t>
-      </w:r>
-      <w:proofErr w:type="spellEnd"/>
-      <w:r>
-        <w:rPr>
-          <w:rFonts w:ascii="Consolas" w:eastAsia="Consolas" w:hAnsi="Consolas" w:cs="Consolas"/>
-          <w:sz w:val="17"/>
-          <w:szCs w:val="17"/>
-        </w:rPr>
-        <w:t xml:space="preserve">            3,659 B</w:t>
-      </w:r>
-      <w:proofErr w:type="gramStart"/>
-      <w:r>
-        <w:rPr>
-          <w:rFonts w:ascii="Consolas" w:eastAsia="Consolas" w:hAnsi="Consolas" w:cs="Consolas"/>
-          <w:sz w:val="17"/>
-          <w:szCs w:val="17"/>
-        </w:rPr>
-        <w:t xml:space="preserve">   (</w:t>
-      </w:r>
-      <w:proofErr w:type="gramEnd"/>
-      <w:r>
-        <w:rPr>
-          <w:rFonts w:ascii="Consolas" w:eastAsia="Consolas" w:hAnsi="Consolas" w:cs="Consolas"/>
-          <w:sz w:val="17"/>
-          <w:szCs w:val="17"/>
-        </w:rPr>
-        <w:t>fixed-width, uncompressed)</w:t>
-      </w:r>
-    </w:p>
-    <w:p>
-      <w:pPr>
-        <w:shd w:val="clear" w:color="auto" w:fill="F2F2F2"/>
-        <w:spacing w:line="240" w:lineRule="auto"/>
-        <w:ind w:left="180"/>
-      </w:pPr>
-      <w:r>
-        <w:rPr>
-          <w:rFonts w:ascii="Consolas" w:eastAsia="Consolas" w:hAnsi="Consolas" w:cs="Consolas"/>
-          <w:sz w:val="17"/>
-          <w:szCs w:val="17"/>
-        </w:rPr>
-        <w:t xml:space="preserve">└── </w:t>
-      </w:r>
-      <w:proofErr w:type="spellStart"/>
-      <w:r>
-        <w:rPr>
-          <w:rFonts w:ascii="Consolas" w:eastAsia="Consolas" w:hAnsi="Consolas" w:cs="Consolas"/>
-          <w:sz w:val="17"/>
-          <w:szCs w:val="17"/>
-        </w:rPr>
-        <w:t>ghcnd-states.txt</w:t>
-      </w:r>
-      <w:proofErr w:type="spellEnd"/>
-      <w:r>
-        <w:rPr>
-          <w:rFonts w:ascii="Consolas" w:eastAsia="Consolas" w:hAnsi="Consolas" w:cs="Consolas"/>
-          <w:sz w:val="17"/>
-          <w:szCs w:val="17"/>
-        </w:rPr>
-        <w:t xml:space="preserve">               1,086 B</w:t>
-      </w:r>
-      <w:proofErr w:type="gramStart"/>
-      <w:r>
-        <w:rPr>
-          <w:rFonts w:ascii="Consolas" w:eastAsia="Consolas" w:hAnsi="Consolas" w:cs="Consolas"/>
-          <w:sz w:val="17"/>
-          <w:szCs w:val="17"/>
-        </w:rPr>
-        <w:t xml:space="preserve">   (</w:t>
-      </w:r>
-      <w:proofErr w:type="gramEnd"/>
-      <w:r>
-        <w:rPr>
-          <w:rFonts w:ascii="Consolas" w:eastAsia="Consolas" w:hAnsi="Consolas" w:cs="Consolas"/>
-          <w:sz w:val="17"/>
-          <w:szCs w:val="17"/>
-        </w:rPr>
-        <w:t>fixed-width, uncompressed)</w:t>
+        <w:t>└── ghcnd-states.txt               1,086 B   (fixed-width, uncompressed)</w:t>
       </w:r>
     </w:p>
     <w:p>
@@ -1899,7 +1537,6 @@
         </w:rPr>
         <w:t xml:space="preserve"> Directory tree of the </w:t>
       </w:r>
-      <w:proofErr w:type="spellStart"/>
       <w:r>
         <w:rPr>
           <w:rFonts w:ascii="Consolas" w:eastAsia="Consolas" w:hAnsi="Consolas" w:cs="Consolas"/>
@@ -1909,7 +1546,6 @@
         </w:rPr>
         <w:t>ghcnd</w:t>
       </w:r>
-      <w:proofErr w:type="spellEnd"/>
       <w:r>
         <w:rPr>
           <w:color w:val="404040"/>
@@ -1918,7 +1554,6 @@
         </w:rPr>
         <w:t xml:space="preserve"> dataset in cloud storage, from </w:t>
       </w:r>
-      <w:proofErr w:type="spellStart"/>
       <w:r>
         <w:rPr>
           <w:rFonts w:ascii="Consolas" w:eastAsia="Consolas" w:hAnsi="Consolas" w:cs="Consolas"/>
@@ -1926,9 +1561,16 @@
           <w:sz w:val="20"/>
           <w:szCs w:val="20"/>
         </w:rPr>
-        <w:t>hdfs</w:t>
-      </w:r>
-      <w:proofErr w:type="spellEnd"/>
+        <w:t>hdfs dfs -ls</w:t>
+      </w:r>
+      <w:r>
+        <w:rPr>
+          <w:color w:val="404040"/>
+          <w:sz w:val="19"/>
+          <w:szCs w:val="19"/>
+        </w:rPr>
+        <w:t xml:space="preserve"> and </w:t>
+      </w:r>
       <w:r>
         <w:rPr>
           <w:rFonts w:ascii="Consolas" w:eastAsia="Consolas" w:hAnsi="Consolas" w:cs="Consolas"/>
@@ -1936,27 +1578,7 @@
           <w:sz w:val="20"/>
           <w:szCs w:val="20"/>
         </w:rPr>
-        <w:t xml:space="preserve"> </w:t>
-      </w:r>
-      <w:proofErr w:type="spellStart"/>
-      <w:r>
-        <w:rPr>
-          <w:rFonts w:ascii="Consolas" w:eastAsia="Consolas" w:hAnsi="Consolas" w:cs="Consolas"/>
-          <w:color w:val="404040"/>
-          <w:sz w:val="20"/>
-          <w:szCs w:val="20"/>
-        </w:rPr>
-        <w:t>dfs</w:t>
-      </w:r>
-      <w:proofErr w:type="spellEnd"/>
-      <w:r>
-        <w:rPr>
-          <w:rFonts w:ascii="Consolas" w:eastAsia="Consolas" w:hAnsi="Consolas" w:cs="Consolas"/>
-          <w:color w:val="404040"/>
-          <w:sz w:val="20"/>
-          <w:szCs w:val="20"/>
-        </w:rPr>
-        <w:t xml:space="preserve"> -ls</w:t>
+        <w:t>-count</w:t>
       </w:r>
       <w:r>
         <w:rPr>
@@ -1964,23 +1586,6 @@
           <w:sz w:val="19"/>
           <w:szCs w:val="19"/>
         </w:rPr>
-        <w:t xml:space="preserve"> and </w:t>
-      </w:r>
-      <w:r>
-        <w:rPr>
-          <w:rFonts w:ascii="Consolas" w:eastAsia="Consolas" w:hAnsi="Consolas" w:cs="Consolas"/>
-          <w:color w:val="404040"/>
-          <w:sz w:val="20"/>
-          <w:szCs w:val="20"/>
-        </w:rPr>
-        <w:t>-count</w:t>
-      </w:r>
-      <w:r>
-        <w:rPr>
-          <w:color w:val="404040"/>
-          <w:sz w:val="19"/>
-          <w:szCs w:val="19"/>
-        </w:rPr>
         <w:t>.</w:t>
       </w:r>
     </w:p>
@@ -2008,28 +1613,15 @@
       <w:r>
         <w:t xml:space="preserve">The daily summaries are </w:t>
       </w:r>
-      <w:proofErr w:type="spellStart"/>
-      <w:r>
-        <w:rPr>
-          <w:b/>
-          <w:bCs/>
-        </w:rPr>
-        <w:t>gzip</w:t>
-      </w:r>
-      <w:proofErr w:type="spellEnd"/>
-      <w:r>
-        <w:rPr>
-          <w:b/>
-          <w:bCs/>
-        </w:rPr>
-        <w:t>-compressed CSV</w:t>
-      </w:r>
-      <w:r>
-        <w:t xml:space="preserve"> </w:t>
-      </w:r>
-      <w:proofErr w:type="gramStart"/>
-      <w:r>
-        <w:t>(</w:t>
+      <w:r>
+        <w:rPr>
+          <w:b/>
+          <w:bCs/>
+        </w:rPr>
+        <w:t>gzip-compressed CSV</w:t>
+      </w:r>
+      <w:r>
+        <w:t xml:space="preserve"> (</w:t>
       </w:r>
       <w:r>
         <w:rPr>
@@ -2037,101 +1629,64 @@
           <w:sz w:val="20"/>
           <w:szCs w:val="20"/>
         </w:rPr>
-        <w:t>.</w:t>
-      </w:r>
-      <w:proofErr w:type="spellStart"/>
+        <w:t>.csv.gz</w:t>
+      </w:r>
+      <w:r>
+        <w:t xml:space="preserve">), one file per year; the four metadata tables are </w:t>
+      </w:r>
+      <w:r>
+        <w:rPr>
+          <w:b/>
+          <w:bCs/>
+        </w:rPr>
+        <w:t>uncompressed fixed-width text</w:t>
+      </w:r>
+      <w:r>
+        <w:t xml:space="preserve">. This matters twice over: gzip is not splittable, so Spark reads each yearly file with a single task and parallelism is bounded by the 265 files rather than by block count; and because the metadata is fixed-width rather than delimited, it cannot be read with </w:t>
+      </w:r>
       <w:r>
         <w:rPr>
           <w:rFonts w:ascii="Consolas" w:eastAsia="Consolas" w:hAnsi="Consolas" w:cs="Consolas"/>
           <w:sz w:val="20"/>
           <w:szCs w:val="20"/>
         </w:rPr>
-        <w:t>csv.gz</w:t>
-      </w:r>
-      <w:proofErr w:type="spellEnd"/>
-      <w:proofErr w:type="gramEnd"/>
-      <w:r>
-        <w:t xml:space="preserve">), one file per year; the four metadata tables are </w:t>
-      </w:r>
-      <w:r>
-        <w:rPr>
-          <w:b/>
-          <w:bCs/>
-        </w:rPr>
-        <w:t>uncompressed fixed-width text</w:t>
-      </w:r>
-      <w:r>
-        <w:t xml:space="preserve">. This matters twice over: </w:t>
-      </w:r>
-      <w:proofErr w:type="spellStart"/>
-      <w:r>
-        <w:t>gzip</w:t>
-      </w:r>
-      <w:proofErr w:type="spellEnd"/>
-      <w:r>
-        <w:t xml:space="preserve"> is not </w:t>
-      </w:r>
-      <w:proofErr w:type="spellStart"/>
-      <w:r>
-        <w:t>splittable</w:t>
-      </w:r>
-      <w:proofErr w:type="spellEnd"/>
-      <w:r>
-        <w:t xml:space="preserve">, so Spark reads each yearly file with a single task and parallelism is bounded by the 265 files rather than by block count; and because the metadata is </w:t>
-      </w:r>
-      <w:proofErr w:type="gramStart"/>
-      <w:r>
-        <w:t>fixed-width</w:t>
-      </w:r>
-      <w:proofErr w:type="gramEnd"/>
-      <w:r>
-        <w:t xml:space="preserve"> rather than delimited, it cannot be read with </w:t>
-      </w:r>
-      <w:proofErr w:type="spellStart"/>
+        <w:t>spark.read.csv</w:t>
+      </w:r>
+      <w:r>
+        <w:t xml:space="preserve"> and must be parsed by character position.</w:t>
+      </w:r>
+    </w:p>
+    <w:p>
+      <w:pPr>
+        <w:spacing w:after="120"/>
+        <w:jc w:val="both"/>
+      </w:pPr>
+      <w:r>
+        <w:rPr>
+          <w:b/>
+          <w:bCs/>
+        </w:rPr>
+        <w:t xml:space="preserve">(b) </w:t>
+      </w:r>
+      <w:r>
+        <w:rPr>
+          <w:b/>
+          <w:bCs/>
+        </w:rPr>
+        <w:t>How many years are contained in daily, and how does the size of the data change?</w:t>
+      </w:r>
+    </w:p>
+    <w:p>
+      <w:pPr>
+        <w:spacing w:after="120"/>
+        <w:jc w:val="both"/>
+      </w:pPr>
       <w:r>
         <w:rPr>
           <w:rFonts w:ascii="Consolas" w:eastAsia="Consolas" w:hAnsi="Consolas" w:cs="Consolas"/>
           <w:sz w:val="20"/>
           <w:szCs w:val="20"/>
         </w:rPr>
-        <w:t>spark.read.csv</w:t>
-      </w:r>
-      <w:proofErr w:type="spellEnd"/>
-      <w:r>
-        <w:t xml:space="preserve"> and must be parsed by character position.</w:t>
-      </w:r>
-    </w:p>
-    <w:p>
-      <w:pPr>
-        <w:spacing w:after="120"/>
-        <w:jc w:val="both"/>
-      </w:pPr>
-      <w:r>
-        <w:rPr>
-          <w:b/>
-          <w:bCs/>
-        </w:rPr>
-        <w:t xml:space="preserve">(b) </w:t>
-      </w:r>
-      <w:r>
-        <w:rPr>
-          <w:b/>
-          <w:bCs/>
-        </w:rPr>
-        <w:t>How many years are contained in daily, and how does the size of the data change?</w:t>
-      </w:r>
-    </w:p>
-    <w:p>
-      <w:pPr>
-        <w:spacing w:after="120"/>
-        <w:jc w:val="both"/>
-      </w:pPr>
-      <w:r>
-        <w:rPr>
-          <w:rFonts w:ascii="Consolas" w:eastAsia="Consolas" w:hAnsi="Consolas" w:cs="Consolas"/>
-          <w:sz w:val="20"/>
-          <w:szCs w:val="20"/>
-        </w:rPr>
         <w:t>daily</w:t>
       </w:r>
       <w:r>
@@ -2161,39 +1716,7 @@
         <w:t>. T</w:t>
       </w:r>
       <w:r>
-        <w:t xml:space="preserve">he eighteenth-century files are a few kilobytes, the data reaches megabytes by the </w:t>
-      </w:r>
-      <w:proofErr w:type="spellStart"/>
-      <w:r>
-        <w:t>1890s</w:t>
-      </w:r>
-      <w:proofErr w:type="spellEnd"/>
-      <w:r>
-        <w:t xml:space="preserve">, tens of megabytes by the </w:t>
-      </w:r>
-      <w:proofErr w:type="spellStart"/>
-      <w:r>
-        <w:t>1910s</w:t>
-      </w:r>
-      <w:proofErr w:type="spellEnd"/>
-      <w:r>
-        <w:t xml:space="preserve">, and roughly 150–175 MB per year through the </w:t>
-      </w:r>
-      <w:proofErr w:type="spellStart"/>
-      <w:r>
-        <w:t>2010s</w:t>
-      </w:r>
-      <w:proofErr w:type="spellEnd"/>
-      <w:r>
-        <w:t xml:space="preserve"> and </w:t>
-      </w:r>
-      <w:proofErr w:type="spellStart"/>
-      <w:r>
-        <w:t>2020s</w:t>
-      </w:r>
-      <w:proofErr w:type="spellEnd"/>
-      <w:r>
-        <w:t>. The 2026 file is smaller (≈ 82 MB) because it is a partial year.</w:t>
+        <w:t>he eighteenth-century files are a few kilobytes, the data reaches megabytes by the 1890s, tens of megabytes by the 1910s, and roughly 150–175 MB per year through the 2010s and 2020s. The 2026 file is smaller (≈ 82 MB) because it is a partial year.</w:t>
       </w:r>
     </w:p>
     <w:p>
@@ -2298,13 +1821,8 @@
         <w:jc w:val="both"/>
       </w:pPr>
       <w:r>
-        <w:t xml:space="preserve">The curve reflects growth of the observing network, not any change in climate: more stations, over more days, recording more elements. The step around 1948 marks a large expansion in contributing </w:t>
-      </w:r>
-      <w:proofErr w:type="gramStart"/>
-      <w:r>
-        <w:t>station</w:t>
-      </w:r>
-      <w:proofErr w:type="gramEnd"/>
+        <w:t>The curve reflects growth of the observing network, not any change in climate: more stations, over more days, recording more elements. The step around 1948 marks a large expansion in contributing station</w:t>
+      </w:r>
       <w:r>
         <w:t>.</w:t>
       </w:r>
@@ -2352,23 +1870,7 @@
           <w:b/>
           <w:bCs/>
         </w:rPr>
-        <w:t xml:space="preserve">What is the total size of </w:t>
-      </w:r>
-      <w:proofErr w:type="gramStart"/>
-      <w:r>
-        <w:rPr>
-          <w:b/>
-          <w:bCs/>
-        </w:rPr>
-        <w:t>all of</w:t>
-      </w:r>
-      <w:proofErr w:type="gramEnd"/>
-      <w:r>
-        <w:rPr>
-          <w:b/>
-          <w:bCs/>
-        </w:rPr>
-        <w:t xml:space="preserve"> the data, and how much of that is daily?</w:t>
+        <w:t>What is the total size of all of the data, and how much of that is daily?</w:t>
       </w:r>
     </w:p>
     <w:p>
@@ -2379,7 +1881,6 @@
       <w:r>
         <w:t xml:space="preserve">The </w:t>
       </w:r>
-      <w:proofErr w:type="spellStart"/>
       <w:r>
         <w:rPr>
           <w:rFonts w:ascii="Consolas" w:eastAsia="Consolas" w:hAnsi="Consolas" w:cs="Consolas"/>
@@ -2388,7 +1889,6 @@
         </w:rPr>
         <w:t>ghcnd</w:t>
       </w:r>
-      <w:proofErr w:type="spellEnd"/>
       <w:r>
         <w:t xml:space="preserve"> directory </w:t>
       </w:r>
@@ -2463,13 +1963,8 @@
         </w:rPr>
         <w:t xml:space="preserve"> of </w:t>
       </w:r>
-      <w:proofErr w:type="spellStart"/>
-      <w:r>
-        <w:t>ghcnd</w:t>
-      </w:r>
-      <w:proofErr w:type="spellEnd"/>
-      <w:r>
-        <w:t xml:space="preserve"> directory size</w:t>
+      <w:r>
+        <w:t>ghcnd directory size</w:t>
       </w:r>
       <w:r>
         <w:t xml:space="preserve">. </w:t>
@@ -2537,79 +2032,43 @@
       <w:r>
         <w:t xml:space="preserve">decompressed a recent year (2025) by streaming it through </w:t>
       </w:r>
-      <w:proofErr w:type="spellStart"/>
       <w:r>
         <w:rPr>
           <w:rFonts w:ascii="Consolas" w:eastAsia="Consolas" w:hAnsi="Consolas" w:cs="Consolas"/>
           <w:sz w:val="20"/>
           <w:szCs w:val="20"/>
         </w:rPr>
-        <w:t>gzip</w:t>
-      </w:r>
-      <w:proofErr w:type="spellEnd"/>
+        <w:t>gzip -dc | wc -c</w:t>
+      </w:r>
+      <w:r>
+        <w:t xml:space="preserve"> rather than materialising it. That file expands from </w:t>
+      </w:r>
+      <w:r>
+        <w:rPr>
+          <w:b/>
+          <w:bCs/>
+        </w:rPr>
+        <w:t>160,283,428 to 1,261,472,066 bytes</w:t>
+      </w:r>
+      <w:r>
+        <w:t xml:space="preserve">, a </w:t>
+      </w:r>
+      <w:r>
+        <w:rPr>
+          <w:b/>
+          <w:bCs/>
+        </w:rPr>
+        <w:t>compression ratio of 7.87×</w:t>
+      </w:r>
+      <w:r>
+        <w:t xml:space="preserve">, giving an estimated uncompressed </w:t>
+      </w:r>
       <w:r>
         <w:rPr>
           <w:rFonts w:ascii="Consolas" w:eastAsia="Consolas" w:hAnsi="Consolas" w:cs="Consolas"/>
           <w:sz w:val="20"/>
           <w:szCs w:val="20"/>
         </w:rPr>
-        <w:t xml:space="preserve"> -dc | </w:t>
-      </w:r>
-      <w:proofErr w:type="spellStart"/>
-      <w:r>
-        <w:rPr>
-          <w:rFonts w:ascii="Consolas" w:eastAsia="Consolas" w:hAnsi="Consolas" w:cs="Consolas"/>
-          <w:sz w:val="20"/>
-          <w:szCs w:val="20"/>
-        </w:rPr>
-        <w:t>wc</w:t>
-      </w:r>
-      <w:proofErr w:type="spellEnd"/>
-      <w:r>
-        <w:rPr>
-          <w:rFonts w:ascii="Consolas" w:eastAsia="Consolas" w:hAnsi="Consolas" w:cs="Consolas"/>
-          <w:sz w:val="20"/>
-          <w:szCs w:val="20"/>
-        </w:rPr>
-        <w:t xml:space="preserve"> -c</w:t>
-      </w:r>
-      <w:r>
-        <w:t xml:space="preserve"> rather than </w:t>
-      </w:r>
-      <w:proofErr w:type="spellStart"/>
-      <w:r>
-        <w:t>materialising</w:t>
-      </w:r>
-      <w:proofErr w:type="spellEnd"/>
-      <w:r>
-        <w:t xml:space="preserve"> it. That file expands from </w:t>
-      </w:r>
-      <w:r>
-        <w:rPr>
-          <w:b/>
-          <w:bCs/>
-        </w:rPr>
-        <w:t>160,283,428 to 1,261,472,066 bytes</w:t>
-      </w:r>
-      <w:r>
-        <w:t xml:space="preserve">, a </w:t>
-      </w:r>
-      <w:r>
-        <w:rPr>
-          <w:b/>
-          <w:bCs/>
-        </w:rPr>
-        <w:t>compression ratio of 7.87×</w:t>
-      </w:r>
-      <w:r>
-        <w:t xml:space="preserve">, giving an estimated uncompressed </w:t>
-      </w:r>
-      <w:r>
-        <w:rPr>
-          <w:rFonts w:ascii="Consolas" w:eastAsia="Consolas" w:hAnsi="Consolas" w:cs="Consolas"/>
-          <w:sz w:val="20"/>
-          <w:szCs w:val="20"/>
-        </w:rPr>
         <w:t>daily</w:t>
       </w:r>
       <w:r>
@@ -2632,15 +2091,7 @@
         <w:t xml:space="preserve"> because</w:t>
       </w:r>
       <w:r>
-        <w:t xml:space="preserve"> the last few decades </w:t>
-      </w:r>
-      <w:proofErr w:type="gramStart"/>
-      <w:r>
-        <w:t>dominate</w:t>
-      </w:r>
-      <w:proofErr w:type="gramEnd"/>
-      <w:r>
-        <w:t xml:space="preserve"> the total volume</w:t>
+        <w:t xml:space="preserve"> the last few decades dominate the total volume</w:t>
       </w:r>
       <w:r>
         <w:t xml:space="preserve"> of daily</w:t>
@@ -2887,21 +2338,12 @@
               </w:rPr>
               <w:t>.</w:t>
             </w:r>
-            <w:proofErr w:type="spellStart"/>
-            <w:r>
-              <w:rPr>
-                <w:sz w:val="19"/>
-                <w:szCs w:val="19"/>
-              </w:rPr>
-              <w:t>gzip</w:t>
-            </w:r>
-            <w:proofErr w:type="spellEnd"/>
-            <w:r>
-              <w:rPr>
-                <w:sz w:val="19"/>
-                <w:szCs w:val="19"/>
-              </w:rPr>
-              <w:t xml:space="preserve"> CSV</w:t>
+            <w:r>
+              <w:rPr>
+                <w:sz w:val="19"/>
+                <w:szCs w:val="19"/>
+              </w:rPr>
+              <w:t>gzip CSV</w:t>
             </w:r>
             <w:r>
               <w:rPr>
@@ -3717,15 +3159,7 @@
         <w:t>stations</w:t>
       </w:r>
       <w:r>
-        <w:t xml:space="preserve"> </w:t>
-      </w:r>
-      <w:proofErr w:type="gramStart"/>
-      <w:r>
-        <w:t>is</w:t>
-      </w:r>
-      <w:proofErr w:type="gramEnd"/>
-      <w:r>
-        <w:t xml:space="preserve"> about </w:t>
+        <w:t xml:space="preserve"> is about </w:t>
       </w:r>
       <w:r>
         <w:rPr>
@@ -3774,11 +3208,9 @@
         <w:pStyle w:val="Heading2"/>
       </w:pPr>
       <w:bookmarkStart w:id="3" w:name="_Toc239862181"/>
-      <w:proofErr w:type="spellStart"/>
       <w:r>
         <w:t>Q2</w:t>
       </w:r>
-      <w:proofErr w:type="spellEnd"/>
       <w:r>
         <w:t xml:space="preserve">: </w:t>
       </w:r>
@@ -3811,7 +3243,6 @@
       <w:r>
         <w:t xml:space="preserve">Since </w:t>
       </w:r>
-      <w:proofErr w:type="gramStart"/>
       <w:r>
         <w:t>all</w:t>
       </w:r>
@@ -3819,11 +3250,7 @@
         <w:t xml:space="preserve"> </w:t>
       </w:r>
       <w:r>
-        <w:t>of</w:t>
-      </w:r>
-      <w:proofErr w:type="gramEnd"/>
-      <w:r>
-        <w:t xml:space="preserve"> </w:t>
+        <w:t xml:space="preserve">of </w:t>
       </w:r>
       <w:r>
         <w:t>the metadata tables are fixed width</w:t>
@@ -3831,45 +3258,41 @@
       <w:r>
         <w:t xml:space="preserve">, I loaded each file with </w:t>
       </w:r>
-      <w:proofErr w:type="spellStart"/>
-      <w:proofErr w:type="gramStart"/>
       <w:r>
         <w:rPr>
           <w:rFonts w:ascii="Consolas" w:eastAsia="Consolas" w:hAnsi="Consolas" w:cs="Consolas"/>
           <w:sz w:val="20"/>
           <w:szCs w:val="20"/>
         </w:rPr>
-        <w:t>spark.read</w:t>
-      </w:r>
-      <w:proofErr w:type="gramEnd"/>
+        <w:t>spark.read.text</w:t>
+      </w:r>
       <w:r>
         <w:rPr>
           <w:rFonts w:ascii="Consolas" w:eastAsia="Consolas" w:hAnsi="Consolas" w:cs="Consolas"/>
           <w:sz w:val="20"/>
           <w:szCs w:val="20"/>
         </w:rPr>
-        <w:t>.text</w:t>
-      </w:r>
-      <w:proofErr w:type="spellEnd"/>
+        <w:t xml:space="preserve"> </w:t>
+      </w:r>
+      <w:r>
+        <w:t>function</w:t>
+      </w:r>
+      <w:r>
+        <w:t xml:space="preserve"> </w:t>
+      </w:r>
+      <w:r>
+        <w:t xml:space="preserve">and extracted fields </w:t>
+      </w:r>
+      <w:r>
+        <w:t xml:space="preserve">using </w:t>
+      </w:r>
       <w:r>
         <w:rPr>
           <w:rFonts w:ascii="Consolas" w:eastAsia="Consolas" w:hAnsi="Consolas" w:cs="Consolas"/>
           <w:sz w:val="20"/>
           <w:szCs w:val="20"/>
         </w:rPr>
-        <w:t xml:space="preserve"> </w:t>
-      </w:r>
-      <w:r>
-        <w:t>function</w:t>
-      </w:r>
-      <w:r>
-        <w:t xml:space="preserve"> </w:t>
-      </w:r>
-      <w:r>
-        <w:t xml:space="preserve">and extracted fields </w:t>
-      </w:r>
-      <w:r>
-        <w:t xml:space="preserve">using </w:t>
+        <w:t>substring</w:t>
       </w:r>
       <w:r>
         <w:rPr>
@@ -3877,7 +3300,52 @@
           <w:sz w:val="20"/>
           <w:szCs w:val="20"/>
         </w:rPr>
-        <w:t>substring</w:t>
+        <w:t xml:space="preserve"> </w:t>
+      </w:r>
+      <w:r>
+        <w:t>Spark method</w:t>
+      </w:r>
+      <w:r>
+        <w:t xml:space="preserve"> </w:t>
+      </w:r>
+      <w:r>
+        <w:t xml:space="preserve">as per the </w:t>
+      </w:r>
+      <w:r>
+        <w:t>documented character ranges</w:t>
+      </w:r>
+      <w:r>
+        <w:t xml:space="preserve"> in the assignment brief</w:t>
+      </w:r>
+      <w:r>
+        <w:t xml:space="preserve"> </w:t>
+      </w:r>
+      <w:r>
+        <w:t xml:space="preserve">and </w:t>
+      </w:r>
+      <w:r>
+        <w:t xml:space="preserve">then cast numeric columns and trimmed the text ones. </w:t>
+      </w:r>
+      <w:r>
+        <w:t>When dealing with strings</w:t>
+      </w:r>
+      <w:r>
+        <w:t xml:space="preserve">, </w:t>
+      </w:r>
+      <w:r>
+        <w:t>Whitespace matters</w:t>
+      </w:r>
+      <w:r>
+        <w:t xml:space="preserve"> i.e., </w:t>
+      </w:r>
+      <w:r>
+        <w:t xml:space="preserve">null fields in fixed-width files are </w:t>
+      </w:r>
+      <w:r>
+        <w:t>blank</w:t>
+      </w:r>
+      <w:r>
+        <w:t xml:space="preserve">, not empty strings, so </w:t>
       </w:r>
       <w:r>
         <w:rPr>
@@ -3885,81 +3353,44 @@
           <w:sz w:val="20"/>
           <w:szCs w:val="20"/>
         </w:rPr>
+        <w:t>trim</w:t>
+      </w:r>
+      <w:r>
+        <w:t xml:space="preserve"> is needed before any comparison or </w:t>
+      </w:r>
+      <w:r>
+        <w:t xml:space="preserve">a </w:t>
+      </w:r>
+      <w:r>
+        <w:t>JOIN</w:t>
+      </w:r>
+      <w:r>
+        <w:t>. O</w:t>
+      </w:r>
+      <w:r>
+        <w:t>therwise</w:t>
+      </w:r>
+      <w:r>
+        <w:t>, for instance,</w:t>
+      </w:r>
+      <w:r>
         <w:t xml:space="preserve"> </w:t>
       </w:r>
       <w:r>
-        <w:t>Spark method</w:t>
-      </w:r>
-      <w:r>
-        <w:t xml:space="preserve"> </w:t>
-      </w:r>
-      <w:r>
-        <w:t xml:space="preserve">as per the </w:t>
-      </w:r>
-      <w:r>
-        <w:t>documented character ranges</w:t>
-      </w:r>
-      <w:r>
-        <w:t xml:space="preserve"> in the assignment brief</w:t>
-      </w:r>
-      <w:r>
-        <w:t xml:space="preserve"> </w:t>
-      </w:r>
-      <w:r>
-        <w:t xml:space="preserve">and </w:t>
-      </w:r>
-      <w:r>
-        <w:t xml:space="preserve">then cast numeric columns and trimmed the text ones. </w:t>
-      </w:r>
-      <w:r>
-        <w:t>When dealing with strings</w:t>
-      </w:r>
-      <w:r>
-        <w:t xml:space="preserve">, </w:t>
-      </w:r>
-      <w:r>
-        <w:t>Whitespace matters</w:t>
-      </w:r>
-      <w:r>
-        <w:t xml:space="preserve"> i.e., </w:t>
-      </w:r>
-      <w:r>
-        <w:t xml:space="preserve">null fields in fixed-width files are </w:t>
-      </w:r>
-      <w:r>
-        <w:t>blank</w:t>
-      </w:r>
-      <w:r>
-        <w:t xml:space="preserve">, not empty strings, so </w:t>
-      </w:r>
-      <w:r>
         <w:rPr>
           <w:rFonts w:ascii="Consolas" w:eastAsia="Consolas" w:hAnsi="Consolas" w:cs="Consolas"/>
+          <w:b/>
+          <w:bCs/>
           <w:sz w:val="20"/>
           <w:szCs w:val="20"/>
         </w:rPr>
-        <w:t>trim</w:t>
-      </w:r>
-      <w:r>
-        <w:t xml:space="preserve"> is needed before any comparison or </w:t>
-      </w:r>
-      <w:r>
-        <w:t xml:space="preserve">a </w:t>
-      </w:r>
-      <w:r>
-        <w:t>JOIN</w:t>
-      </w:r>
-      <w:r>
-        <w:t>. O</w:t>
-      </w:r>
-      <w:r>
-        <w:t>therwise</w:t>
-      </w:r>
-      <w:r>
-        <w:t>, for instance,</w:t>
-      </w:r>
-      <w:r>
-        <w:t xml:space="preserve"> </w:t>
+        <w:t>"NZ "</w:t>
+      </w:r>
+      <w:r>
+        <w:t xml:space="preserve"> will not match </w:t>
+      </w:r>
+      <w:r>
+        <w:t xml:space="preserve">with </w:t>
       </w:r>
       <w:r>
         <w:rPr>
@@ -3969,22 +3400,6 @@
           <w:sz w:val="20"/>
           <w:szCs w:val="20"/>
         </w:rPr>
-        <w:t>"NZ "</w:t>
-      </w:r>
-      <w:r>
-        <w:t xml:space="preserve"> will not match </w:t>
-      </w:r>
-      <w:r>
-        <w:t xml:space="preserve">with </w:t>
-      </w:r>
-      <w:r>
-        <w:rPr>
-          <w:rFonts w:ascii="Consolas" w:eastAsia="Consolas" w:hAnsi="Consolas" w:cs="Consolas"/>
-          <w:b/>
-          <w:bCs/>
-          <w:sz w:val="20"/>
-          <w:szCs w:val="20"/>
-        </w:rPr>
         <w:t>"NZ"</w:t>
       </w:r>
       <w:r>
@@ -4008,23 +3423,7 @@
           <w:b/>
           <w:bCs/>
         </w:rPr>
-        <w:t xml:space="preserve">ows </w:t>
-      </w:r>
-      <w:proofErr w:type="gramStart"/>
-      <w:r>
-        <w:rPr>
-          <w:b/>
-          <w:bCs/>
-        </w:rPr>
-        <w:t>in</w:t>
-      </w:r>
-      <w:proofErr w:type="gramEnd"/>
-      <w:r>
-        <w:rPr>
-          <w:b/>
-          <w:bCs/>
-        </w:rPr>
-        <w:t xml:space="preserve"> each metadata table:</w:t>
+        <w:t>ows in each metadata table:</w:t>
       </w:r>
       <w:r>
         <w:t xml:space="preserve"> </w:t>
@@ -4230,18 +3629,8 @@
         </w:rPr>
         <w:t xml:space="preserve"> as </w:t>
       </w:r>
-      <w:proofErr w:type="spellStart"/>
-      <w:proofErr w:type="gramStart"/>
-      <w:r>
-        <w:t>StringType</w:t>
-      </w:r>
-      <w:proofErr w:type="spellEnd"/>
-      <w:r>
-        <w:t>(</w:t>
-      </w:r>
-      <w:proofErr w:type="gramEnd"/>
-      <w:r>
-        <w:t>)</w:t>
+      <w:r>
+        <w:t>StringType()</w:t>
       </w:r>
       <w:r>
         <w:t xml:space="preserve">, </w:t>
@@ -4273,11 +3662,9 @@
         </w:rPr>
         <w:t xml:space="preserve"> as </w:t>
       </w:r>
-      <w:proofErr w:type="spellStart"/>
       <w:r>
         <w:t>DateType</w:t>
       </w:r>
-      <w:proofErr w:type="spellEnd"/>
       <w:r>
         <w:t xml:space="preserve">, </w:t>
       </w:r>
@@ -4308,18 +3695,11 @@
         </w:rPr>
         <w:t xml:space="preserve"> as </w:t>
       </w:r>
-      <w:proofErr w:type="spellStart"/>
-      <w:proofErr w:type="gramStart"/>
       <w:r>
         <w:t>StringType</w:t>
       </w:r>
-      <w:proofErr w:type="spellEnd"/>
-      <w:r>
-        <w:t>(</w:t>
-      </w:r>
-      <w:proofErr w:type="gramEnd"/>
-      <w:r>
-        <w:t>)</w:t>
+      <w:r>
+        <w:t>()</w:t>
       </w:r>
       <w:r>
         <w:t xml:space="preserve">, </w:t>
@@ -4340,18 +3720,8 @@
         </w:rPr>
         <w:t xml:space="preserve"> as </w:t>
       </w:r>
-      <w:proofErr w:type="spellStart"/>
-      <w:proofErr w:type="gramStart"/>
-      <w:r>
-        <w:t>DoubleType</w:t>
-      </w:r>
-      <w:proofErr w:type="spellEnd"/>
-      <w:r>
-        <w:t>(</w:t>
-      </w:r>
-      <w:proofErr w:type="gramEnd"/>
-      <w:r>
-        <w:t>)</w:t>
+      <w:r>
+        <w:t>DoubleType()</w:t>
       </w:r>
       <w:r>
         <w:t xml:space="preserve">, </w:t>
@@ -4380,20 +3750,7 @@
         <w:t>QUALITY, and SOURCE) as</w:t>
       </w:r>
       <w:r>
-        <w:t xml:space="preserve"> </w:t>
-      </w:r>
-      <w:proofErr w:type="spellStart"/>
-      <w:proofErr w:type="gramStart"/>
-      <w:r>
-        <w:t>StringType</w:t>
-      </w:r>
-      <w:proofErr w:type="spellEnd"/>
-      <w:r>
-        <w:t>(</w:t>
-      </w:r>
-      <w:proofErr w:type="gramEnd"/>
-      <w:r>
-        <w:t>)</w:t>
+        <w:t xml:space="preserve"> StringType()</w:t>
       </w:r>
     </w:p>
     <w:p>
@@ -4406,7 +3763,6 @@
         <w:contextualSpacing/>
         <w:jc w:val="both"/>
       </w:pPr>
-      <w:proofErr w:type="spellStart"/>
       <w:r>
         <w:rPr>
           <w:rFonts w:ascii="Consolas" w:eastAsia="Consolas" w:hAnsi="Consolas" w:cs="Consolas"/>
@@ -4415,20 +3771,12 @@
         </w:rPr>
         <w:t>OBSERVATION_TIME</w:t>
       </w:r>
-      <w:proofErr w:type="spellEnd"/>
       <w:r>
         <w:t xml:space="preserve"> as </w:t>
       </w:r>
-      <w:proofErr w:type="spellStart"/>
-      <w:proofErr w:type="gramStart"/>
-      <w:r>
-        <w:t>StringType</w:t>
-      </w:r>
-      <w:proofErr w:type="spellEnd"/>
-      <w:r>
-        <w:t>(</w:t>
-      </w:r>
-      <w:proofErr w:type="gramEnd"/>
+      <w:r>
+        <w:t>StringType(</w:t>
+      </w:r>
       <w:r>
         <w:t>)</w:t>
       </w:r>
@@ -4485,7 +3833,6 @@
       <w:r>
         <w:t xml:space="preserve"> as </w:t>
       </w:r>
-      <w:proofErr w:type="spellStart"/>
       <w:r>
         <w:rPr>
           <w:rFonts w:ascii="Consolas" w:eastAsia="Consolas" w:hAnsi="Consolas" w:cs="Consolas"/>
@@ -4494,7 +3841,6 @@
         </w:rPr>
         <w:t>DateType</w:t>
       </w:r>
-      <w:proofErr w:type="spellEnd"/>
       <w:r>
         <w:rPr>
           <w:rFonts w:ascii="Consolas" w:eastAsia="Consolas" w:hAnsi="Consolas" w:cs="Consolas"/>
@@ -4562,7 +3908,6 @@
       <w:r>
         <w:t xml:space="preserve">not parse the compact </w:t>
       </w:r>
-      <w:proofErr w:type="spellStart"/>
       <w:r>
         <w:rPr>
           <w:rFonts w:ascii="Consolas" w:eastAsia="Consolas" w:hAnsi="Consolas" w:cs="Consolas"/>
@@ -4571,7 +3916,6 @@
         </w:rPr>
         <w:t>YYYYMMDD</w:t>
       </w:r>
-      <w:proofErr w:type="spellEnd"/>
       <w:r>
         <w:t xml:space="preserve"> form. </w:t>
       </w:r>
@@ -4637,7 +3981,6 @@
       <w:r>
         <w:t xml:space="preserve"> as </w:t>
       </w:r>
-      <w:proofErr w:type="spellStart"/>
       <w:r>
         <w:rPr>
           <w:rFonts w:ascii="Consolas" w:eastAsia="Consolas" w:hAnsi="Consolas" w:cs="Consolas"/>
@@ -4646,7 +3989,6 @@
         </w:rPr>
         <w:t>StringType</w:t>
       </w:r>
-      <w:proofErr w:type="spellEnd"/>
       <w:r>
         <w:rPr>
           <w:rFonts w:ascii="Consolas" w:eastAsia="Consolas" w:hAnsi="Consolas" w:cs="Consolas"/>
@@ -4670,41 +4012,13 @@
       <w:r>
         <w:t xml:space="preserve">date format using </w:t>
       </w:r>
-      <w:proofErr w:type="spellStart"/>
       <w:r>
         <w:rPr>
           <w:rFonts w:ascii="Consolas" w:eastAsia="Consolas" w:hAnsi="Consolas" w:cs="Consolas"/>
           <w:sz w:val="20"/>
           <w:szCs w:val="20"/>
         </w:rPr>
-        <w:t>to_date</w:t>
-      </w:r>
-      <w:proofErr w:type="spellEnd"/>
-      <w:r>
-        <w:rPr>
-          <w:rFonts w:ascii="Consolas" w:eastAsia="Consolas" w:hAnsi="Consolas" w:cs="Consolas"/>
-          <w:sz w:val="20"/>
-          <w:szCs w:val="20"/>
-        </w:rPr>
-        <w:t>(col("DATE"), "</w:t>
-      </w:r>
-      <w:proofErr w:type="spellStart"/>
-      <w:r>
-        <w:rPr>
-          <w:rFonts w:ascii="Consolas" w:eastAsia="Consolas" w:hAnsi="Consolas" w:cs="Consolas"/>
-          <w:sz w:val="20"/>
-          <w:szCs w:val="20"/>
-        </w:rPr>
-        <w:t>yyyyMMdd</w:t>
-      </w:r>
-      <w:proofErr w:type="spellEnd"/>
-      <w:r>
-        <w:rPr>
-          <w:rFonts w:ascii="Consolas" w:eastAsia="Consolas" w:hAnsi="Consolas" w:cs="Consolas"/>
-          <w:sz w:val="20"/>
-          <w:szCs w:val="20"/>
-        </w:rPr>
-        <w:t>")</w:t>
+        <w:t>to_date(col("DATE"), "yyyyMMdd")</w:t>
       </w:r>
       <w:r>
         <w:t xml:space="preserve">, stating the source format explicitly. </w:t>
@@ -4716,15 +4030,7 @@
         <w:jc w:val="both"/>
       </w:pPr>
       <w:r>
-        <w:t xml:space="preserve">The final </w:t>
-      </w:r>
-      <w:proofErr w:type="gramStart"/>
-      <w:r>
-        <w:t>schema</w:t>
-      </w:r>
-      <w:proofErr w:type="gramEnd"/>
-      <w:r>
-        <w:t xml:space="preserve"> looked as </w:t>
+        <w:t xml:space="preserve">The final schema looked as </w:t>
       </w:r>
       <w:r>
         <w:t>follows</w:t>
@@ -4766,30 +4072,12 @@
       <w:r>
         <w:t xml:space="preserve"> and the three flags as </w:t>
       </w:r>
-      <w:proofErr w:type="spellStart"/>
-      <w:proofErr w:type="gramStart"/>
-      <w:r>
-        <w:rPr>
-          <w:b/>
-          <w:bCs/>
-        </w:rPr>
-        <w:t>StringType</w:t>
-      </w:r>
-      <w:proofErr w:type="spellEnd"/>
-      <w:r>
-        <w:rPr>
-          <w:b/>
-          <w:bCs/>
-        </w:rPr>
-        <w:t>(</w:t>
-      </w:r>
-      <w:proofErr w:type="gramEnd"/>
-      <w:r>
-        <w:rPr>
-          <w:b/>
-          <w:bCs/>
-        </w:rPr>
-        <w:t>)</w:t>
+      <w:r>
+        <w:rPr>
+          <w:b/>
+          <w:bCs/>
+        </w:rPr>
+        <w:t>StringType()</w:t>
       </w:r>
       <w:r>
         <w:t xml:space="preserve">; </w:t>
@@ -4817,30 +4105,12 @@
       <w:r>
         <w:t xml:space="preserve"> as </w:t>
       </w:r>
-      <w:proofErr w:type="spellStart"/>
-      <w:proofErr w:type="gramStart"/>
-      <w:r>
-        <w:rPr>
-          <w:b/>
-          <w:bCs/>
-        </w:rPr>
-        <w:t>DoubleType</w:t>
-      </w:r>
-      <w:proofErr w:type="spellEnd"/>
-      <w:r>
-        <w:rPr>
-          <w:b/>
-          <w:bCs/>
-        </w:rPr>
-        <w:t>(</w:t>
-      </w:r>
-      <w:proofErr w:type="gramEnd"/>
-      <w:r>
-        <w:rPr>
-          <w:b/>
-          <w:bCs/>
-        </w:rPr>
-        <w:t>)</w:t>
+      <w:r>
+        <w:rPr>
+          <w:b/>
+          <w:bCs/>
+        </w:rPr>
+        <w:t>DoubleType()</w:t>
       </w:r>
       <w:r>
         <w:t xml:space="preserve">; </w:t>
@@ -4871,7 +4141,6 @@
       <w:r>
         <w:t xml:space="preserve">as </w:t>
       </w:r>
-      <w:proofErr w:type="spellStart"/>
       <w:r>
         <w:rPr>
           <w:b/>
@@ -4879,7 +4148,6 @@
         </w:rPr>
         <w:t>DateType</w:t>
       </w:r>
-      <w:proofErr w:type="spellEnd"/>
       <w:r>
         <w:t xml:space="preserve">; </w:t>
       </w:r>
@@ -4895,7 +4163,6 @@
         <w:contextualSpacing/>
         <w:jc w:val="both"/>
       </w:pPr>
-      <w:proofErr w:type="spellStart"/>
       <w:r>
         <w:rPr>
           <w:rFonts w:ascii="Consolas" w:eastAsia="Consolas" w:hAnsi="Consolas" w:cs="Consolas"/>
@@ -4904,34 +4171,15 @@
         </w:rPr>
         <w:t>OBSERVATION_TIME</w:t>
       </w:r>
-      <w:proofErr w:type="spellEnd"/>
       <w:r>
         <w:t xml:space="preserve"> kept as </w:t>
       </w:r>
-      <w:proofErr w:type="spellStart"/>
-      <w:proofErr w:type="gramStart"/>
-      <w:r>
-        <w:rPr>
-          <w:b/>
-          <w:bCs/>
-        </w:rPr>
-        <w:t>StringType</w:t>
-      </w:r>
-      <w:proofErr w:type="spellEnd"/>
-      <w:r>
-        <w:rPr>
-          <w:b/>
-          <w:bCs/>
-        </w:rPr>
-        <w:t>(</w:t>
-      </w:r>
-      <w:proofErr w:type="gramEnd"/>
-      <w:r>
-        <w:rPr>
-          <w:b/>
-          <w:bCs/>
-        </w:rPr>
-        <w:t>)</w:t>
+      <w:r>
+        <w:rPr>
+          <w:b/>
+          <w:bCs/>
+        </w:rPr>
+        <w:t>StringType()</w:t>
       </w:r>
       <w:r>
         <w:t xml:space="preserve">, </w:t>
@@ -4939,7 +4187,6 @@
       <w:r>
         <w:t xml:space="preserve">because </w:t>
       </w:r>
-      <w:proofErr w:type="spellStart"/>
       <w:r>
         <w:rPr>
           <w:rFonts w:ascii="Consolas" w:eastAsia="Consolas" w:hAnsi="Consolas" w:cs="Consolas"/>
@@ -4948,7 +4195,6 @@
         </w:rPr>
         <w:t>HHMM</w:t>
       </w:r>
-      <w:proofErr w:type="spellEnd"/>
       <w:r>
         <w:t xml:space="preserve"> clock reading </w:t>
       </w:r>
@@ -4986,23 +4232,7 @@
           <w:b/>
           <w:bCs/>
         </w:rPr>
-        <w:t xml:space="preserve">(e) Rows in </w:t>
-      </w:r>
-      <w:proofErr w:type="gramStart"/>
-      <w:r>
-        <w:rPr>
-          <w:b/>
-          <w:bCs/>
-        </w:rPr>
-        <w:t>all of</w:t>
-      </w:r>
-      <w:proofErr w:type="gramEnd"/>
-      <w:r>
-        <w:rPr>
-          <w:b/>
-          <w:bCs/>
-        </w:rPr>
-        <w:t xml:space="preserve"> `daily`, and does memory matter?</w:t>
+        <w:t>(e) Rows in all of `daily`, and does memory matter?</w:t>
       </w:r>
     </w:p>
     <w:p>
@@ -5044,15 +4274,7 @@
         <w:t>the most 2026</w:t>
       </w:r>
       <w:r>
-        <w:t xml:space="preserve"> which is the most recent year in </w:t>
-      </w:r>
-      <w:proofErr w:type="spellStart"/>
-      <w:r>
-        <w:t>ghcnd</w:t>
-      </w:r>
-      <w:proofErr w:type="spellEnd"/>
-      <w:r>
-        <w:t xml:space="preserve"> daily</w:t>
+        <w:t xml:space="preserve"> which is the most recent year in ghcnd daily</w:t>
       </w:r>
       <w:r>
         <w:t xml:space="preserve">, contains </w:t>
@@ -5077,16 +4299,11 @@
         <w:t xml:space="preserve">Counting 3.19 billion rows with 2 executors and 1 core each </w:t>
       </w:r>
       <w:r>
-        <w:t xml:space="preserve">can be </w:t>
-      </w:r>
-      <w:proofErr w:type="gramStart"/>
-      <w:r>
-        <w:t xml:space="preserve">really </w:t>
+        <w:t xml:space="preserve">can be really </w:t>
       </w:r>
       <w:r>
         <w:t>slow</w:t>
       </w:r>
-      <w:proofErr w:type="gramEnd"/>
       <w:r>
         <w:t xml:space="preserve">, </w:t>
       </w:r>
@@ -5192,58 +4409,119 @@
       <w:r>
         <w:t xml:space="preserve">, </w:t>
       </w:r>
-      <w:proofErr w:type="spellStart"/>
       <w:r>
         <w:t>groupBy</w:t>
       </w:r>
-      <w:proofErr w:type="spellEnd"/>
       <w:r>
         <w:t xml:space="preserve">) are where insufficient memory causes spilling. </w:t>
       </w:r>
       <w:r>
         <w:t xml:space="preserve">Due to this, </w:t>
       </w:r>
-      <w:proofErr w:type="gramStart"/>
       <w:r>
         <w:rPr>
           <w:rFonts w:ascii="Consolas" w:eastAsia="Consolas" w:hAnsi="Consolas" w:cs="Consolas"/>
           <w:sz w:val="20"/>
           <w:szCs w:val="20"/>
         </w:rPr>
-        <w:t>collect(</w:t>
-      </w:r>
-      <w:proofErr w:type="gramEnd"/>
+        <w:t>collect()</w:t>
+      </w:r>
+      <w:r>
+        <w:t xml:space="preserve"> or </w:t>
+      </w:r>
       <w:r>
         <w:rPr>
           <w:rFonts w:ascii="Consolas" w:eastAsia="Consolas" w:hAnsi="Consolas" w:cs="Consolas"/>
           <w:sz w:val="20"/>
           <w:szCs w:val="20"/>
         </w:rPr>
-        <w:t>)</w:t>
-      </w:r>
-      <w:r>
-        <w:t xml:space="preserve"> or </w:t>
-      </w:r>
-      <w:proofErr w:type="gramStart"/>
+        <w:t>cache()</w:t>
+      </w:r>
+      <w:r>
+        <w:t xml:space="preserve"> on </w:t>
+      </w:r>
       <w:r>
         <w:rPr>
           <w:rFonts w:ascii="Consolas" w:eastAsia="Consolas" w:hAnsi="Consolas" w:cs="Consolas"/>
           <w:sz w:val="20"/>
           <w:szCs w:val="20"/>
         </w:rPr>
-        <w:t>cache(</w:t>
-      </w:r>
-      <w:proofErr w:type="gramEnd"/>
+        <w:t>daily</w:t>
+      </w:r>
+      <w:r>
+        <w:t xml:space="preserve"> would be inappropriate</w:t>
+      </w:r>
+      <w:r>
+        <w:t xml:space="preserve"> as </w:t>
+      </w:r>
+      <w:r>
+        <w:t>both materialise the whole dataset rather than stream it.</w:t>
+      </w:r>
+    </w:p>
+    <w:p>
+      <w:pPr>
+        <w:pStyle w:val="Heading2"/>
+      </w:pPr>
+      <w:bookmarkStart w:id="4" w:name="_Toc239862182"/>
+      <w:r>
+        <w:lastRenderedPageBreak/>
+        <w:t>Q3</w:t>
+      </w:r>
+      <w:r>
+        <w:t xml:space="preserve">: </w:t>
+      </w:r>
+      <w:r>
+        <w:t>Building the enriched stations table</w:t>
+      </w:r>
+      <w:bookmarkEnd w:id="4"/>
+    </w:p>
+    <w:p>
+      <w:pPr>
+        <w:spacing w:after="120"/>
+        <w:jc w:val="both"/>
+      </w:pPr>
+      <w:r>
+        <w:rPr>
+          <w:b/>
+          <w:bCs/>
+        </w:rPr>
+        <w:t>(a).</w:t>
+      </w:r>
+      <w:r>
+        <w:t xml:space="preserve"> </w:t>
+      </w:r>
+      <w:r>
+        <w:t>I extracted the two</w:t>
+      </w:r>
+      <w:r>
+        <w:t xml:space="preserve"> </w:t>
+      </w:r>
+      <w:r>
+        <w:t xml:space="preserve">character </w:t>
+      </w:r>
+      <w:r>
+        <w:rPr>
+          <w:b/>
+          <w:bCs/>
+        </w:rPr>
+        <w:t>country code</w:t>
+      </w:r>
+      <w:r>
+        <w:t xml:space="preserve"> from the first two characters of each station ID </w:t>
+      </w:r>
+      <w:r>
+        <w:t xml:space="preserve">from </w:t>
+      </w:r>
       <w:r>
         <w:rPr>
           <w:rFonts w:ascii="Consolas" w:eastAsia="Consolas" w:hAnsi="Consolas" w:cs="Consolas"/>
           <w:sz w:val="20"/>
           <w:szCs w:val="20"/>
         </w:rPr>
-        <w:t>)</w:t>
-      </w:r>
-      <w:r>
-        <w:t xml:space="preserve"> on </w:t>
+        <w:t xml:space="preserve">stations </w:t>
+      </w:r>
+      <w:r>
+        <w:t xml:space="preserve">by the help of Spark method: </w:t>
       </w:r>
       <w:r>
         <w:rPr>
@@ -5251,146 +4529,7 @@
           <w:sz w:val="20"/>
           <w:szCs w:val="20"/>
         </w:rPr>
-        <w:t>daily</w:t>
-      </w:r>
-      <w:r>
-        <w:t xml:space="preserve"> would be inappropriate</w:t>
-      </w:r>
-      <w:r>
-        <w:t xml:space="preserve"> as </w:t>
-      </w:r>
-      <w:r>
-        <w:t xml:space="preserve">both </w:t>
-      </w:r>
-      <w:proofErr w:type="spellStart"/>
-      <w:r>
-        <w:t>materialise</w:t>
-      </w:r>
-      <w:proofErr w:type="spellEnd"/>
-      <w:r>
-        <w:t xml:space="preserve"> the whole dataset rather than stream it.</w:t>
-      </w:r>
-    </w:p>
-    <w:p>
-      <w:pPr>
-        <w:pStyle w:val="Heading2"/>
-      </w:pPr>
-      <w:bookmarkStart w:id="4" w:name="_Toc239862182"/>
-      <w:proofErr w:type="spellStart"/>
-      <w:r>
-        <w:lastRenderedPageBreak/>
-        <w:t>Q3</w:t>
-      </w:r>
-      <w:proofErr w:type="spellEnd"/>
-      <w:r>
-        <w:t xml:space="preserve">: </w:t>
-      </w:r>
-      <w:r>
-        <w:t>Building the enriched stations table</w:t>
-      </w:r>
-      <w:bookmarkEnd w:id="4"/>
-    </w:p>
-    <w:p>
-      <w:pPr>
-        <w:spacing w:after="120"/>
-        <w:jc w:val="both"/>
-      </w:pPr>
-      <w:r>
-        <w:rPr>
-          <w:b/>
-          <w:bCs/>
-        </w:rPr>
-        <w:t>(a).</w:t>
-      </w:r>
-      <w:r>
-        <w:t xml:space="preserve"> </w:t>
-      </w:r>
-      <w:r>
-        <w:t xml:space="preserve">I extracted the </w:t>
-      </w:r>
-      <w:proofErr w:type="gramStart"/>
-      <w:r>
-        <w:t>two</w:t>
-      </w:r>
-      <w:r>
-        <w:t xml:space="preserve"> </w:t>
-      </w:r>
-      <w:r>
-        <w:t>character</w:t>
-      </w:r>
-      <w:proofErr w:type="gramEnd"/>
-      <w:r>
-        <w:t xml:space="preserve"> </w:t>
-      </w:r>
-      <w:r>
-        <w:rPr>
-          <w:b/>
-          <w:bCs/>
-        </w:rPr>
-        <w:t>country code</w:t>
-      </w:r>
-      <w:r>
-        <w:t xml:space="preserve"> from the first two characters of each station ID </w:t>
-      </w:r>
-      <w:r>
-        <w:t xml:space="preserve">from </w:t>
-      </w:r>
-      <w:r>
-        <w:rPr>
-          <w:rFonts w:ascii="Consolas" w:eastAsia="Consolas" w:hAnsi="Consolas" w:cs="Consolas"/>
-          <w:sz w:val="20"/>
-          <w:szCs w:val="20"/>
-        </w:rPr>
-        <w:t xml:space="preserve">stations </w:t>
-      </w:r>
-      <w:r>
-        <w:t xml:space="preserve">by the help of Spark method: </w:t>
-      </w:r>
-      <w:proofErr w:type="spellStart"/>
-      <w:proofErr w:type="gramStart"/>
-      <w:r>
-        <w:rPr>
-          <w:rFonts w:ascii="Consolas" w:eastAsia="Consolas" w:hAnsi="Consolas" w:cs="Consolas"/>
-          <w:sz w:val="20"/>
-          <w:szCs w:val="20"/>
-        </w:rPr>
-        <w:t>withColumn</w:t>
-      </w:r>
-      <w:proofErr w:type="spellEnd"/>
-      <w:r>
-        <w:rPr>
-          <w:rFonts w:ascii="Consolas" w:eastAsia="Consolas" w:hAnsi="Consolas" w:cs="Consolas"/>
-          <w:sz w:val="20"/>
-          <w:szCs w:val="20"/>
-        </w:rPr>
-        <w:t>(</w:t>
-      </w:r>
-      <w:proofErr w:type="gramEnd"/>
-      <w:r>
-        <w:rPr>
-          <w:rFonts w:ascii="Consolas" w:eastAsia="Consolas" w:hAnsi="Consolas" w:cs="Consolas"/>
-          <w:sz w:val="20"/>
-          <w:szCs w:val="20"/>
-        </w:rPr>
-        <w:t>"</w:t>
-      </w:r>
-      <w:proofErr w:type="spellStart"/>
-      <w:r>
-        <w:rPr>
-          <w:rFonts w:ascii="Consolas" w:eastAsia="Consolas" w:hAnsi="Consolas" w:cs="Consolas"/>
-          <w:sz w:val="20"/>
-          <w:szCs w:val="20"/>
-        </w:rPr>
-        <w:t>COUNTRY_CODE</w:t>
-      </w:r>
-      <w:proofErr w:type="spellEnd"/>
-      <w:r>
-        <w:rPr>
-          <w:rFonts w:ascii="Consolas" w:eastAsia="Consolas" w:hAnsi="Consolas" w:cs="Consolas"/>
-          <w:sz w:val="20"/>
-          <w:szCs w:val="20"/>
-        </w:rPr>
-        <w:t>", substring(col("ID"), 1, 2))</w:t>
+        <w:t>withColumn("COUNTRY_CODE", substring(col("ID"), 1, 2))</w:t>
       </w:r>
       <w:r>
         <w:t xml:space="preserve">, </w:t>
@@ -5839,15 +4978,7 @@
         <w:t xml:space="preserve"> to me because </w:t>
       </w:r>
       <w:r>
-        <w:t xml:space="preserve">the </w:t>
-      </w:r>
-      <w:proofErr w:type="spellStart"/>
-      <w:r>
-        <w:t>GHCN</w:t>
-      </w:r>
-      <w:proofErr w:type="spellEnd"/>
-      <w:r>
-        <w:t xml:space="preserve"> state field is documented </w:t>
+        <w:t xml:space="preserve">the GHCN state field is documented </w:t>
       </w:r>
       <w:r>
         <w:t xml:space="preserve">for </w:t>
@@ -5903,151 +5034,67 @@
       <w:r>
         <w:t xml:space="preserve"> with </w:t>
       </w:r>
-      <w:proofErr w:type="spellStart"/>
       <w:r>
         <w:rPr>
           <w:rFonts w:ascii="Consolas" w:eastAsia="Consolas" w:hAnsi="Consolas" w:cs="Consolas"/>
           <w:sz w:val="20"/>
           <w:szCs w:val="20"/>
         </w:rPr>
-        <w:t>groupBy</w:t>
-      </w:r>
-      <w:proofErr w:type="spellEnd"/>
+        <w:t>groupBy("ID")</w:t>
+      </w:r>
+      <w:r>
+        <w:t xml:space="preserve"> with the help of </w:t>
+      </w:r>
       <w:r>
         <w:rPr>
           <w:rFonts w:ascii="Consolas" w:eastAsia="Consolas" w:hAnsi="Consolas" w:cs="Consolas"/>
           <w:sz w:val="20"/>
           <w:szCs w:val="20"/>
         </w:rPr>
-        <w:t>("ID")</w:t>
-      </w:r>
-      <w:r>
-        <w:t xml:space="preserve"> with the help of </w:t>
-      </w:r>
-      <w:proofErr w:type="spellStart"/>
+        <w:t>collect_set("ELEMENT")</w:t>
+      </w:r>
+      <w:r>
+        <w:t xml:space="preserve"> for the element set per station </w:t>
+      </w:r>
+      <w:r>
+        <w:t>and further</w:t>
+      </w:r>
+      <w:r>
+        <w:t xml:space="preserve"> used </w:t>
+      </w:r>
       <w:r>
         <w:rPr>
           <w:rFonts w:ascii="Consolas" w:eastAsia="Consolas" w:hAnsi="Consolas" w:cs="Consolas"/>
           <w:sz w:val="20"/>
           <w:szCs w:val="20"/>
         </w:rPr>
-        <w:t>collect_set</w:t>
-      </w:r>
-      <w:proofErr w:type="spellEnd"/>
+        <w:t>min(FIRSTYEAR)</w:t>
+      </w:r>
+      <w:r>
+        <w:t xml:space="preserve"> </w:t>
+      </w:r>
+      <w:r>
+        <w:t xml:space="preserve">and </w:t>
+      </w:r>
+      <w:r>
+        <w:t xml:space="preserve"> </w:t>
+      </w:r>
       <w:r>
         <w:rPr>
           <w:rFonts w:ascii="Consolas" w:eastAsia="Consolas" w:hAnsi="Consolas" w:cs="Consolas"/>
           <w:sz w:val="20"/>
           <w:szCs w:val="20"/>
         </w:rPr>
-        <w:t>("ELEMENT")</w:t>
-      </w:r>
-      <w:r>
-        <w:t xml:space="preserve"> for the element set per station </w:t>
-      </w:r>
-      <w:r>
-        <w:t>and further</w:t>
-      </w:r>
-      <w:r>
-        <w:t xml:space="preserve"> used </w:t>
-      </w:r>
-      <w:proofErr w:type="gramStart"/>
-      <w:r>
-        <w:rPr>
-          <w:rFonts w:ascii="Consolas" w:eastAsia="Consolas" w:hAnsi="Consolas" w:cs="Consolas"/>
-          <w:sz w:val="20"/>
-          <w:szCs w:val="20"/>
-        </w:rPr>
-        <w:t>min(</w:t>
-      </w:r>
-      <w:proofErr w:type="spellStart"/>
-      <w:proofErr w:type="gramEnd"/>
-      <w:r>
-        <w:rPr>
-          <w:rFonts w:ascii="Consolas" w:eastAsia="Consolas" w:hAnsi="Consolas" w:cs="Consolas"/>
-          <w:sz w:val="20"/>
-          <w:szCs w:val="20"/>
-        </w:rPr>
-        <w:t>FIRSTYEAR</w:t>
-      </w:r>
-      <w:proofErr w:type="spellEnd"/>
-      <w:r>
-        <w:rPr>
-          <w:rFonts w:ascii="Consolas" w:eastAsia="Consolas" w:hAnsi="Consolas" w:cs="Consolas"/>
-          <w:sz w:val="20"/>
-          <w:szCs w:val="20"/>
-        </w:rPr>
-        <w:t>)</w:t>
+        <w:t>max(LASTYEAR)</w:t>
       </w:r>
       <w:r>
         <w:t xml:space="preserve"> </w:t>
       </w:r>
-      <w:proofErr w:type="gramStart"/>
-      <w:r>
-        <w:t xml:space="preserve">and </w:t>
-      </w:r>
-      <w:r>
-        <w:t xml:space="preserve"> </w:t>
-      </w:r>
-      <w:r>
-        <w:rPr>
-          <w:rFonts w:ascii="Consolas" w:eastAsia="Consolas" w:hAnsi="Consolas" w:cs="Consolas"/>
-          <w:sz w:val="20"/>
-          <w:szCs w:val="20"/>
-        </w:rPr>
-        <w:t>max</w:t>
-      </w:r>
-      <w:proofErr w:type="gramEnd"/>
-      <w:r>
-        <w:rPr>
-          <w:rFonts w:ascii="Consolas" w:eastAsia="Consolas" w:hAnsi="Consolas" w:cs="Consolas"/>
-          <w:sz w:val="20"/>
-          <w:szCs w:val="20"/>
-        </w:rPr>
-        <w:t>(</w:t>
-      </w:r>
-      <w:proofErr w:type="spellStart"/>
-      <w:r>
-        <w:rPr>
-          <w:rFonts w:ascii="Consolas" w:eastAsia="Consolas" w:hAnsi="Consolas" w:cs="Consolas"/>
-          <w:sz w:val="20"/>
-          <w:szCs w:val="20"/>
-        </w:rPr>
-        <w:t>LASTYEAR</w:t>
-      </w:r>
-      <w:proofErr w:type="spellEnd"/>
-      <w:r>
-        <w:rPr>
-          <w:rFonts w:ascii="Consolas" w:eastAsia="Consolas" w:hAnsi="Consolas" w:cs="Consolas"/>
-          <w:sz w:val="20"/>
-          <w:szCs w:val="20"/>
-        </w:rPr>
-        <w:t>)</w:t>
-      </w:r>
-      <w:r>
-        <w:t xml:space="preserve"> </w:t>
-      </w:r>
       <w:r>
         <w:t>to find out the active span</w:t>
       </w:r>
       <w:r>
-        <w:t>. I later created “</w:t>
-      </w:r>
-      <w:proofErr w:type="spellStart"/>
-      <w:r>
-        <w:t>ACTIVE_2026</w:t>
-      </w:r>
-      <w:proofErr w:type="spellEnd"/>
-      <w:r>
-        <w:t xml:space="preserve">” </w:t>
-      </w:r>
-      <w:proofErr w:type="spellStart"/>
-      <w:r>
-        <w:t>BooleanType</w:t>
-      </w:r>
-      <w:proofErr w:type="spellEnd"/>
-      <w:r>
-        <w:t xml:space="preserve"> flag </w:t>
+        <w:t xml:space="preserve">. I later created “ACTIVE_2026” BooleanType flag </w:t>
       </w:r>
       <w:r>
         <w:t xml:space="preserve">for each distinct station ID and counted the active stations in 2026 with the help of that </w:t>
@@ -6083,23 +5130,7 @@
           <w:b/>
           <w:bCs/>
         </w:rPr>
-        <w:t>Active in 2026 based on `inventory` alone (</w:t>
-      </w:r>
-      <w:proofErr w:type="spellStart"/>
-      <w:r>
-        <w:rPr>
-          <w:b/>
-          <w:bCs/>
-        </w:rPr>
-        <w:t>LAST_YEAR</w:t>
-      </w:r>
-      <w:proofErr w:type="spellEnd"/>
-      <w:r>
-        <w:rPr>
-          <w:b/>
-          <w:bCs/>
-        </w:rPr>
-        <w:t xml:space="preserve"> ≥ 2026): 37,422 stations.</w:t>
+        <w:t>Active in 2026 based on `inventory` alone (LAST_YEAR ≥ 2026): 37,422 stations.</w:t>
       </w:r>
     </w:p>
     <w:p>
@@ -6185,15 +5216,7 @@
         <w:t xml:space="preserve">It is worth noting that </w:t>
       </w:r>
       <w:r>
-        <w:t xml:space="preserve">"only </w:t>
-      </w:r>
-      <w:proofErr w:type="spellStart"/>
-      <w:r>
-        <w:t>PRCP</w:t>
-      </w:r>
-      <w:proofErr w:type="spellEnd"/>
-      <w:r>
-        <w:t xml:space="preserve"> and nothing else" is a far stricter test than "reports precipitation"</w:t>
+        <w:t>"only PRCP and nothing else" is a far stricter test than "reports precipitation"</w:t>
       </w:r>
       <w:r>
         <w:t xml:space="preserve">. There are </w:t>
@@ -6383,29 +5406,7 @@
           <w:sz w:val="19"/>
           <w:szCs w:val="19"/>
         </w:rPr>
-        <w:t>Table 2. Structure of the final enriched `stations` table (`</w:t>
-      </w:r>
-      <w:proofErr w:type="spellStart"/>
-      <w:r>
-        <w:rPr>
-          <w:b/>
-          <w:bCs/>
-          <w:color w:val="404040"/>
-          <w:sz w:val="19"/>
-          <w:szCs w:val="19"/>
-        </w:rPr>
-        <w:t>stations_final</w:t>
-      </w:r>
-      <w:proofErr w:type="spellEnd"/>
-      <w:r>
-        <w:rPr>
-          <w:b/>
-          <w:bCs/>
-          <w:color w:val="404040"/>
-          <w:sz w:val="19"/>
-          <w:szCs w:val="19"/>
-        </w:rPr>
-        <w:t>`).</w:t>
+        <w:t>Table 2. Structure of the final enriched `stations` table (`stations_final`).</w:t>
       </w:r>
     </w:p>
     <w:tbl>
@@ -6577,7 +5578,6 @@
             <w:pPr>
               <w:spacing w:line="240" w:lineRule="auto"/>
             </w:pPr>
-            <w:proofErr w:type="gramStart"/>
             <w:r>
               <w:rPr>
                 <w:sz w:val="19"/>
@@ -6597,31 +5597,7 @@
                 <w:sz w:val="19"/>
                 <w:szCs w:val="19"/>
               </w:rPr>
-              <w:t>character</w:t>
-            </w:r>
-            <w:proofErr w:type="gramEnd"/>
-            <w:r>
-              <w:rPr>
-                <w:sz w:val="19"/>
-                <w:szCs w:val="19"/>
-              </w:rPr>
-              <w:t xml:space="preserve"> </w:t>
-            </w:r>
-            <w:proofErr w:type="spellStart"/>
-            <w:r>
-              <w:rPr>
-                <w:sz w:val="19"/>
-                <w:szCs w:val="19"/>
-              </w:rPr>
-              <w:t>GHCN</w:t>
-            </w:r>
-            <w:proofErr w:type="spellEnd"/>
-            <w:r>
-              <w:rPr>
-                <w:sz w:val="19"/>
-                <w:szCs w:val="19"/>
-              </w:rPr>
-              <w:t xml:space="preserve"> station identifier</w:t>
+              <w:t>character GHCN station identifier</w:t>
             </w:r>
           </w:p>
         </w:tc>
@@ -6834,17 +5810,8 @@
                 <w:sz w:val="19"/>
                 <w:szCs w:val="19"/>
               </w:rPr>
-              <w:t xml:space="preserve">Station elevation in </w:t>
-            </w:r>
-            <w:proofErr w:type="spellStart"/>
-            <w:r>
-              <w:rPr>
-                <w:sz w:val="19"/>
-                <w:szCs w:val="19"/>
-              </w:rPr>
-              <w:t>metres</w:t>
-            </w:r>
-            <w:proofErr w:type="spellEnd"/>
+              <w:t>Station elevation in metres</w:t>
+            </w:r>
           </w:p>
         </w:tc>
       </w:tr>
@@ -7005,7 +5972,6 @@
             <w:pPr>
               <w:spacing w:line="240" w:lineRule="auto"/>
             </w:pPr>
-            <w:proofErr w:type="spellStart"/>
             <w:r>
               <w:rPr>
                 <w:sz w:val="19"/>
@@ -7013,7 +5979,6 @@
               </w:rPr>
               <w:t>GSN_FLAG</w:t>
             </w:r>
-            <w:proofErr w:type="spellEnd"/>
           </w:p>
         </w:tc>
         <w:tc>
@@ -7066,23 +6031,7 @@
                 <w:sz w:val="19"/>
                 <w:szCs w:val="19"/>
               </w:rPr>
-              <w:t xml:space="preserve"> if the station is in the </w:t>
-            </w:r>
-            <w:proofErr w:type="spellStart"/>
-            <w:r>
-              <w:rPr>
-                <w:sz w:val="19"/>
-                <w:szCs w:val="19"/>
-              </w:rPr>
-              <w:t>GCOS</w:t>
-            </w:r>
-            <w:proofErr w:type="spellEnd"/>
-            <w:r>
-              <w:rPr>
-                <w:sz w:val="19"/>
-                <w:szCs w:val="19"/>
-              </w:rPr>
-              <w:t xml:space="preserve"> Surface Network</w:t>
+              <w:t xml:space="preserve"> if the station is in the GCOS Surface Network</w:t>
             </w:r>
           </w:p>
         </w:tc>
@@ -7102,7 +6051,6 @@
             <w:pPr>
               <w:spacing w:line="240" w:lineRule="auto"/>
             </w:pPr>
-            <w:proofErr w:type="spellStart"/>
             <w:r>
               <w:rPr>
                 <w:sz w:val="19"/>
@@ -7110,7 +6058,6 @@
               </w:rPr>
               <w:t>HCN_CRN_FLAG</w:t>
             </w:r>
-            <w:proofErr w:type="spellEnd"/>
           </w:p>
         </w:tc>
         <w:tc>
@@ -7150,7 +6097,6 @@
             <w:pPr>
               <w:spacing w:line="240" w:lineRule="auto"/>
             </w:pPr>
-            <w:proofErr w:type="spellStart"/>
             <w:r>
               <w:rPr>
                 <w:rFonts w:ascii="Consolas" w:eastAsia="Consolas" w:hAnsi="Consolas" w:cs="Consolas"/>
@@ -7159,7 +6105,6 @@
               </w:rPr>
               <w:t>HCN</w:t>
             </w:r>
-            <w:proofErr w:type="spellEnd"/>
             <w:r>
               <w:rPr>
                 <w:sz w:val="19"/>
@@ -7200,7 +6145,6 @@
             <w:pPr>
               <w:spacing w:line="240" w:lineRule="auto"/>
             </w:pPr>
-            <w:proofErr w:type="spellStart"/>
             <w:r>
               <w:rPr>
                 <w:sz w:val="19"/>
@@ -7208,7 +6152,6 @@
               </w:rPr>
               <w:t>WMO_ID</w:t>
             </w:r>
-            <w:proofErr w:type="spellEnd"/>
           </w:p>
         </w:tc>
         <w:tc>
@@ -7273,7 +6216,6 @@
             <w:pPr>
               <w:spacing w:line="240" w:lineRule="auto"/>
             </w:pPr>
-            <w:proofErr w:type="spellStart"/>
             <w:r>
               <w:rPr>
                 <w:sz w:val="19"/>
@@ -7281,7 +6223,6 @@
               </w:rPr>
               <w:t>COUNTRY_CODE</w:t>
             </w:r>
-            <w:proofErr w:type="spellEnd"/>
           </w:p>
         </w:tc>
         <w:tc>
@@ -7354,7 +6295,6 @@
             <w:pPr>
               <w:spacing w:line="240" w:lineRule="auto"/>
             </w:pPr>
-            <w:proofErr w:type="spellStart"/>
             <w:r>
               <w:rPr>
                 <w:sz w:val="19"/>
@@ -7362,7 +6302,6 @@
               </w:rPr>
               <w:t>COUNTRY_NAME</w:t>
             </w:r>
-            <w:proofErr w:type="spellEnd"/>
           </w:p>
         </w:tc>
         <w:tc>
@@ -7435,7 +6374,6 @@
             <w:pPr>
               <w:spacing w:line="240" w:lineRule="auto"/>
             </w:pPr>
-            <w:proofErr w:type="spellStart"/>
             <w:r>
               <w:rPr>
                 <w:sz w:val="19"/>
@@ -7443,7 +6381,6 @@
               </w:rPr>
               <w:t>STATE_NAME</w:t>
             </w:r>
-            <w:proofErr w:type="spellEnd"/>
           </w:p>
         </w:tc>
         <w:tc>
@@ -7608,7 +6545,6 @@
             <w:pPr>
               <w:spacing w:line="240" w:lineRule="auto"/>
             </w:pPr>
-            <w:proofErr w:type="spellStart"/>
             <w:r>
               <w:rPr>
                 <w:sz w:val="19"/>
@@ -7616,7 +6552,6 @@
               </w:rPr>
               <w:t>FIRST_YEAR</w:t>
             </w:r>
-            <w:proofErr w:type="spellEnd"/>
           </w:p>
         </w:tc>
         <w:tc>
@@ -7681,7 +6616,6 @@
             <w:pPr>
               <w:spacing w:line="240" w:lineRule="auto"/>
             </w:pPr>
-            <w:proofErr w:type="spellStart"/>
             <w:r>
               <w:rPr>
                 <w:sz w:val="19"/>
@@ -7689,7 +6623,6 @@
               </w:rPr>
               <w:t>LAST_YEAR</w:t>
             </w:r>
-            <w:proofErr w:type="spellEnd"/>
           </w:p>
         </w:tc>
         <w:tc>
@@ -7754,7 +6687,6 @@
             <w:pPr>
               <w:spacing w:line="240" w:lineRule="auto"/>
             </w:pPr>
-            <w:proofErr w:type="spellStart"/>
             <w:r>
               <w:rPr>
                 <w:sz w:val="19"/>
@@ -7762,7 +6694,6 @@
               </w:rPr>
               <w:t>ACTIVE_2026</w:t>
             </w:r>
-            <w:proofErr w:type="spellEnd"/>
           </w:p>
         </w:tc>
         <w:tc>
@@ -7779,7 +6710,6 @@
             <w:pPr>
               <w:spacing w:line="240" w:lineRule="auto"/>
             </w:pPr>
-            <w:proofErr w:type="spellStart"/>
             <w:r>
               <w:rPr>
                 <w:sz w:val="19"/>
@@ -7787,7 +6717,6 @@
               </w:rPr>
               <w:t>boolean</w:t>
             </w:r>
-            <w:proofErr w:type="spellEnd"/>
           </w:p>
         </w:tc>
         <w:tc>
@@ -7811,23 +6740,13 @@
               </w:rPr>
               <w:t xml:space="preserve">True when </w:t>
             </w:r>
-            <w:proofErr w:type="spellStart"/>
             <w:r>
               <w:rPr>
                 <w:rFonts w:ascii="Consolas" w:eastAsia="Consolas" w:hAnsi="Consolas" w:cs="Consolas"/>
                 <w:sz w:val="20"/>
                 <w:szCs w:val="20"/>
               </w:rPr>
-              <w:t>LAST_YEAR</w:t>
-            </w:r>
-            <w:proofErr w:type="spellEnd"/>
-            <w:r>
-              <w:rPr>
-                <w:rFonts w:ascii="Consolas" w:eastAsia="Consolas" w:hAnsi="Consolas" w:cs="Consolas"/>
-                <w:sz w:val="20"/>
-                <w:szCs w:val="20"/>
-              </w:rPr>
-              <w:t xml:space="preserve"> &gt;= 2026</w:t>
+              <w:t>LAST_YEAR &gt;= 2026</w:t>
             </w:r>
           </w:p>
         </w:tc>
@@ -7847,7 +6766,6 @@
             <w:pPr>
               <w:spacing w:line="240" w:lineRule="auto"/>
             </w:pPr>
-            <w:proofErr w:type="spellStart"/>
             <w:r>
               <w:rPr>
                 <w:sz w:val="19"/>
@@ -7855,7 +6773,6 @@
               </w:rPr>
               <w:t>CORE_ELEMENT_COUNT</w:t>
             </w:r>
-            <w:proofErr w:type="spellEnd"/>
           </w:p>
         </w:tc>
         <w:tc>
@@ -7920,7 +6837,6 @@
             <w:pPr>
               <w:spacing w:line="240" w:lineRule="auto"/>
             </w:pPr>
-            <w:proofErr w:type="spellStart"/>
             <w:r>
               <w:rPr>
                 <w:sz w:val="19"/>
@@ -7928,7 +6844,6 @@
               </w:rPr>
               <w:t>OTHER_ELEMENT_COUNT</w:t>
             </w:r>
-            <w:proofErr w:type="spellEnd"/>
           </w:p>
         </w:tc>
         <w:tc>
@@ -8024,7 +6939,6 @@
       <w:r>
         <w:t xml:space="preserve"> by </w:t>
       </w:r>
-      <w:proofErr w:type="spellStart"/>
       <w:r>
         <w:rPr>
           <w:rFonts w:ascii="Consolas" w:eastAsia="Consolas" w:hAnsi="Consolas" w:cs="Consolas"/>
@@ -8033,7 +6947,6 @@
         </w:rPr>
         <w:t>COUNTRY_CODE</w:t>
       </w:r>
-      <w:proofErr w:type="spellEnd"/>
       <w:r>
         <w:t xml:space="preserve">, after repartitioning to 3 Spark partitions. Parquet </w:t>
       </w:r>
@@ -8041,15 +6954,7 @@
         <w:t xml:space="preserve">has advantages over in this case. </w:t>
       </w:r>
       <w:r>
-        <w:t xml:space="preserve">CSV or </w:t>
-      </w:r>
-      <w:proofErr w:type="spellStart"/>
-      <w:r>
-        <w:t>CSV.gz</w:t>
-      </w:r>
-      <w:proofErr w:type="spellEnd"/>
-      <w:r>
-        <w:t xml:space="preserve"> </w:t>
+        <w:t xml:space="preserve">CSV or CSV.gz </w:t>
       </w:r>
       <w:r>
         <w:t xml:space="preserve">Firstly, </w:t>
@@ -8078,7 +6983,6 @@
       <w:r>
         <w:t xml:space="preserve"> and </w:t>
       </w:r>
-      <w:proofErr w:type="spellStart"/>
       <w:r>
         <w:rPr>
           <w:rFonts w:ascii="Consolas" w:eastAsia="Consolas" w:hAnsi="Consolas" w:cs="Consolas"/>
@@ -8087,7 +6991,6 @@
         </w:rPr>
         <w:t>COUNTRY_NAME</w:t>
       </w:r>
-      <w:proofErr w:type="spellEnd"/>
       <w:r>
         <w:t xml:space="preserve">, for instance, </w:t>
       </w:r>
@@ -8125,15 +7028,7 @@
         <w:t>ELEMENTS</w:t>
       </w:r>
       <w:r>
-        <w:t xml:space="preserve"> array survive a write/read cycle, which CSV cannot do without </w:t>
-      </w:r>
-      <w:proofErr w:type="spellStart"/>
-      <w:r>
-        <w:t>serialising</w:t>
-      </w:r>
-      <w:proofErr w:type="spellEnd"/>
-      <w:r>
-        <w:t xml:space="preserve"> </w:t>
+        <w:t xml:space="preserve"> array survive a write/read cycle, which CSV cannot do without serialising </w:t>
       </w:r>
       <w:r>
         <w:lastRenderedPageBreak/>
@@ -8156,30 +7051,16 @@
           <w:b/>
           <w:bCs/>
         </w:rPr>
-        <w:t xml:space="preserve">compressed and </w:t>
-      </w:r>
-      <w:proofErr w:type="spellStart"/>
-      <w:r>
-        <w:rPr>
-          <w:b/>
-          <w:bCs/>
-        </w:rPr>
-        <w:t>splittable</w:t>
-      </w:r>
-      <w:proofErr w:type="spellEnd"/>
+        <w:t>compressed and splittable</w:t>
+      </w:r>
       <w:r>
         <w:t xml:space="preserve">, unlike </w:t>
       </w:r>
       <w:r>
         <w:t xml:space="preserve">in case of </w:t>
       </w:r>
-      <w:proofErr w:type="spellStart"/>
-      <w:r>
-        <w:t>gzip</w:t>
-      </w:r>
-      <w:proofErr w:type="spellEnd"/>
-      <w:r>
-        <w:t xml:space="preserve"> CSV. </w:t>
+      <w:r>
+        <w:t xml:space="preserve">gzip CSV. </w:t>
       </w:r>
     </w:p>
     <w:p>
@@ -8191,17 +7072,11 @@
         <w:t xml:space="preserve">I deliberately </w:t>
       </w:r>
       <w:r>
-        <w:t xml:space="preserve">did </w:t>
-      </w:r>
-      <w:proofErr w:type="spellStart"/>
-      <w:r>
-        <w:t>patitioning</w:t>
-      </w:r>
-      <w:proofErr w:type="spellEnd"/>
+        <w:t>did patitioning</w:t>
+      </w:r>
       <w:r>
         <w:t xml:space="preserve"> by </w:t>
       </w:r>
-      <w:proofErr w:type="spellStart"/>
       <w:r>
         <w:rPr>
           <w:rFonts w:ascii="Consolas" w:eastAsia="Consolas" w:hAnsi="Consolas" w:cs="Consolas"/>
@@ -8210,7 +7085,6 @@
         </w:rPr>
         <w:t>COUNTRY_CODE</w:t>
       </w:r>
-      <w:proofErr w:type="spellEnd"/>
       <w:r>
         <w:t xml:space="preserve"> </w:t>
       </w:r>
@@ -8325,24 +7199,14 @@
         <w:pStyle w:val="Heading2"/>
       </w:pPr>
       <w:bookmarkStart w:id="5" w:name="_Toc239862183"/>
-      <w:proofErr w:type="spellStart"/>
       <w:r>
         <w:t>Q4</w:t>
       </w:r>
-      <w:proofErr w:type="spellEnd"/>
       <w:r>
         <w:t xml:space="preserve">: </w:t>
       </w:r>
       <w:r>
-        <w:t xml:space="preserve">Checking for missing </w:t>
-      </w:r>
-      <w:proofErr w:type="gramStart"/>
-      <w:r>
-        <w:t>stations in</w:t>
-      </w:r>
-      <w:proofErr w:type="gramEnd"/>
-      <w:r>
-        <w:t xml:space="preserve"> </w:t>
+        <w:t xml:space="preserve">Checking for missing stations in </w:t>
       </w:r>
       <w:r>
         <w:rPr>
@@ -8364,23 +7228,7 @@
           <w:b/>
           <w:bCs/>
         </w:rPr>
-        <w:t xml:space="preserve">(a) How expensive would a full </w:t>
-      </w:r>
-      <w:proofErr w:type="gramStart"/>
-      <w:r>
-        <w:rPr>
-          <w:b/>
-          <w:bCs/>
-        </w:rPr>
-        <w:t>join</w:t>
-      </w:r>
-      <w:proofErr w:type="gramEnd"/>
-      <w:r>
-        <w:rPr>
-          <w:b/>
-          <w:bCs/>
-        </w:rPr>
-        <w:t xml:space="preserve"> be, and is there a better way?</w:t>
+        <w:t>(a) How expensive would a full join be, and is there a better way?</w:t>
       </w:r>
       <w:r>
         <w:t xml:space="preserve"> </w:t>
@@ -8392,15 +7240,7 @@
         <w:jc w:val="both"/>
       </w:pPr>
       <w:r>
-        <w:t xml:space="preserve">Joining </w:t>
-      </w:r>
-      <w:proofErr w:type="gramStart"/>
-      <w:r>
-        <w:t>all of</w:t>
-      </w:r>
-      <w:proofErr w:type="gramEnd"/>
-      <w:r>
-        <w:t xml:space="preserve"> </w:t>
+        <w:t xml:space="preserve">Joining all of </w:t>
       </w:r>
       <w:r>
         <w:rPr>
@@ -8428,16 +7268,11 @@
         <w:t xml:space="preserve">. This would have produced </w:t>
       </w:r>
       <w:r>
-        <w:t xml:space="preserve">enormous network I/O that would very likely </w:t>
-      </w:r>
-      <w:proofErr w:type="gramStart"/>
-      <w:r>
-        <w:t>spill</w:t>
+        <w:t>enormous network I/O that would very likely spill</w:t>
       </w:r>
       <w:r>
         <w:t>ed</w:t>
       </w:r>
-      <w:proofErr w:type="gramEnd"/>
       <w:r>
         <w:t xml:space="preserve"> </w:t>
       </w:r>
@@ -8447,7 +7282,6 @@
       <w:r>
         <w:t xml:space="preserve">. The physical plan for the naive approach confirmed this, showing a </w:t>
       </w:r>
-      <w:proofErr w:type="spellStart"/>
       <w:r>
         <w:rPr>
           <w:b/>
@@ -8455,7 +7289,6 @@
         </w:rPr>
         <w:t>SortMergeJoin</w:t>
       </w:r>
-      <w:proofErr w:type="spellEnd"/>
       <w:r>
         <w:t xml:space="preserve"> with a full hash-partitioning exchange on both sides.</w:t>
       </w:r>
@@ -8588,47 +7421,13 @@
       <w:r>
         <w:t xml:space="preserve"> against it. The plan confirmed a </w:t>
       </w:r>
-      <w:proofErr w:type="spellStart"/>
-      <w:r>
-        <w:rPr>
-          <w:b/>
-          <w:bCs/>
-        </w:rPr>
-        <w:t>BroadcastHashJoin</w:t>
-      </w:r>
-      <w:proofErr w:type="spellEnd"/>
-      <w:r>
-        <w:rPr>
-          <w:b/>
-          <w:bCs/>
-        </w:rPr>
-        <w:t xml:space="preserve"> … </w:t>
-      </w:r>
-      <w:proofErr w:type="spellStart"/>
-      <w:r>
-        <w:rPr>
-          <w:b/>
-          <w:bCs/>
-        </w:rPr>
-        <w:t>LeftSemi</w:t>
-      </w:r>
-      <w:proofErr w:type="spellEnd"/>
-      <w:r>
-        <w:rPr>
-          <w:b/>
-          <w:bCs/>
-        </w:rPr>
-        <w:t xml:space="preserve">, </w:t>
-      </w:r>
-      <w:proofErr w:type="spellStart"/>
-      <w:r>
-        <w:rPr>
-          <w:b/>
-          <w:bCs/>
-        </w:rPr>
-        <w:t>BuildRight</w:t>
-      </w:r>
-      <w:proofErr w:type="spellEnd"/>
+      <w:r>
+        <w:rPr>
+          <w:b/>
+          <w:bCs/>
+        </w:rPr>
+        <w:t>BroadcastHashJoin … LeftSemi, BuildRight</w:t>
+      </w:r>
       <w:r>
         <w:t>: the small table is broadcast and the 3.19-billion-row side streams past it with no shuffle. When one side of a join is small, broadcasting converts an expensive shuffle join into a local hash lookup. Projecting to one column first matters independently</w:t>
       </w:r>
@@ -8734,15 +7533,7 @@
         <w:t>inventory</w:t>
       </w:r>
       <w:r>
-        <w:t xml:space="preserve"> record (</w:t>
-      </w:r>
-      <w:proofErr w:type="spellStart"/>
-      <w:r>
-        <w:t>Q3</w:t>
-      </w:r>
-      <w:proofErr w:type="spellEnd"/>
-      <w:r>
-        <w:t xml:space="preserve">), </w:t>
+        <w:t xml:space="preserve"> record (Q3), </w:t>
       </w:r>
       <w:r>
         <w:rPr>
@@ -8762,15 +7553,7 @@
         <w:t>daily</w:t>
       </w:r>
       <w:r>
-        <w:t xml:space="preserve"> (</w:t>
-      </w:r>
-      <w:proofErr w:type="spellStart"/>
-      <w:r>
-        <w:t>Q4</w:t>
-      </w:r>
-      <w:proofErr w:type="spellEnd"/>
-      <w:r>
-        <w:t xml:space="preserve">), and </w:t>
+        <w:t xml:space="preserve"> (Q4), and </w:t>
       </w:r>
       <w:r>
         <w:rPr>
@@ -8812,11 +7595,9 @@
         <w:pStyle w:val="Heading2"/>
       </w:pPr>
       <w:bookmarkStart w:id="7" w:name="_Toc239862185"/>
-      <w:proofErr w:type="spellStart"/>
       <w:r>
         <w:t>Q1</w:t>
       </w:r>
-      <w:proofErr w:type="spellEnd"/>
       <w:r>
         <w:t xml:space="preserve">: </w:t>
       </w:r>
@@ -8836,22 +7617,12 @@
         <w:spacing w:after="120"/>
         <w:jc w:val="both"/>
       </w:pPr>
-      <w:proofErr w:type="gramStart"/>
-      <w:r>
-        <w:t>All of</w:t>
-      </w:r>
-      <w:proofErr w:type="gramEnd"/>
-      <w:r>
-        <w:t xml:space="preserve"> the below counts are read from the enriched stations table stored in the HDFS in parquet format and reloaded successfully</w:t>
-      </w:r>
-      <w:proofErr w:type="gramStart"/>
-      <w:r>
-        <w:t xml:space="preserve">. </w:t>
+      <w:r>
+        <w:t xml:space="preserve">All of the below counts are read from the enriched stations table stored in the HDFS in parquet format and reloaded successfully. </w:t>
       </w:r>
       <w:r>
         <w:t>.</w:t>
       </w:r>
-      <w:proofErr w:type="gramEnd"/>
     </w:p>
     <w:p>
       <w:pPr>
@@ -9140,46 +7911,336 @@
             <w:pPr>
               <w:spacing w:line="240" w:lineRule="auto"/>
             </w:pPr>
-            <w:proofErr w:type="spellStart"/>
-            <w:r>
-              <w:rPr>
-                <w:sz w:val="19"/>
-                <w:szCs w:val="19"/>
-              </w:rPr>
-              <w:t>GCOS</w:t>
-            </w:r>
-            <w:proofErr w:type="spellEnd"/>
-            <w:r>
-              <w:rPr>
-                <w:sz w:val="19"/>
-                <w:szCs w:val="19"/>
-              </w:rPr>
-              <w:t xml:space="preserve"> Surface Network (</w:t>
-            </w:r>
-            <w:proofErr w:type="spellStart"/>
+            <w:r>
+              <w:rPr>
+                <w:sz w:val="19"/>
+                <w:szCs w:val="19"/>
+              </w:rPr>
+              <w:t>GCOS Surface Network (</w:t>
+            </w:r>
             <w:r>
               <w:rPr>
                 <w:rFonts w:ascii="Consolas" w:eastAsia="Consolas" w:hAnsi="Consolas" w:cs="Consolas"/>
                 <w:sz w:val="20"/>
                 <w:szCs w:val="20"/>
               </w:rPr>
-              <w:t>GSN_FLAG</w:t>
-            </w:r>
-            <w:proofErr w:type="spellEnd"/>
+              <w:t>GSN_FLAG = 'GSN'</w:t>
+            </w:r>
+            <w:r>
+              <w:rPr>
+                <w:sz w:val="19"/>
+                <w:szCs w:val="19"/>
+              </w:rPr>
+              <w:t>)</w:t>
+            </w:r>
+          </w:p>
+        </w:tc>
+      </w:tr>
+      <w:tr>
+        <w:tc>
+          <w:tcPr>
+            <w:tcW w:w="3634" w:type="dxa"/>
+            <w:tcMar>
+              <w:top w:w="40" w:type="dxa"/>
+              <w:left w:w="90" w:type="dxa"/>
+              <w:bottom w:w="40" w:type="dxa"/>
+              <w:right w:w="90" w:type="dxa"/>
+            </w:tcMar>
+          </w:tcPr>
+          <w:p>
+            <w:pPr>
+              <w:spacing w:line="240" w:lineRule="auto"/>
+            </w:pPr>
+            <w:r>
+              <w:rPr>
+                <w:sz w:val="19"/>
+                <w:szCs w:val="19"/>
+              </w:rPr>
+              <w:t>HCN</w:t>
+            </w:r>
+          </w:p>
+        </w:tc>
+        <w:tc>
+          <w:tcPr>
+            <w:tcW w:w="1211" w:type="dxa"/>
+            <w:tcMar>
+              <w:top w:w="40" w:type="dxa"/>
+              <w:left w:w="90" w:type="dxa"/>
+              <w:bottom w:w="40" w:type="dxa"/>
+              <w:right w:w="90" w:type="dxa"/>
+            </w:tcMar>
+          </w:tcPr>
+          <w:p>
+            <w:pPr>
+              <w:spacing w:line="240" w:lineRule="auto"/>
+            </w:pPr>
+            <w:r>
+              <w:rPr>
+                <w:b/>
+                <w:bCs/>
+                <w:sz w:val="19"/>
+                <w:szCs w:val="19"/>
+              </w:rPr>
+              <w:t>1,218</w:t>
+            </w:r>
+          </w:p>
+        </w:tc>
+        <w:tc>
+          <w:tcPr>
+            <w:tcW w:w="4515" w:type="dxa"/>
+            <w:tcMar>
+              <w:top w:w="40" w:type="dxa"/>
+              <w:left w:w="90" w:type="dxa"/>
+              <w:bottom w:w="40" w:type="dxa"/>
+              <w:right w:w="90" w:type="dxa"/>
+            </w:tcMar>
+          </w:tcPr>
+          <w:p>
+            <w:pPr>
+              <w:spacing w:line="240" w:lineRule="auto"/>
+            </w:pPr>
+            <w:r>
+              <w:rPr>
+                <w:sz w:val="19"/>
+                <w:szCs w:val="19"/>
+              </w:rPr>
+              <w:t>US Historical Climatology Network</w:t>
+            </w:r>
+          </w:p>
+        </w:tc>
+      </w:tr>
+      <w:tr>
+        <w:tc>
+          <w:tcPr>
+            <w:tcW w:w="3634" w:type="dxa"/>
+            <w:tcMar>
+              <w:top w:w="40" w:type="dxa"/>
+              <w:left w:w="90" w:type="dxa"/>
+              <w:bottom w:w="40" w:type="dxa"/>
+              <w:right w:w="90" w:type="dxa"/>
+            </w:tcMar>
+          </w:tcPr>
+          <w:p>
+            <w:pPr>
+              <w:spacing w:line="240" w:lineRule="auto"/>
+            </w:pPr>
+            <w:r>
+              <w:rPr>
+                <w:sz w:val="19"/>
+                <w:szCs w:val="19"/>
+              </w:rPr>
+              <w:t>CRN</w:t>
+            </w:r>
+          </w:p>
+        </w:tc>
+        <w:tc>
+          <w:tcPr>
+            <w:tcW w:w="1211" w:type="dxa"/>
+            <w:tcMar>
+              <w:top w:w="40" w:type="dxa"/>
+              <w:left w:w="90" w:type="dxa"/>
+              <w:bottom w:w="40" w:type="dxa"/>
+              <w:right w:w="90" w:type="dxa"/>
+            </w:tcMar>
+          </w:tcPr>
+          <w:p>
+            <w:pPr>
+              <w:spacing w:line="240" w:lineRule="auto"/>
+            </w:pPr>
+            <w:r>
+              <w:rPr>
+                <w:b/>
+                <w:bCs/>
+                <w:sz w:val="19"/>
+                <w:szCs w:val="19"/>
+              </w:rPr>
+              <w:t>234</w:t>
+            </w:r>
+          </w:p>
+        </w:tc>
+        <w:tc>
+          <w:tcPr>
+            <w:tcW w:w="4515" w:type="dxa"/>
+            <w:tcMar>
+              <w:top w:w="40" w:type="dxa"/>
+              <w:left w:w="90" w:type="dxa"/>
+              <w:bottom w:w="40" w:type="dxa"/>
+              <w:right w:w="90" w:type="dxa"/>
+            </w:tcMar>
+          </w:tcPr>
+          <w:p>
+            <w:pPr>
+              <w:spacing w:line="240" w:lineRule="auto"/>
+            </w:pPr>
+            <w:r>
+              <w:rPr>
+                <w:sz w:val="19"/>
+                <w:szCs w:val="19"/>
+              </w:rPr>
+              <w:t>US Climate Reference Network</w:t>
+            </w:r>
+          </w:p>
+        </w:tc>
+      </w:tr>
+      <w:tr>
+        <w:tc>
+          <w:tcPr>
+            <w:tcW w:w="3634" w:type="dxa"/>
+            <w:tcMar>
+              <w:top w:w="40" w:type="dxa"/>
+              <w:left w:w="90" w:type="dxa"/>
+              <w:bottom w:w="40" w:type="dxa"/>
+              <w:right w:w="90" w:type="dxa"/>
+            </w:tcMar>
+          </w:tcPr>
+          <w:p>
+            <w:pPr>
+              <w:spacing w:line="240" w:lineRule="auto"/>
+            </w:pPr>
+            <w:r>
+              <w:rPr>
+                <w:sz w:val="19"/>
+                <w:szCs w:val="19"/>
+              </w:rPr>
+              <w:t>In more than one network</w:t>
+            </w:r>
+          </w:p>
+        </w:tc>
+        <w:tc>
+          <w:tcPr>
+            <w:tcW w:w="1211" w:type="dxa"/>
+            <w:tcMar>
+              <w:top w:w="40" w:type="dxa"/>
+              <w:left w:w="90" w:type="dxa"/>
+              <w:bottom w:w="40" w:type="dxa"/>
+              <w:right w:w="90" w:type="dxa"/>
+            </w:tcMar>
+          </w:tcPr>
+          <w:p>
+            <w:pPr>
+              <w:spacing w:line="240" w:lineRule="auto"/>
+            </w:pPr>
+            <w:r>
+              <w:rPr>
+                <w:b/>
+                <w:bCs/>
+                <w:sz w:val="19"/>
+                <w:szCs w:val="19"/>
+              </w:rPr>
+              <w:t>15</w:t>
+            </w:r>
+          </w:p>
+        </w:tc>
+        <w:tc>
+          <w:tcPr>
+            <w:tcW w:w="4515" w:type="dxa"/>
+            <w:tcMar>
+              <w:top w:w="40" w:type="dxa"/>
+              <w:left w:w="90" w:type="dxa"/>
+              <w:bottom w:w="40" w:type="dxa"/>
+              <w:right w:w="90" w:type="dxa"/>
+            </w:tcMar>
+          </w:tcPr>
+          <w:p>
+            <w:pPr>
+              <w:spacing w:line="240" w:lineRule="auto"/>
+            </w:pPr>
+            <w:r>
+              <w:rPr>
+                <w:sz w:val="19"/>
+                <w:szCs w:val="19"/>
+              </w:rPr>
+              <w:t xml:space="preserve">GSN </w:t>
+            </w:r>
+            <w:r>
+              <w:rPr>
+                <w:i/>
+                <w:iCs/>
+                <w:sz w:val="19"/>
+                <w:szCs w:val="19"/>
+              </w:rPr>
+              <w:t>and</w:t>
+            </w:r>
+            <w:r>
+              <w:rPr>
+                <w:sz w:val="19"/>
+                <w:szCs w:val="19"/>
+              </w:rPr>
+              <w:t xml:space="preserve"> (HCN or CRN)</w:t>
+            </w:r>
+          </w:p>
+        </w:tc>
+      </w:tr>
+      <w:tr>
+        <w:tc>
+          <w:tcPr>
+            <w:tcW w:w="3634" w:type="dxa"/>
+            <w:tcMar>
+              <w:top w:w="40" w:type="dxa"/>
+              <w:left w:w="90" w:type="dxa"/>
+              <w:bottom w:w="40" w:type="dxa"/>
+              <w:right w:w="90" w:type="dxa"/>
+            </w:tcMar>
+          </w:tcPr>
+          <w:p>
+            <w:pPr>
+              <w:spacing w:line="240" w:lineRule="auto"/>
+            </w:pPr>
+            <w:r>
+              <w:rPr>
+                <w:sz w:val="19"/>
+                <w:szCs w:val="19"/>
+              </w:rPr>
+              <w:t>Southern Hemisphere</w:t>
+            </w:r>
+          </w:p>
+        </w:tc>
+        <w:tc>
+          <w:tcPr>
+            <w:tcW w:w="1211" w:type="dxa"/>
+            <w:tcMar>
+              <w:top w:w="40" w:type="dxa"/>
+              <w:left w:w="90" w:type="dxa"/>
+              <w:bottom w:w="40" w:type="dxa"/>
+              <w:right w:w="90" w:type="dxa"/>
+            </w:tcMar>
+          </w:tcPr>
+          <w:p>
+            <w:pPr>
+              <w:spacing w:line="240" w:lineRule="auto"/>
+            </w:pPr>
+            <w:r>
+              <w:rPr>
+                <w:b/>
+                <w:bCs/>
+                <w:sz w:val="19"/>
+                <w:szCs w:val="19"/>
+              </w:rPr>
+              <w:t>25,357</w:t>
+            </w:r>
+          </w:p>
+        </w:tc>
+        <w:tc>
+          <w:tcPr>
+            <w:tcW w:w="4515" w:type="dxa"/>
+            <w:tcMar>
+              <w:top w:w="40" w:type="dxa"/>
+              <w:left w:w="90" w:type="dxa"/>
+              <w:bottom w:w="40" w:type="dxa"/>
+              <w:right w:w="90" w:type="dxa"/>
+            </w:tcMar>
+          </w:tcPr>
+          <w:p>
+            <w:pPr>
+              <w:spacing w:line="240" w:lineRule="auto"/>
+            </w:pPr>
             <w:r>
               <w:rPr>
                 <w:rFonts w:ascii="Consolas" w:eastAsia="Consolas" w:hAnsi="Consolas" w:cs="Consolas"/>
                 <w:sz w:val="20"/>
                 <w:szCs w:val="20"/>
               </w:rPr>
-              <w:t xml:space="preserve"> = 'GSN'</w:t>
-            </w:r>
-            <w:r>
-              <w:rPr>
-                <w:sz w:val="19"/>
-                <w:szCs w:val="19"/>
-              </w:rPr>
-              <w:t>)</w:t>
+              <w:t>LATITUDE &lt; 0</w:t>
             </w:r>
           </w:p>
         </w:tc>
@@ -9199,15 +8260,13 @@
             <w:pPr>
               <w:spacing w:line="240" w:lineRule="auto"/>
             </w:pPr>
-            <w:proofErr w:type="spellStart"/>
-            <w:r>
-              <w:rPr>
-                <w:sz w:val="19"/>
-                <w:szCs w:val="19"/>
-              </w:rPr>
-              <w:t>HCN</w:t>
-            </w:r>
-            <w:proofErr w:type="spellEnd"/>
+            <w:r>
+              <w:rPr>
+                <w:sz w:val="19"/>
+                <w:szCs w:val="19"/>
+              </w:rPr>
+              <w:t>US territories, excluding the USA</w:t>
+            </w:r>
           </w:p>
         </w:tc>
         <w:tc>
@@ -9231,7 +8290,7 @@
                 <w:sz w:val="19"/>
                 <w:szCs w:val="19"/>
               </w:rPr>
-              <w:t>1,218</w:t>
+              <w:t>442</w:t>
             </w:r>
           </w:p>
         </w:tc>
@@ -9254,259 +8313,15 @@
                 <w:sz w:val="19"/>
                 <w:szCs w:val="19"/>
               </w:rPr>
-              <w:t>US Historical Climatology Network</w:t>
-            </w:r>
-          </w:p>
-        </w:tc>
-      </w:tr>
-      <w:tr>
-        <w:tc>
-          <w:tcPr>
-            <w:tcW w:w="3634" w:type="dxa"/>
-            <w:tcMar>
-              <w:top w:w="40" w:type="dxa"/>
-              <w:left w:w="90" w:type="dxa"/>
-              <w:bottom w:w="40" w:type="dxa"/>
-              <w:right w:w="90" w:type="dxa"/>
-            </w:tcMar>
-          </w:tcPr>
-          <w:p>
-            <w:pPr>
-              <w:spacing w:line="240" w:lineRule="auto"/>
-            </w:pPr>
-            <w:r>
-              <w:rPr>
-                <w:sz w:val="19"/>
-                <w:szCs w:val="19"/>
-              </w:rPr>
-              <w:t>CRN</w:t>
-            </w:r>
-          </w:p>
-        </w:tc>
-        <w:tc>
-          <w:tcPr>
-            <w:tcW w:w="1211" w:type="dxa"/>
-            <w:tcMar>
-              <w:top w:w="40" w:type="dxa"/>
-              <w:left w:w="90" w:type="dxa"/>
-              <w:bottom w:w="40" w:type="dxa"/>
-              <w:right w:w="90" w:type="dxa"/>
-            </w:tcMar>
-          </w:tcPr>
-          <w:p>
-            <w:pPr>
-              <w:spacing w:line="240" w:lineRule="auto"/>
-            </w:pPr>
-            <w:r>
-              <w:rPr>
-                <w:b/>
-                <w:bCs/>
-                <w:sz w:val="19"/>
-                <w:szCs w:val="19"/>
-              </w:rPr>
-              <w:t>234</w:t>
-            </w:r>
-          </w:p>
-        </w:tc>
-        <w:tc>
-          <w:tcPr>
-            <w:tcW w:w="4515" w:type="dxa"/>
-            <w:tcMar>
-              <w:top w:w="40" w:type="dxa"/>
-              <w:left w:w="90" w:type="dxa"/>
-              <w:bottom w:w="40" w:type="dxa"/>
-              <w:right w:w="90" w:type="dxa"/>
-            </w:tcMar>
-          </w:tcPr>
-          <w:p>
-            <w:pPr>
-              <w:spacing w:line="240" w:lineRule="auto"/>
-            </w:pPr>
-            <w:r>
-              <w:rPr>
-                <w:sz w:val="19"/>
-                <w:szCs w:val="19"/>
-              </w:rPr>
-              <w:t>US Climate Reference Network</w:t>
-            </w:r>
-          </w:p>
-        </w:tc>
-      </w:tr>
-      <w:tr>
-        <w:tc>
-          <w:tcPr>
-            <w:tcW w:w="3634" w:type="dxa"/>
-            <w:tcMar>
-              <w:top w:w="40" w:type="dxa"/>
-              <w:left w:w="90" w:type="dxa"/>
-              <w:bottom w:w="40" w:type="dxa"/>
-              <w:right w:w="90" w:type="dxa"/>
-            </w:tcMar>
-          </w:tcPr>
-          <w:p>
-            <w:pPr>
-              <w:spacing w:line="240" w:lineRule="auto"/>
-            </w:pPr>
-            <w:r>
-              <w:rPr>
-                <w:sz w:val="19"/>
-                <w:szCs w:val="19"/>
-              </w:rPr>
-              <w:t>In more than one network</w:t>
-            </w:r>
-          </w:p>
-        </w:tc>
-        <w:tc>
-          <w:tcPr>
-            <w:tcW w:w="1211" w:type="dxa"/>
-            <w:tcMar>
-              <w:top w:w="40" w:type="dxa"/>
-              <w:left w:w="90" w:type="dxa"/>
-              <w:bottom w:w="40" w:type="dxa"/>
-              <w:right w:w="90" w:type="dxa"/>
-            </w:tcMar>
-          </w:tcPr>
-          <w:p>
-            <w:pPr>
-              <w:spacing w:line="240" w:lineRule="auto"/>
-            </w:pPr>
-            <w:r>
-              <w:rPr>
-                <w:b/>
-                <w:bCs/>
-                <w:sz w:val="19"/>
-                <w:szCs w:val="19"/>
-              </w:rPr>
-              <w:t>15</w:t>
-            </w:r>
-          </w:p>
-        </w:tc>
-        <w:tc>
-          <w:tcPr>
-            <w:tcW w:w="4515" w:type="dxa"/>
-            <w:tcMar>
-              <w:top w:w="40" w:type="dxa"/>
-              <w:left w:w="90" w:type="dxa"/>
-              <w:bottom w:w="40" w:type="dxa"/>
-              <w:right w:w="90" w:type="dxa"/>
-            </w:tcMar>
-          </w:tcPr>
-          <w:p>
-            <w:pPr>
-              <w:spacing w:line="240" w:lineRule="auto"/>
-            </w:pPr>
-            <w:r>
-              <w:rPr>
-                <w:sz w:val="19"/>
-                <w:szCs w:val="19"/>
-              </w:rPr>
-              <w:t xml:space="preserve">GSN </w:t>
-            </w:r>
-            <w:r>
-              <w:rPr>
-                <w:i/>
-                <w:iCs/>
-                <w:sz w:val="19"/>
-                <w:szCs w:val="19"/>
-              </w:rPr>
-              <w:t>and</w:t>
-            </w:r>
-            <w:r>
-              <w:rPr>
-                <w:sz w:val="19"/>
-                <w:szCs w:val="19"/>
-              </w:rPr>
-              <w:t xml:space="preserve"> (</w:t>
-            </w:r>
-            <w:proofErr w:type="spellStart"/>
-            <w:r>
-              <w:rPr>
-                <w:sz w:val="19"/>
-                <w:szCs w:val="19"/>
-              </w:rPr>
-              <w:t>HCN</w:t>
-            </w:r>
-            <w:proofErr w:type="spellEnd"/>
-            <w:r>
-              <w:rPr>
-                <w:sz w:val="19"/>
-                <w:szCs w:val="19"/>
-              </w:rPr>
-              <w:t xml:space="preserve"> or CRN)</w:t>
-            </w:r>
-          </w:p>
-        </w:tc>
-      </w:tr>
-      <w:tr>
-        <w:tc>
-          <w:tcPr>
-            <w:tcW w:w="3634" w:type="dxa"/>
-            <w:tcMar>
-              <w:top w:w="40" w:type="dxa"/>
-              <w:left w:w="90" w:type="dxa"/>
-              <w:bottom w:w="40" w:type="dxa"/>
-              <w:right w:w="90" w:type="dxa"/>
-            </w:tcMar>
-          </w:tcPr>
-          <w:p>
-            <w:pPr>
-              <w:spacing w:line="240" w:lineRule="auto"/>
-            </w:pPr>
-            <w:r>
-              <w:rPr>
-                <w:sz w:val="19"/>
-                <w:szCs w:val="19"/>
-              </w:rPr>
-              <w:t>Southern Hemisphere</w:t>
-            </w:r>
-          </w:p>
-        </w:tc>
-        <w:tc>
-          <w:tcPr>
-            <w:tcW w:w="1211" w:type="dxa"/>
-            <w:tcMar>
-              <w:top w:w="40" w:type="dxa"/>
-              <w:left w:w="90" w:type="dxa"/>
-              <w:bottom w:w="40" w:type="dxa"/>
-              <w:right w:w="90" w:type="dxa"/>
-            </w:tcMar>
-          </w:tcPr>
-          <w:p>
-            <w:pPr>
-              <w:spacing w:line="240" w:lineRule="auto"/>
-            </w:pPr>
-            <w:r>
-              <w:rPr>
-                <w:b/>
-                <w:bCs/>
-                <w:sz w:val="19"/>
-                <w:szCs w:val="19"/>
-              </w:rPr>
-              <w:t>25,357</w:t>
-            </w:r>
-          </w:p>
-        </w:tc>
-        <w:tc>
-          <w:tcPr>
-            <w:tcW w:w="4515" w:type="dxa"/>
-            <w:tcMar>
-              <w:top w:w="40" w:type="dxa"/>
-              <w:left w:w="90" w:type="dxa"/>
-              <w:bottom w:w="40" w:type="dxa"/>
-              <w:right w:w="90" w:type="dxa"/>
-            </w:tcMar>
-          </w:tcPr>
-          <w:p>
-            <w:pPr>
-              <w:spacing w:line="240" w:lineRule="auto"/>
-            </w:pPr>
+              <w:t xml:space="preserve">Country name marked </w:t>
+            </w:r>
             <w:r>
               <w:rPr>
                 <w:rFonts w:ascii="Consolas" w:eastAsia="Consolas" w:hAnsi="Consolas" w:cs="Consolas"/>
                 <w:sz w:val="20"/>
                 <w:szCs w:val="20"/>
               </w:rPr>
-              <w:t>LATITUDE &lt; 0</w:t>
+              <w:t>[United States]</w:t>
             </w:r>
           </w:p>
         </w:tc>
@@ -9531,7 +8346,7 @@
                 <w:sz w:val="19"/>
                 <w:szCs w:val="19"/>
               </w:rPr>
-              <w:t>US territories, excluding the USA</w:t>
+              <w:t>New Zealand</w:t>
             </w:r>
           </w:p>
         </w:tc>
@@ -9556,7 +8371,7 @@
                 <w:sz w:val="19"/>
                 <w:szCs w:val="19"/>
               </w:rPr>
-              <w:t>442</w:t>
+              <w:t>15</w:t>
             </w:r>
           </w:p>
         </w:tc>
@@ -9579,7 +8394,7 @@
                 <w:sz w:val="19"/>
                 <w:szCs w:val="19"/>
               </w:rPr>
-              <w:t xml:space="preserve">Country name marked </w:t>
+              <w:t xml:space="preserve">Country code </w:t>
             </w:r>
             <w:r>
               <w:rPr>
@@ -9587,87 +8402,6 @@
                 <w:sz w:val="20"/>
                 <w:szCs w:val="20"/>
               </w:rPr>
-              <w:t>[United States]</w:t>
-            </w:r>
-          </w:p>
-        </w:tc>
-      </w:tr>
-      <w:tr>
-        <w:tc>
-          <w:tcPr>
-            <w:tcW w:w="3634" w:type="dxa"/>
-            <w:tcMar>
-              <w:top w:w="40" w:type="dxa"/>
-              <w:left w:w="90" w:type="dxa"/>
-              <w:bottom w:w="40" w:type="dxa"/>
-              <w:right w:w="90" w:type="dxa"/>
-            </w:tcMar>
-          </w:tcPr>
-          <w:p>
-            <w:pPr>
-              <w:spacing w:line="240" w:lineRule="auto"/>
-            </w:pPr>
-            <w:r>
-              <w:rPr>
-                <w:sz w:val="19"/>
-                <w:szCs w:val="19"/>
-              </w:rPr>
-              <w:t>New Zealand</w:t>
-            </w:r>
-          </w:p>
-        </w:tc>
-        <w:tc>
-          <w:tcPr>
-            <w:tcW w:w="1211" w:type="dxa"/>
-            <w:tcMar>
-              <w:top w:w="40" w:type="dxa"/>
-              <w:left w:w="90" w:type="dxa"/>
-              <w:bottom w:w="40" w:type="dxa"/>
-              <w:right w:w="90" w:type="dxa"/>
-            </w:tcMar>
-          </w:tcPr>
-          <w:p>
-            <w:pPr>
-              <w:spacing w:line="240" w:lineRule="auto"/>
-            </w:pPr>
-            <w:r>
-              <w:rPr>
-                <w:b/>
-                <w:bCs/>
-                <w:sz w:val="19"/>
-                <w:szCs w:val="19"/>
-              </w:rPr>
-              <w:t>15</w:t>
-            </w:r>
-          </w:p>
-        </w:tc>
-        <w:tc>
-          <w:tcPr>
-            <w:tcW w:w="4515" w:type="dxa"/>
-            <w:tcMar>
-              <w:top w:w="40" w:type="dxa"/>
-              <w:left w:w="90" w:type="dxa"/>
-              <w:bottom w:w="40" w:type="dxa"/>
-              <w:right w:w="90" w:type="dxa"/>
-            </w:tcMar>
-          </w:tcPr>
-          <w:p>
-            <w:pPr>
-              <w:spacing w:line="240" w:lineRule="auto"/>
-            </w:pPr>
-            <w:r>
-              <w:rPr>
-                <w:sz w:val="19"/>
-                <w:szCs w:val="19"/>
-              </w:rPr>
-              <w:t xml:space="preserve">Country code </w:t>
-            </w:r>
-            <w:r>
-              <w:rPr>
-                <w:rFonts w:ascii="Consolas" w:eastAsia="Consolas" w:hAnsi="Consolas" w:cs="Consolas"/>
-                <w:sz w:val="20"/>
-                <w:szCs w:val="20"/>
-              </w:rPr>
               <w:t>NZ</w:t>
             </w:r>
           </w:p>
@@ -9719,15 +8453,9 @@
       <w:r>
         <w:t xml:space="preserve">. On the other hand, </w:t>
       </w:r>
-      <w:proofErr w:type="spellStart"/>
-      <w:r>
-        <w:t>HCN</w:t>
-      </w:r>
-      <w:proofErr w:type="spellEnd"/>
-      <w:r>
-        <w:t xml:space="preserve"> and CRN share </w:t>
-      </w:r>
-      <w:proofErr w:type="spellStart"/>
+      <w:r>
+        <w:t xml:space="preserve">HCN and CRN share </w:t>
+      </w:r>
       <w:r>
         <w:rPr>
           <w:rFonts w:ascii="Consolas" w:eastAsia="Consolas" w:hAnsi="Consolas" w:cs="Consolas"/>
@@ -9736,88 +8464,143 @@
         </w:rPr>
         <w:t>HCN_CRN_FLAG</w:t>
       </w:r>
-      <w:proofErr w:type="spellEnd"/>
       <w:r>
         <w:rPr>
           <w:rFonts w:ascii="Consolas" w:eastAsia="Consolas" w:hAnsi="Consolas" w:cs="Consolas"/>
           <w:sz w:val="20"/>
           <w:szCs w:val="20"/>
         </w:rPr>
+        <w:t xml:space="preserve"> cloumn</w:t>
+      </w:r>
+      <w:r>
+        <w:t xml:space="preserve">, so a station can be in GSN </w:t>
+      </w:r>
+      <w:r>
+        <w:rPr>
+          <w:i/>
+          <w:iCs/>
+        </w:rPr>
+        <w:t>and</w:t>
+      </w:r>
+      <w:r>
         <w:t xml:space="preserve"> </w:t>
       </w:r>
-      <w:proofErr w:type="spellStart"/>
+      <w:r>
+        <w:t xml:space="preserve">in </w:t>
+      </w:r>
+      <w:r>
+        <w:t xml:space="preserve">one of the US networks. </w:t>
+      </w:r>
+      <w:r>
+        <w:t xml:space="preserve">Taking </w:t>
+      </w:r>
+      <w:r>
+        <w:t xml:space="preserve">the overlap </w:t>
+      </w:r>
+      <w:r>
+        <w:t xml:space="preserve">in consideration </w:t>
+      </w:r>
+      <w:r>
+        <w:t xml:space="preserve">explicitly </w:t>
+      </w:r>
+      <w:r>
+        <w:t xml:space="preserve">instead of </w:t>
+      </w:r>
+      <w:r>
+        <w:t xml:space="preserve">assuming the groups are </w:t>
+      </w:r>
+      <w:r>
+        <w:t>disjointed</w:t>
+      </w:r>
+      <w:r>
+        <w:t xml:space="preserve"> gives </w:t>
+      </w:r>
+      <w:r>
+        <w:rPr>
+          <w:b/>
+          <w:bCs/>
+        </w:rPr>
+        <w:t>15 stations in more than one network</w:t>
+      </w:r>
+      <w:r>
+        <w:t xml:space="preserve">, so summing 991 + 1,218 + 234 </w:t>
+      </w:r>
+      <w:r>
+        <w:t>would count them twice</w:t>
+      </w:r>
+      <w:r>
+        <w:t>.</w:t>
+      </w:r>
+    </w:p>
+    <w:p>
+      <w:pPr>
+        <w:spacing w:after="120"/>
+        <w:jc w:val="both"/>
+      </w:pPr>
+      <w:r>
+        <w:rPr>
+          <w:b/>
+          <w:bCs/>
+        </w:rPr>
+        <w:t>(b) Southern Hemisphere and US territories</w:t>
+      </w:r>
+      <w:r>
+        <w:rPr>
+          <w:b/>
+          <w:bCs/>
+        </w:rPr>
+        <w:t>:</w:t>
+      </w:r>
+      <w:r>
+        <w:t xml:space="preserve"> </w:t>
+      </w:r>
+    </w:p>
+    <w:p>
+      <w:pPr>
+        <w:spacing w:after="120"/>
+        <w:jc w:val="both"/>
+      </w:pPr>
+      <w:r>
+        <w:t xml:space="preserve">I defined the Southern Hemisphere as </w:t>
+      </w:r>
       <w:r>
         <w:rPr>
           <w:rFonts w:ascii="Consolas" w:eastAsia="Consolas" w:hAnsi="Consolas" w:cs="Consolas"/>
           <w:sz w:val="20"/>
           <w:szCs w:val="20"/>
         </w:rPr>
-        <w:t>cloumn</w:t>
-      </w:r>
-      <w:proofErr w:type="spellEnd"/>
-      <w:r>
-        <w:t xml:space="preserve">, so a station can be in GSN </w:t>
-      </w:r>
-      <w:r>
-        <w:rPr>
-          <w:i/>
-          <w:iCs/>
-        </w:rPr>
-        <w:t>and</w:t>
-      </w:r>
-      <w:r>
-        <w:t xml:space="preserve"> </w:t>
-      </w:r>
-      <w:r>
-        <w:t xml:space="preserve">in </w:t>
-      </w:r>
-      <w:r>
-        <w:t xml:space="preserve">one of the US networks. </w:t>
-      </w:r>
-      <w:r>
-        <w:t xml:space="preserve">Taking </w:t>
-      </w:r>
-      <w:r>
-        <w:t xml:space="preserve">the overlap </w:t>
-      </w:r>
-      <w:proofErr w:type="gramStart"/>
-      <w:r>
-        <w:t>in</w:t>
-      </w:r>
-      <w:proofErr w:type="gramEnd"/>
-      <w:r>
-        <w:t xml:space="preserve"> consideration </w:t>
-      </w:r>
-      <w:r>
-        <w:t xml:space="preserve">explicitly </w:t>
-      </w:r>
-      <w:r>
-        <w:t xml:space="preserve">instead of </w:t>
-      </w:r>
-      <w:r>
-        <w:t xml:space="preserve">assuming the groups are </w:t>
-      </w:r>
-      <w:r>
-        <w:t>disjointed</w:t>
-      </w:r>
-      <w:r>
-        <w:t xml:space="preserve"> gives </w:t>
-      </w:r>
-      <w:r>
-        <w:rPr>
-          <w:b/>
-          <w:bCs/>
-        </w:rPr>
-        <w:t>15 stations in more than one network</w:t>
-      </w:r>
-      <w:r>
-        <w:t xml:space="preserve">, so summing 991 + 1,218 + 234 </w:t>
-      </w:r>
-      <w:r>
-        <w:t>would count them twice</w:t>
-      </w:r>
-      <w:r>
-        <w:t>.</w:t>
+        <w:t>LATITUDE &lt; 0</w:t>
+      </w:r>
+      <w:r>
+        <w:t xml:space="preserve">. </w:t>
+      </w:r>
+      <w:r>
+        <w:rPr>
+          <w:b/>
+          <w:bCs/>
+        </w:rPr>
+        <w:t>25,357 stations</w:t>
+      </w:r>
+      <w:r>
+        <w:t xml:space="preserve"> qualify</w:t>
+      </w:r>
+      <w:r>
+        <w:t xml:space="preserve"> which is </w:t>
+      </w:r>
+      <w:r>
+        <w:t xml:space="preserve">roughly 19% of the total, </w:t>
+      </w:r>
+      <w:r>
+        <w:t xml:space="preserve">showing </w:t>
+      </w:r>
+      <w:r>
+        <w:t xml:space="preserve">how heavily the </w:t>
+      </w:r>
+      <w:r>
+        <w:t xml:space="preserve">stations </w:t>
+      </w:r>
+      <w:r>
+        <w:t>network is concentrated in North America and Europe.</w:t>
       </w:r>
     </w:p>
     <w:p>
@@ -9826,30 +8609,16 @@
         <w:jc w:val="both"/>
       </w:pPr>
       <w:r>
-        <w:rPr>
-          <w:b/>
-          <w:bCs/>
-        </w:rPr>
-        <w:t>(b) Southern Hemisphere and US territories</w:t>
-      </w:r>
-      <w:r>
-        <w:rPr>
-          <w:b/>
-          <w:bCs/>
-        </w:rPr>
-        <w:t>:</w:t>
+        <w:t>For US territories</w:t>
+      </w:r>
+      <w:r>
+        <w:t>,</w:t>
       </w:r>
       <w:r>
         <w:t xml:space="preserve"> </w:t>
       </w:r>
-    </w:p>
-    <w:p>
-      <w:pPr>
-        <w:spacing w:after="120"/>
-        <w:jc w:val="both"/>
-      </w:pPr>
-      <w:r>
-        <w:t xml:space="preserve">I defined the Southern Hemisphere as </w:t>
+      <w:r>
+        <w:t xml:space="preserve">I filtered on country names containing </w:t>
       </w:r>
       <w:r>
         <w:rPr>
@@ -9857,61 +8626,16 @@
           <w:sz w:val="20"/>
           <w:szCs w:val="20"/>
         </w:rPr>
-        <w:t>LATITUDE &lt; 0</w:t>
+        <w:t>[United States]</w:t>
       </w:r>
       <w:r>
         <w:t xml:space="preserve">. </w:t>
       </w:r>
       <w:r>
-        <w:rPr>
-          <w:b/>
-          <w:bCs/>
-        </w:rPr>
-        <w:t>25,357 stations</w:t>
-      </w:r>
-      <w:r>
-        <w:t xml:space="preserve"> </w:t>
-      </w:r>
-      <w:proofErr w:type="gramStart"/>
-      <w:r>
-        <w:t>qualify</w:t>
-      </w:r>
-      <w:proofErr w:type="gramEnd"/>
-      <w:r>
-        <w:t xml:space="preserve"> which is </w:t>
-      </w:r>
-      <w:r>
-        <w:t xml:space="preserve">roughly 19% of the total, </w:t>
-      </w:r>
-      <w:r>
-        <w:t xml:space="preserve">showing </w:t>
-      </w:r>
-      <w:r>
-        <w:t xml:space="preserve">how heavily the </w:t>
-      </w:r>
-      <w:r>
-        <w:t xml:space="preserve">stations </w:t>
-      </w:r>
-      <w:r>
-        <w:t>network is concentrated in North America and Europe.</w:t>
-      </w:r>
-    </w:p>
-    <w:p>
-      <w:pPr>
-        <w:spacing w:after="120"/>
-        <w:jc w:val="both"/>
-      </w:pPr>
-      <w:r>
-        <w:t>For US territories</w:t>
-      </w:r>
-      <w:r>
-        <w:t>,</w:t>
-      </w:r>
-      <w:r>
-        <w:t xml:space="preserve"> </w:t>
-      </w:r>
-      <w:r>
-        <w:t xml:space="preserve">I filtered on country names containing </w:t>
+        <w:t>An interesting observation that I noted was that</w:t>
+      </w:r>
+      <w:r>
+        <w:t xml:space="preserve"> one entry in </w:t>
       </w:r>
       <w:r>
         <w:rPr>
@@ -9919,71 +8643,52 @@
           <w:sz w:val="20"/>
           <w:szCs w:val="20"/>
         </w:rPr>
-        <w:t>[United States]</w:t>
+        <w:t>ghcnd-countries.txt</w:t>
+      </w:r>
+      <w:r>
+        <w:t xml:space="preserve"> </w:t>
+      </w:r>
+      <w:r>
+        <w:t>was</w:t>
+      </w:r>
+      <w:r>
+        <w:t xml:space="preserve"> </w:t>
+      </w:r>
+      <w:r>
+        <w:rPr>
+          <w:b/>
+          <w:bCs/>
+        </w:rPr>
+        <w:t xml:space="preserve">malformed </w:t>
+      </w:r>
+      <w:r>
+        <w:t xml:space="preserve">i.e., </w:t>
+      </w:r>
+      <w:r>
+        <w:rPr>
+          <w:b/>
+          <w:bCs/>
+        </w:rPr>
+        <w:t xml:space="preserve">`Midway Islands [United </w:t>
+      </w:r>
+      <w:r>
+        <w:rPr>
+          <w:b/>
+          <w:bCs/>
+        </w:rPr>
+        <w:t>States} `</w:t>
+      </w:r>
+      <w:r>
+        <w:rPr>
+          <w:b/>
+          <w:bCs/>
+        </w:rPr>
+        <w:t xml:space="preserve"> closes with a curly brace</w:t>
       </w:r>
       <w:r>
         <w:t xml:space="preserve">. </w:t>
       </w:r>
       <w:r>
-        <w:t>An interesting observation that I noted was that</w:t>
-      </w:r>
-      <w:r>
-        <w:t xml:space="preserve"> one entry in </w:t>
-      </w:r>
-      <w:proofErr w:type="spellStart"/>
-      <w:r>
-        <w:rPr>
-          <w:rFonts w:ascii="Consolas" w:eastAsia="Consolas" w:hAnsi="Consolas" w:cs="Consolas"/>
-          <w:sz w:val="20"/>
-          <w:szCs w:val="20"/>
-        </w:rPr>
-        <w:t>ghcnd-countries.txt</w:t>
-      </w:r>
-      <w:proofErr w:type="spellEnd"/>
-      <w:r>
-        <w:t xml:space="preserve"> </w:t>
-      </w:r>
-      <w:r>
-        <w:t>was</w:t>
-      </w:r>
-      <w:r>
-        <w:t xml:space="preserve"> </w:t>
-      </w:r>
-      <w:r>
-        <w:rPr>
-          <w:b/>
-          <w:bCs/>
-        </w:rPr>
-        <w:t xml:space="preserve">malformed </w:t>
-      </w:r>
-      <w:r>
-        <w:t xml:space="preserve">i.e., </w:t>
-      </w:r>
-      <w:r>
-        <w:rPr>
-          <w:b/>
-          <w:bCs/>
-        </w:rPr>
-        <w:t xml:space="preserve">`Midway Islands [United </w:t>
-      </w:r>
-      <w:r>
-        <w:rPr>
-          <w:b/>
-          <w:bCs/>
-        </w:rPr>
-        <w:t>States} `</w:t>
-      </w:r>
-      <w:r>
-        <w:rPr>
-          <w:b/>
-          <w:bCs/>
-        </w:rPr>
-        <w:t xml:space="preserve"> closes with a curly brace</w:t>
-      </w:r>
-      <w:r>
-        <w:t xml:space="preserve">. </w:t>
-      </w:r>
-      <w:r>
         <w:t>So, m</w:t>
       </w:r>
       <w:r>
@@ -9993,15 +8698,7 @@
         <w:t xml:space="preserve"> station count. By </w:t>
       </w:r>
       <w:r>
-        <w:t xml:space="preserve">matching both </w:t>
-      </w:r>
-      <w:proofErr w:type="gramStart"/>
-      <w:r>
-        <w:t>bracket</w:t>
-      </w:r>
-      <w:proofErr w:type="gramEnd"/>
-      <w:r>
-        <w:t xml:space="preserve"> </w:t>
+        <w:t xml:space="preserve">matching both bracket </w:t>
       </w:r>
       <w:r>
         <w:t xml:space="preserve">I got the </w:t>
@@ -10689,7 +9386,6 @@
       <w:r>
         <w:t xml:space="preserve">I aggregated station counts by </w:t>
       </w:r>
-      <w:proofErr w:type="spellStart"/>
       <w:r>
         <w:rPr>
           <w:rFonts w:ascii="Consolas" w:eastAsia="Consolas" w:hAnsi="Consolas" w:cs="Consolas"/>
@@ -10698,7 +9394,6 @@
         </w:rPr>
         <w:t>COUNTRY_NAME</w:t>
       </w:r>
-      <w:proofErr w:type="spellEnd"/>
       <w:r>
         <w:t xml:space="preserve"> and </w:t>
       </w:r>
@@ -10728,16 +9423,11 @@
       <w:r>
         <w:t xml:space="preserve">kept </w:t>
       </w:r>
-      <w:proofErr w:type="gramStart"/>
       <w:r>
         <w:t>all</w:t>
       </w:r>
       <w:r>
-        <w:t xml:space="preserve"> of</w:t>
-      </w:r>
-      <w:proofErr w:type="gramEnd"/>
-      <w:r>
-        <w:t xml:space="preserve"> </w:t>
+        <w:t xml:space="preserve"> of </w:t>
       </w:r>
       <w:r>
         <w:t>the 219</w:t>
@@ -10782,11 +9472,9 @@
         <w:pStyle w:val="Heading2"/>
       </w:pPr>
       <w:bookmarkStart w:id="8" w:name="_Toc239862186"/>
-      <w:proofErr w:type="spellStart"/>
       <w:r>
         <w:t>Q2</w:t>
       </w:r>
-      <w:proofErr w:type="spellEnd"/>
       <w:r>
         <w:t xml:space="preserve">: </w:t>
       </w:r>
@@ -10843,26 +9531,10 @@
         <w:t>when</w:t>
       </w:r>
       <w:r>
-        <w:t xml:space="preserve"> </w:t>
-      </w:r>
-      <w:proofErr w:type="gramStart"/>
-      <w:r>
-        <w:t>in reality</w:t>
-      </w:r>
-      <w:r>
-        <w:t xml:space="preserve"> that</w:t>
-      </w:r>
-      <w:proofErr w:type="gramEnd"/>
-      <w:r>
-        <w:t xml:space="preserve"> distance shrinks with the cosine of latitude. At New Zealand's ~</w:t>
-      </w:r>
-      <w:proofErr w:type="spellStart"/>
-      <w:r>
-        <w:t>41°S</w:t>
-      </w:r>
-      <w:proofErr w:type="spellEnd"/>
-      <w:r>
-        <w:t xml:space="preserve">, a degree of </w:t>
+        <w:t xml:space="preserve"> in reality</w:t>
+      </w:r>
+      <w:r>
+        <w:t xml:space="preserve"> that distance shrinks with the cosine of latitude. At New Zealand's ~41°S, a degree of </w:t>
       </w:r>
       <w:r>
         <w:t>l</w:t>
@@ -10916,427 +9588,239 @@
           <w:sz w:val="20"/>
           <w:szCs w:val="20"/>
         </w:rPr>
-        <w:t xml:space="preserve">a = </w:t>
-      </w:r>
-      <w:proofErr w:type="spellStart"/>
+        <w:t>a = sin²(Δφ/2) + cos φ₁ · cos φ₂ · sin²(Δλ/2)</w:t>
+      </w:r>
+      <w:r>
+        <w:t>, t</w:t>
+      </w:r>
+      <w:r>
+        <w:t>ook</w:t>
+      </w:r>
+      <w:r>
+        <w:t xml:space="preserve"> the central angle </w:t>
+      </w:r>
       <w:r>
         <w:rPr>
           <w:rFonts w:ascii="Consolas" w:eastAsia="Consolas" w:hAnsi="Consolas" w:cs="Consolas"/>
           <w:sz w:val="20"/>
           <w:szCs w:val="20"/>
         </w:rPr>
-        <w:t>sin²</w:t>
-      </w:r>
-      <w:proofErr w:type="spellEnd"/>
+        <w:t>c = 2 · asin(√a)</w:t>
+      </w:r>
+      <w:r>
+        <w:t>, and multipl</w:t>
+      </w:r>
+      <w:r>
+        <w:t>ied that</w:t>
+      </w:r>
+      <w:r>
+        <w:t xml:space="preserve"> by the Earth's mean radius </w:t>
+      </w:r>
+      <w:r>
+        <w:rPr>
+          <w:b/>
+          <w:bCs/>
+        </w:rPr>
+        <w:t>R = 6,371 km</w:t>
+      </w:r>
+      <w:r>
+        <w:t xml:space="preserve">. The </w:t>
+      </w:r>
       <w:r>
         <w:rPr>
           <w:rFonts w:ascii="Consolas" w:eastAsia="Consolas" w:hAnsi="Consolas" w:cs="Consolas"/>
           <w:sz w:val="20"/>
           <w:szCs w:val="20"/>
         </w:rPr>
-        <w:t>(</w:t>
-      </w:r>
-      <w:proofErr w:type="spellStart"/>
+        <w:t>cos φ₁ · cos φ₂</w:t>
+      </w:r>
+      <w:r>
+        <w:t xml:space="preserve"> term accounts for meridian convergence and the central angle accounts for curvature. Haversine assumes a perfect sphere</w:t>
+      </w:r>
+      <w:r>
+        <w:t xml:space="preserve"> and ignores </w:t>
+      </w:r>
+      <w:r>
+        <w:t>the Earth's ~0.3% equatorial bulge</w:t>
+      </w:r>
+      <w:r>
+        <w:t>. A</w:t>
+      </w:r>
+      <w:r>
+        <w:t>n ellipsoidal method such as Vincenty is more accurate but iterative and much slower</w:t>
+      </w:r>
+      <w:r>
+        <w:t xml:space="preserve"> computationally</w:t>
+      </w:r>
+      <w:r>
+        <w:t>. At this scale</w:t>
+      </w:r>
+      <w:r>
+        <w:t xml:space="preserve"> (</w:t>
+      </w:r>
+      <w:r>
+        <w:t>tens to a couple of thousand kilometres</w:t>
+      </w:r>
+      <w:r>
+        <w:t xml:space="preserve">), </w:t>
+      </w:r>
+      <w:r>
+        <w:t xml:space="preserve">the spherical approximation is well within acceptable </w:t>
+      </w:r>
+      <w:r>
+        <w:t>accuracy and</w:t>
+      </w:r>
+      <w:r>
+        <w:t xml:space="preserve"> is the right trade-off inside a UDF. I wrapped the function with </w:t>
+      </w:r>
       <w:r>
         <w:rPr>
           <w:rFonts w:ascii="Consolas" w:eastAsia="Consolas" w:hAnsi="Consolas" w:cs="Consolas"/>
           <w:sz w:val="20"/>
           <w:szCs w:val="20"/>
         </w:rPr>
-        <w:t>Δφ</w:t>
-      </w:r>
-      <w:proofErr w:type="spellEnd"/>
+        <w:t>udf(..., DoubleType())</w:t>
+      </w:r>
+      <w:r>
+        <w:t xml:space="preserve"> and tested it on a small </w:t>
+      </w:r>
       <w:r>
         <w:rPr>
           <w:rFonts w:ascii="Consolas" w:eastAsia="Consolas" w:hAnsi="Consolas" w:cs="Consolas"/>
           <w:sz w:val="20"/>
           <w:szCs w:val="20"/>
         </w:rPr>
-        <w:t xml:space="preserve">/2) + cos φ₁ · cos φ₂ · </w:t>
-      </w:r>
-      <w:proofErr w:type="spellStart"/>
+        <w:t>CROSS JOIN</w:t>
+      </w:r>
+      <w:r>
+        <w:t xml:space="preserve"> subset first.</w:t>
+      </w:r>
+    </w:p>
+    <w:p>
+      <w:pPr>
+        <w:spacing w:after="120"/>
+        <w:jc w:val="both"/>
+        <w:rPr>
+          <w:b/>
+          <w:bCs/>
+        </w:rPr>
+      </w:pPr>
+      <w:r>
+        <w:rPr>
+          <w:b/>
+          <w:bCs/>
+        </w:rPr>
+        <w:t>(b) Pairwise distances for New Zealand</w:t>
+      </w:r>
+      <w:r>
+        <w:rPr>
+          <w:b/>
+          <w:bCs/>
+        </w:rPr>
+        <w:t xml:space="preserve">: </w:t>
+      </w:r>
+    </w:p>
+    <w:p>
+      <w:pPr>
+        <w:spacing w:after="120"/>
+        <w:jc w:val="both"/>
+      </w:pPr>
+      <w:r>
+        <w:t>225 ordered pairs</w:t>
+      </w:r>
+      <w:r>
+        <w:t xml:space="preserve"> were produced by a cross join of the 15 stations</w:t>
+      </w:r>
+      <w:r>
+        <w:t xml:space="preserve">, including self-pairs and each real pair twice. </w:t>
+      </w:r>
+      <w:r>
+        <w:t xml:space="preserve">I applied a filter with logic </w:t>
+      </w:r>
       <w:r>
         <w:rPr>
           <w:rFonts w:ascii="Consolas" w:eastAsia="Consolas" w:hAnsi="Consolas" w:cs="Consolas"/>
           <w:sz w:val="20"/>
           <w:szCs w:val="20"/>
         </w:rPr>
-        <w:t>sin²</w:t>
-      </w:r>
-      <w:proofErr w:type="spellEnd"/>
-      <w:r>
-        <w:rPr>
-          <w:rFonts w:ascii="Consolas" w:eastAsia="Consolas" w:hAnsi="Consolas" w:cs="Consolas"/>
-          <w:sz w:val="20"/>
-          <w:szCs w:val="20"/>
-        </w:rPr>
-        <w:t>(</w:t>
-      </w:r>
-      <w:proofErr w:type="spellStart"/>
-      <w:r>
-        <w:rPr>
-          <w:rFonts w:ascii="Consolas" w:eastAsia="Consolas" w:hAnsi="Consolas" w:cs="Consolas"/>
-          <w:sz w:val="20"/>
-          <w:szCs w:val="20"/>
-        </w:rPr>
-        <w:t>Δλ</w:t>
-      </w:r>
-      <w:proofErr w:type="spellEnd"/>
-      <w:r>
-        <w:rPr>
-          <w:rFonts w:ascii="Consolas" w:eastAsia="Consolas" w:hAnsi="Consolas" w:cs="Consolas"/>
-          <w:sz w:val="20"/>
-          <w:szCs w:val="20"/>
-        </w:rPr>
-        <w:t>/2)</w:t>
-      </w:r>
-      <w:r>
-        <w:t>, t</w:t>
-      </w:r>
-      <w:r>
-        <w:t>ook</w:t>
-      </w:r>
-      <w:r>
-        <w:t xml:space="preserve"> the central angle </w:t>
-      </w:r>
-      <w:r>
-        <w:rPr>
-          <w:rFonts w:ascii="Consolas" w:eastAsia="Consolas" w:hAnsi="Consolas" w:cs="Consolas"/>
-          <w:sz w:val="20"/>
-          <w:szCs w:val="20"/>
-        </w:rPr>
-        <w:t xml:space="preserve">c = 2 · </w:t>
-      </w:r>
-      <w:proofErr w:type="spellStart"/>
-      <w:r>
-        <w:rPr>
-          <w:rFonts w:ascii="Consolas" w:eastAsia="Consolas" w:hAnsi="Consolas" w:cs="Consolas"/>
-          <w:sz w:val="20"/>
-          <w:szCs w:val="20"/>
-        </w:rPr>
-        <w:t>asin</w:t>
-      </w:r>
-      <w:proofErr w:type="spellEnd"/>
-      <w:r>
-        <w:rPr>
-          <w:rFonts w:ascii="Consolas" w:eastAsia="Consolas" w:hAnsi="Consolas" w:cs="Consolas"/>
-          <w:sz w:val="20"/>
-          <w:szCs w:val="20"/>
-        </w:rPr>
-        <w:t>(√a)</w:t>
-      </w:r>
-      <w:r>
-        <w:t>, and multipl</w:t>
-      </w:r>
-      <w:r>
-        <w:t>ied that</w:t>
-      </w:r>
-      <w:r>
-        <w:t xml:space="preserve"> by the Earth's mean radius </w:t>
-      </w:r>
-      <w:r>
-        <w:rPr>
-          <w:b/>
-          <w:bCs/>
-        </w:rPr>
-        <w:t>R = 6,371 km</w:t>
-      </w:r>
-      <w:r>
-        <w:t xml:space="preserve">. The </w:t>
-      </w:r>
-      <w:r>
-        <w:rPr>
-          <w:rFonts w:ascii="Consolas" w:eastAsia="Consolas" w:hAnsi="Consolas" w:cs="Consolas"/>
-          <w:sz w:val="20"/>
-          <w:szCs w:val="20"/>
-        </w:rPr>
-        <w:t>cos φ₁ · cos φ₂</w:t>
-      </w:r>
-      <w:r>
-        <w:t xml:space="preserve"> term accounts for meridian convergence and the central angle accounts for curvature. Haversine assumes a perfect sphere</w:t>
-      </w:r>
-      <w:r>
-        <w:t xml:space="preserve"> and ignores </w:t>
-      </w:r>
-      <w:r>
-        <w:t>the Earth's ~0.3% equatorial bulge</w:t>
-      </w:r>
-      <w:r>
-        <w:t>. A</w:t>
-      </w:r>
-      <w:r>
-        <w:t>n ellipsoidal method such as Vincenty is more accurate but iterative and much slower</w:t>
-      </w:r>
-      <w:r>
-        <w:t xml:space="preserve"> computationally</w:t>
-      </w:r>
-      <w:r>
-        <w:t>. At this scale</w:t>
-      </w:r>
-      <w:r>
-        <w:t xml:space="preserve"> (</w:t>
-      </w:r>
-      <w:r>
-        <w:t xml:space="preserve">tens to a couple of thousand </w:t>
-      </w:r>
-      <w:proofErr w:type="spellStart"/>
-      <w:r>
-        <w:t>kilometres</w:t>
-      </w:r>
-      <w:proofErr w:type="spellEnd"/>
-      <w:r>
-        <w:t xml:space="preserve">), </w:t>
-      </w:r>
-      <w:r>
-        <w:t xml:space="preserve">the spherical approximation is well within acceptable </w:t>
-      </w:r>
-      <w:r>
-        <w:t>accuracy and</w:t>
-      </w:r>
-      <w:r>
-        <w:t xml:space="preserve"> is the right trade-off inside a UDF. I wrapped the function with </w:t>
-      </w:r>
-      <w:proofErr w:type="spellStart"/>
-      <w:proofErr w:type="gramStart"/>
-      <w:r>
-        <w:rPr>
-          <w:rFonts w:ascii="Consolas" w:eastAsia="Consolas" w:hAnsi="Consolas" w:cs="Consolas"/>
-          <w:sz w:val="20"/>
-          <w:szCs w:val="20"/>
-        </w:rPr>
-        <w:t>udf</w:t>
-      </w:r>
-      <w:proofErr w:type="spellEnd"/>
-      <w:r>
-        <w:rPr>
-          <w:rFonts w:ascii="Consolas" w:eastAsia="Consolas" w:hAnsi="Consolas" w:cs="Consolas"/>
-          <w:sz w:val="20"/>
-          <w:szCs w:val="20"/>
-        </w:rPr>
-        <w:t>(</w:t>
-      </w:r>
-      <w:proofErr w:type="gramEnd"/>
-      <w:r>
-        <w:rPr>
-          <w:rFonts w:ascii="Consolas" w:eastAsia="Consolas" w:hAnsi="Consolas" w:cs="Consolas"/>
-          <w:sz w:val="20"/>
-          <w:szCs w:val="20"/>
-        </w:rPr>
-        <w:t xml:space="preserve">..., </w:t>
-      </w:r>
-      <w:proofErr w:type="spellStart"/>
-      <w:proofErr w:type="gramStart"/>
-      <w:r>
-        <w:rPr>
-          <w:rFonts w:ascii="Consolas" w:eastAsia="Consolas" w:hAnsi="Consolas" w:cs="Consolas"/>
-          <w:sz w:val="20"/>
-          <w:szCs w:val="20"/>
-        </w:rPr>
-        <w:t>DoubleType</w:t>
-      </w:r>
-      <w:proofErr w:type="spellEnd"/>
-      <w:r>
-        <w:rPr>
-          <w:rFonts w:ascii="Consolas" w:eastAsia="Consolas" w:hAnsi="Consolas" w:cs="Consolas"/>
-          <w:sz w:val="20"/>
-          <w:szCs w:val="20"/>
-        </w:rPr>
-        <w:t>(</w:t>
-      </w:r>
-      <w:proofErr w:type="gramEnd"/>
-      <w:r>
-        <w:rPr>
-          <w:rFonts w:ascii="Consolas" w:eastAsia="Consolas" w:hAnsi="Consolas" w:cs="Consolas"/>
-          <w:sz w:val="20"/>
-          <w:szCs w:val="20"/>
-        </w:rPr>
-        <w:t>))</w:t>
-      </w:r>
-      <w:r>
-        <w:t xml:space="preserve"> and tested it on a small </w:t>
-      </w:r>
-      <w:r>
-        <w:rPr>
-          <w:rFonts w:ascii="Consolas" w:eastAsia="Consolas" w:hAnsi="Consolas" w:cs="Consolas"/>
-          <w:sz w:val="20"/>
-          <w:szCs w:val="20"/>
-        </w:rPr>
-        <w:t>CROSS JOIN</w:t>
-      </w:r>
-      <w:r>
-        <w:t xml:space="preserve"> subset first.</w:t>
+        <w:t>ID_1 &lt; ID_2</w:t>
+      </w:r>
+      <w:r>
+        <w:t xml:space="preserve"> </w:t>
+      </w:r>
+      <w:r>
+        <w:t xml:space="preserve">to keep </w:t>
+      </w:r>
+      <w:r>
+        <w:t>each unordered pair once</w:t>
+      </w:r>
+      <w:r>
+        <w:t xml:space="preserve"> which gave </w:t>
+      </w:r>
+      <w:r>
+        <w:rPr>
+          <w:b/>
+          <w:bCs/>
+        </w:rPr>
+        <w:t>105 pairs</w:t>
+      </w:r>
+      <w:r>
+        <w:t xml:space="preserve"> (15 × 14 / 2)</w:t>
+      </w:r>
+      <w:r>
+        <w:t>.</w:t>
+      </w:r>
+      <w:r>
+        <w:t xml:space="preserve"> </w:t>
+      </w:r>
+      <w:r>
+        <w:t>A</w:t>
+      </w:r>
+      <w:r>
+        <w:t xml:space="preserve">pplying that filter before computing distances more than </w:t>
+      </w:r>
+      <w:r>
+        <w:t>half</w:t>
+      </w:r>
+      <w:r>
+        <w:t xml:space="preserve"> the UDF calls. The result was saved to </w:t>
+      </w:r>
+      <w:r>
+        <w:t xml:space="preserve">HDFS in </w:t>
+      </w:r>
+      <w:r>
+        <w:t xml:space="preserve">Parquet </w:t>
+      </w:r>
+      <w:r>
+        <w:t xml:space="preserve">format </w:t>
+      </w:r>
+      <w:r>
+        <w:t xml:space="preserve">and read back to </w:t>
+      </w:r>
+      <w:r>
+        <w:t xml:space="preserve">validate </w:t>
+      </w:r>
+      <w:r>
+        <w:t xml:space="preserve">105 </w:t>
+      </w:r>
+      <w:r>
+        <w:t xml:space="preserve">recorded </w:t>
+      </w:r>
+      <w:r>
+        <w:t>rows.</w:t>
       </w:r>
     </w:p>
     <w:p>
       <w:pPr>
         <w:spacing w:after="120"/>
         <w:jc w:val="both"/>
-        <w:rPr>
-          <w:b/>
-          <w:bCs/>
-        </w:rPr>
-      </w:pPr>
-      <w:r>
-        <w:rPr>
-          <w:b/>
-          <w:bCs/>
-        </w:rPr>
-        <w:t>(b) Pairwise distances for New Zealand</w:t>
-      </w:r>
-      <w:r>
-        <w:rPr>
-          <w:b/>
-          <w:bCs/>
-        </w:rPr>
-        <w:t xml:space="preserve">: </w:t>
-      </w:r>
-    </w:p>
-    <w:p>
-      <w:pPr>
-        <w:spacing w:after="120"/>
-        <w:jc w:val="both"/>
-      </w:pPr>
-      <w:r>
-        <w:t>225 ordered pairs</w:t>
-      </w:r>
-      <w:r>
-        <w:t xml:space="preserve"> were produced by a </w:t>
-      </w:r>
-      <w:r>
-        <w:t>cross join of the 15 stations</w:t>
-      </w:r>
-      <w:r>
-        <w:t xml:space="preserve">, including self-pairs and each real pair twice. </w:t>
-      </w:r>
-      <w:r>
-        <w:t xml:space="preserve">I applied a filter with logic </w:t>
-      </w:r>
-      <w:proofErr w:type="spellStart"/>
-      <w:r>
-        <w:rPr>
-          <w:rFonts w:ascii="Consolas" w:eastAsia="Consolas" w:hAnsi="Consolas" w:cs="Consolas"/>
-          <w:sz w:val="20"/>
-          <w:szCs w:val="20"/>
-        </w:rPr>
-        <w:t>ID_1</w:t>
-      </w:r>
-      <w:proofErr w:type="spellEnd"/>
-      <w:r>
-        <w:rPr>
-          <w:rFonts w:ascii="Consolas" w:eastAsia="Consolas" w:hAnsi="Consolas" w:cs="Consolas"/>
-          <w:sz w:val="20"/>
-          <w:szCs w:val="20"/>
-        </w:rPr>
-        <w:t xml:space="preserve"> &lt; ID_2</w:t>
-      </w:r>
-      <w:r>
-        <w:t xml:space="preserve"> </w:t>
-      </w:r>
-      <w:r>
-        <w:t xml:space="preserve">to keep </w:t>
-      </w:r>
-      <w:r>
-        <w:t>each unordered pair once</w:t>
-      </w:r>
-      <w:r>
-        <w:t xml:space="preserve"> which gave </w:t>
-      </w:r>
-      <w:r>
-        <w:rPr>
-          <w:b/>
-          <w:bCs/>
-        </w:rPr>
-        <w:t>105 pairs</w:t>
-      </w:r>
-      <w:r>
-        <w:t xml:space="preserve"> (15 × 14 / 2)</w:t>
-      </w:r>
-      <w:r>
-        <w:t>.</w:t>
-      </w:r>
-      <w:r>
-        <w:t xml:space="preserve"> </w:t>
-      </w:r>
-      <w:r>
-        <w:t>A</w:t>
-      </w:r>
-      <w:r>
-        <w:t xml:space="preserve">pplying that filter before computing distances more than </w:t>
-      </w:r>
-      <w:r>
-        <w:t>half</w:t>
-      </w:r>
-      <w:r>
-        <w:t xml:space="preserve"> the UDF calls. The result was saved to </w:t>
-      </w:r>
-      <w:r>
-        <w:t xml:space="preserve">HDFS in </w:t>
-      </w:r>
-      <w:r>
-        <w:t xml:space="preserve">Parquet </w:t>
-      </w:r>
-      <w:r>
-        <w:t xml:space="preserve">format </w:t>
-      </w:r>
-      <w:r>
-        <w:t xml:space="preserve">and read back to </w:t>
-      </w:r>
-      <w:r>
-        <w:t xml:space="preserve">validate </w:t>
-      </w:r>
-      <w:r>
-        <w:t xml:space="preserve">105 </w:t>
-      </w:r>
-      <w:r>
-        <w:t xml:space="preserve">recorded </w:t>
-      </w:r>
-      <w:r>
-        <w:t>rows.</w:t>
-      </w:r>
-    </w:p>
-    <w:p>
-      <w:pPr>
-        <w:spacing w:after="120"/>
-        <w:jc w:val="both"/>
-      </w:pPr>
-      <w:r>
-        <w:rPr>
-          <w:b/>
-          <w:bCs/>
-        </w:rPr>
-        <w:t>Answer: the two closest stations in New Zealand are `</w:t>
-      </w:r>
-      <w:proofErr w:type="spellStart"/>
-      <w:r>
-        <w:rPr>
-          <w:b/>
-          <w:bCs/>
-        </w:rPr>
-        <w:t>NZ000093417</w:t>
-      </w:r>
-      <w:proofErr w:type="spellEnd"/>
-      <w:r>
-        <w:rPr>
-          <w:b/>
-          <w:bCs/>
-        </w:rPr>
-        <w:t>` (Paraparaumu AWS) and `</w:t>
-      </w:r>
-      <w:proofErr w:type="spellStart"/>
-      <w:r>
-        <w:rPr>
-          <w:b/>
-          <w:bCs/>
-        </w:rPr>
-        <w:t>NZM00093439</w:t>
-      </w:r>
-      <w:proofErr w:type="spellEnd"/>
-      <w:r>
-        <w:rPr>
-          <w:b/>
-          <w:bCs/>
-        </w:rPr>
-        <w:t>` (Wellington Aero AWS), approximately 50.53 km apart</w:t>
+      </w:pPr>
+      <w:r>
+        <w:rPr>
+          <w:b/>
+          <w:bCs/>
+        </w:rPr>
+        <w:t>Answer: the two closest stations in New Zealand are `NZ000093417` (Paraparaumu AWS) and `NZM00093439` (Wellington Aero AWS), approximately 50.53 km apart</w:t>
       </w:r>
       <w:r>
         <w:rPr>
@@ -11499,43 +9983,7 @@
           <w:sz w:val="19"/>
           <w:szCs w:val="19"/>
         </w:rPr>
-        <w:t xml:space="preserve"> The 15 </w:t>
-      </w:r>
-      <w:proofErr w:type="spellStart"/>
-      <w:r>
-        <w:rPr>
-          <w:color w:val="404040"/>
-          <w:sz w:val="19"/>
-          <w:szCs w:val="19"/>
-        </w:rPr>
-        <w:t>GHCN</w:t>
-      </w:r>
-      <w:proofErr w:type="spellEnd"/>
-      <w:r>
-        <w:rPr>
-          <w:color w:val="404040"/>
-          <w:sz w:val="19"/>
-          <w:szCs w:val="19"/>
-        </w:rPr>
-        <w:t xml:space="preserve"> stations in New Zealand and its outlying islands, plotted with </w:t>
-      </w:r>
-      <w:proofErr w:type="spellStart"/>
-      <w:r>
-        <w:rPr>
-          <w:color w:val="404040"/>
-          <w:sz w:val="19"/>
-          <w:szCs w:val="19"/>
-        </w:rPr>
-        <w:t>Plotly</w:t>
-      </w:r>
-      <w:proofErr w:type="spellEnd"/>
-      <w:r>
-        <w:rPr>
-          <w:color w:val="404040"/>
-          <w:sz w:val="19"/>
-          <w:szCs w:val="19"/>
-        </w:rPr>
-        <w:t xml:space="preserve"> on a natural earth projection.</w:t>
+        <w:t xml:space="preserve"> The 15 GHCN stations in New Zealand and its outlying islands, plotted with Plotly on a natural earth projection.</w:t>
       </w:r>
     </w:p>
     <w:p>
@@ -11569,27 +10017,10 @@
           <w:b/>
           <w:bCs/>
         </w:rPr>
-        <w:t>Raoul Island/</w:t>
-      </w:r>
-      <w:proofErr w:type="spellStart"/>
-      <w:r>
-        <w:rPr>
-          <w:b/>
-          <w:bCs/>
-        </w:rPr>
-        <w:t>Kermadec</w:t>
-      </w:r>
-      <w:proofErr w:type="spellEnd"/>
-      <w:r>
-        <w:t xml:space="preserve"> at </w:t>
-      </w:r>
-      <w:proofErr w:type="spellStart"/>
-      <w:r>
-        <w:t>29.3°S</w:t>
-      </w:r>
-      <w:proofErr w:type="spellEnd"/>
-      <w:r>
-        <w:t xml:space="preserve">, the </w:t>
+        <w:t>Raoul Island/Kermadec</w:t>
+      </w:r>
+      <w:r>
+        <w:t xml:space="preserve"> at 29.3°S, the </w:t>
       </w:r>
       <w:r>
         <w:rPr>
@@ -11619,23 +10050,7 @@
         <w:t>Campbell Islands</w:t>
       </w:r>
       <w:r>
-        <w:t xml:space="preserve"> deep in the subantarctic at </w:t>
-      </w:r>
-      <w:proofErr w:type="spellStart"/>
-      <w:r>
-        <w:t>50.5°S</w:t>
-      </w:r>
-      <w:proofErr w:type="spellEnd"/>
-      <w:r>
-        <w:t xml:space="preserve"> and </w:t>
-      </w:r>
-      <w:proofErr w:type="spellStart"/>
-      <w:r>
-        <w:t>52.6°S</w:t>
-      </w:r>
-      <w:proofErr w:type="spellEnd"/>
-      <w:r>
-        <w:t xml:space="preserve">. </w:t>
+        <w:t xml:space="preserve"> deep in the subantarctic at 50.5°S and 52.6°S. </w:t>
       </w:r>
       <w:r>
         <w:t xml:space="preserve">There was </w:t>
@@ -11647,15 +10062,7 @@
         <w:t xml:space="preserve"> problem:</w:t>
       </w:r>
       <w:r>
-        <w:t xml:space="preserve"> Raoul and the </w:t>
-      </w:r>
-      <w:proofErr w:type="spellStart"/>
-      <w:r>
-        <w:t>Chathams</w:t>
-      </w:r>
-      <w:proofErr w:type="spellEnd"/>
-      <w:r>
-        <w:t xml:space="preserve"> lie </w:t>
+        <w:t xml:space="preserve"> Raoul and the Chathams lie </w:t>
       </w:r>
       <w:r>
         <w:rPr>
@@ -11676,13 +10083,8 @@
       <w:r>
         <w:t xml:space="preserve">them </w:t>
       </w:r>
-      <w:proofErr w:type="gramStart"/>
-      <w:r>
-        <w:t>raw</w:t>
-      </w:r>
-      <w:proofErr w:type="gramEnd"/>
-      <w:r>
-        <w:t xml:space="preserve"> they would appear on the far side of the world. </w:t>
+      <w:r>
+        <w:t xml:space="preserve">raw they would appear on the far side of the world. </w:t>
       </w:r>
       <w:r>
         <w:t xml:space="preserve">So, I </w:t>
@@ -11702,11 +10104,9 @@
         <w:pStyle w:val="Heading2"/>
       </w:pPr>
       <w:bookmarkStart w:id="9" w:name="_Toc239862187"/>
-      <w:proofErr w:type="spellStart"/>
       <w:r>
         <w:t>Q3</w:t>
       </w:r>
-      <w:proofErr w:type="spellEnd"/>
       <w:r>
         <w:t xml:space="preserve">: </w:t>
       </w:r>
@@ -11767,15 +10167,7 @@
         <w:t xml:space="preserve">As compared to </w:t>
       </w:r>
       <w:r>
-        <w:t xml:space="preserve">the inventory-based figure from Processing </w:t>
-      </w:r>
-      <w:proofErr w:type="spellStart"/>
-      <w:r>
-        <w:t>Q3</w:t>
-      </w:r>
-      <w:proofErr w:type="spellEnd"/>
-      <w:r>
-        <w:t xml:space="preserve"> </w:t>
+        <w:t xml:space="preserve">the inventory-based figure from Processing Q3 </w:t>
       </w:r>
       <w:r>
         <w:t>(</w:t>
@@ -11872,7 +10264,6 @@
       <w:r>
         <w:t xml:space="preserve">'s </w:t>
       </w:r>
-      <w:proofErr w:type="spellStart"/>
       <w:r>
         <w:rPr>
           <w:rFonts w:ascii="Consolas" w:eastAsia="Consolas" w:hAnsi="Consolas" w:cs="Consolas"/>
@@ -11881,7 +10272,6 @@
         </w:rPr>
         <w:t>LASTYEAR</w:t>
       </w:r>
-      <w:proofErr w:type="spellEnd"/>
       <w:r>
         <w:t xml:space="preserve"> is derived when the inventory is compiled, so it can lag the raw observations</w:t>
       </w:r>
@@ -11955,107 +10345,7 @@
           <w:sz w:val="20"/>
           <w:szCs w:val="20"/>
         </w:rPr>
-        <w:t>where(col("ELEMENT"</w:t>
-      </w:r>
-      <w:proofErr w:type="gramStart"/>
-      <w:r>
-        <w:rPr>
-          <w:rFonts w:ascii="Consolas" w:eastAsia="Consolas" w:hAnsi="Consolas" w:cs="Consolas"/>
-          <w:sz w:val="20"/>
-          <w:szCs w:val="20"/>
-        </w:rPr>
-        <w:t>).</w:t>
-      </w:r>
-      <w:proofErr w:type="spellStart"/>
-      <w:r>
-        <w:rPr>
-          <w:rFonts w:ascii="Consolas" w:eastAsia="Consolas" w:hAnsi="Consolas" w:cs="Consolas"/>
-          <w:sz w:val="20"/>
-          <w:szCs w:val="20"/>
-        </w:rPr>
-        <w:t>isin</w:t>
-      </w:r>
-      <w:proofErr w:type="spellEnd"/>
-      <w:proofErr w:type="gramEnd"/>
-      <w:r>
-        <w:rPr>
-          <w:rFonts w:ascii="Consolas" w:eastAsia="Consolas" w:hAnsi="Consolas" w:cs="Consolas"/>
-          <w:sz w:val="20"/>
-          <w:szCs w:val="20"/>
-        </w:rPr>
-        <w:t>("</w:t>
-      </w:r>
-      <w:proofErr w:type="spellStart"/>
-      <w:r>
-        <w:rPr>
-          <w:rFonts w:ascii="Consolas" w:eastAsia="Consolas" w:hAnsi="Consolas" w:cs="Consolas"/>
-          <w:sz w:val="20"/>
-          <w:szCs w:val="20"/>
-        </w:rPr>
-        <w:t>PRCP</w:t>
-      </w:r>
-      <w:proofErr w:type="spellEnd"/>
-      <w:r>
-        <w:rPr>
-          <w:rFonts w:ascii="Consolas" w:eastAsia="Consolas" w:hAnsi="Consolas" w:cs="Consolas"/>
-          <w:sz w:val="20"/>
-          <w:szCs w:val="20"/>
-        </w:rPr>
-        <w:t>", "SNOW", "</w:t>
-      </w:r>
-      <w:proofErr w:type="spellStart"/>
-      <w:r>
-        <w:rPr>
-          <w:rFonts w:ascii="Consolas" w:eastAsia="Consolas" w:hAnsi="Consolas" w:cs="Consolas"/>
-          <w:sz w:val="20"/>
-          <w:szCs w:val="20"/>
-        </w:rPr>
-        <w:t>SNWD</w:t>
-      </w:r>
-      <w:proofErr w:type="spellEnd"/>
-      <w:r>
-        <w:rPr>
-          <w:rFonts w:ascii="Consolas" w:eastAsia="Consolas" w:hAnsi="Consolas" w:cs="Consolas"/>
-          <w:sz w:val="20"/>
-          <w:szCs w:val="20"/>
-        </w:rPr>
-        <w:t>", "</w:t>
-      </w:r>
-      <w:proofErr w:type="spellStart"/>
-      <w:r>
-        <w:rPr>
-          <w:rFonts w:ascii="Consolas" w:eastAsia="Consolas" w:hAnsi="Consolas" w:cs="Consolas"/>
-          <w:sz w:val="20"/>
-          <w:szCs w:val="20"/>
-        </w:rPr>
-        <w:t>TMAX</w:t>
-      </w:r>
-      <w:proofErr w:type="spellEnd"/>
-      <w:r>
-        <w:rPr>
-          <w:rFonts w:ascii="Consolas" w:eastAsia="Consolas" w:hAnsi="Consolas" w:cs="Consolas"/>
-          <w:sz w:val="20"/>
-          <w:szCs w:val="20"/>
-        </w:rPr>
-        <w:t>", "</w:t>
-      </w:r>
-      <w:proofErr w:type="spellStart"/>
-      <w:r>
-        <w:rPr>
-          <w:rFonts w:ascii="Consolas" w:eastAsia="Consolas" w:hAnsi="Consolas" w:cs="Consolas"/>
-          <w:sz w:val="20"/>
-          <w:szCs w:val="20"/>
-        </w:rPr>
-        <w:t>TMIN</w:t>
-      </w:r>
-      <w:proofErr w:type="spellEnd"/>
-      <w:r>
-        <w:rPr>
-          <w:rFonts w:ascii="Consolas" w:eastAsia="Consolas" w:hAnsi="Consolas" w:cs="Consolas"/>
-          <w:sz w:val="20"/>
-          <w:szCs w:val="20"/>
-        </w:rPr>
-        <w:t>"))</w:t>
+        <w:t>where(col("ELEMENT").isin("PRCP", "SNOW", "SNWD", "TMAX", "TMIN"))</w:t>
       </w:r>
       <w:r>
         <w:t xml:space="preserve"> and grouped by element across the </w:t>
@@ -12241,7 +10531,6 @@
             <w:pPr>
               <w:spacing w:line="240" w:lineRule="auto"/>
             </w:pPr>
-            <w:proofErr w:type="spellStart"/>
             <w:r>
               <w:rPr>
                 <w:b/>
@@ -12251,7 +10540,6 @@
               </w:rPr>
               <w:t>PRCP</w:t>
             </w:r>
-            <w:proofErr w:type="spellEnd"/>
           </w:p>
         </w:tc>
         <w:tc>
@@ -12341,7 +10629,6 @@
             <w:pPr>
               <w:spacing w:line="240" w:lineRule="auto"/>
             </w:pPr>
-            <w:proofErr w:type="spellStart"/>
             <w:r>
               <w:rPr>
                 <w:b/>
@@ -12351,7 +10638,6 @@
               </w:rPr>
               <w:t>TMAX</w:t>
             </w:r>
-            <w:proofErr w:type="spellEnd"/>
           </w:p>
         </w:tc>
         <w:tc>
@@ -12441,7 +10727,6 @@
             <w:pPr>
               <w:spacing w:line="240" w:lineRule="auto"/>
             </w:pPr>
-            <w:proofErr w:type="spellStart"/>
             <w:r>
               <w:rPr>
                 <w:b/>
@@ -12451,7 +10736,6 @@
               </w:rPr>
               <w:t>TMIN</w:t>
             </w:r>
-            <w:proofErr w:type="spellEnd"/>
           </w:p>
         </w:tc>
         <w:tc>
@@ -12639,7 +10923,6 @@
             <w:pPr>
               <w:spacing w:line="240" w:lineRule="auto"/>
             </w:pPr>
-            <w:proofErr w:type="spellStart"/>
             <w:r>
               <w:rPr>
                 <w:b/>
@@ -12649,7 +10932,6 @@
               </w:rPr>
               <w:t>SNWD</w:t>
             </w:r>
-            <w:proofErr w:type="spellEnd"/>
           </w:p>
         </w:tc>
         <w:tc>
@@ -12826,21 +11108,12 @@
         <w:spacing w:after="120"/>
         <w:jc w:val="both"/>
       </w:pPr>
-      <w:proofErr w:type="spellStart"/>
-      <w:r>
-        <w:rPr>
-          <w:b/>
-          <w:bCs/>
-        </w:rPr>
-        <w:t>PRCP</w:t>
-      </w:r>
-      <w:proofErr w:type="spellEnd"/>
-      <w:r>
-        <w:rPr>
-          <w:b/>
-          <w:bCs/>
-        </w:rPr>
-        <w:t xml:space="preserve"> </w:t>
+      <w:r>
+        <w:rPr>
+          <w:b/>
+          <w:bCs/>
+        </w:rPr>
+        <w:t xml:space="preserve">PRCP </w:t>
       </w:r>
       <w:r>
         <w:t xml:space="preserve">has </w:t>
@@ -12902,29 +11175,13 @@
         <w:t xml:space="preserve">almost </w:t>
       </w:r>
       <w:r>
-        <w:t xml:space="preserve">half of all </w:t>
-      </w:r>
-      <w:proofErr w:type="gramStart"/>
-      <w:r>
-        <w:t>stations</w:t>
-      </w:r>
-      <w:proofErr w:type="gramEnd"/>
-      <w:r>
-        <w:t xml:space="preserve"> record</w:t>
+        <w:t>half of all stations record</w:t>
       </w:r>
       <w:r>
         <w:t>s</w:t>
       </w:r>
       <w:r>
-        <w:t xml:space="preserve"> precipitation only, so </w:t>
-      </w:r>
-      <w:proofErr w:type="spellStart"/>
-      <w:r>
-        <w:t>PRCP</w:t>
-      </w:r>
-      <w:proofErr w:type="spellEnd"/>
-      <w:r>
-        <w:t xml:space="preserve"> is measured </w:t>
+        <w:t xml:space="preserve"> precipitation only, so PRCP is measured </w:t>
       </w:r>
       <w:r>
         <w:t xml:space="preserve">at site far more than </w:t>
@@ -12960,37 +11217,12 @@
       <w:r>
         <w:t xml:space="preserve">Second, the </w:t>
       </w:r>
-      <w:proofErr w:type="spellStart"/>
-      <w:r>
-        <w:rPr>
-          <w:b/>
-          <w:bCs/>
-        </w:rPr>
-        <w:t>TMAX</w:t>
-      </w:r>
-      <w:proofErr w:type="spellEnd"/>
-      <w:r>
-        <w:rPr>
-          <w:b/>
-          <w:bCs/>
-        </w:rPr>
-        <w:t xml:space="preserve"> and </w:t>
-      </w:r>
-      <w:proofErr w:type="spellStart"/>
-      <w:r>
-        <w:rPr>
-          <w:b/>
-          <w:bCs/>
-        </w:rPr>
-        <w:t>TMIN</w:t>
-      </w:r>
-      <w:proofErr w:type="spellEnd"/>
-      <w:r>
-        <w:rPr>
-          <w:b/>
-          <w:bCs/>
-        </w:rPr>
-        <w:t xml:space="preserve"> are nearly </w:t>
+      <w:r>
+        <w:rPr>
+          <w:b/>
+          <w:bCs/>
+        </w:rPr>
+        <w:t xml:space="preserve">TMAX and TMIN are nearly </w:t>
       </w:r>
       <w:r>
         <w:rPr>
@@ -13069,33 +11301,8 @@
           <w:b/>
           <w:bCs/>
         </w:rPr>
-        <w:t xml:space="preserve">(c) </w:t>
-      </w:r>
-      <w:proofErr w:type="spellStart"/>
-      <w:r>
-        <w:rPr>
-          <w:b/>
-          <w:bCs/>
-        </w:rPr>
-        <w:t>TMAX</w:t>
-      </w:r>
-      <w:proofErr w:type="spellEnd"/>
-      <w:r>
-        <w:rPr>
-          <w:b/>
-          <w:bCs/>
-        </w:rPr>
-        <w:t xml:space="preserve"> observations with no corresponding </w:t>
-      </w:r>
-      <w:proofErr w:type="spellStart"/>
-      <w:r>
-        <w:rPr>
-          <w:b/>
-          <w:bCs/>
-        </w:rPr>
-        <w:t>TMIN</w:t>
-      </w:r>
-      <w:proofErr w:type="spellEnd"/>
+        <w:t>(c) TMAX observations with no corresponding TMIN</w:t>
+      </w:r>
       <w:r>
         <w:rPr>
           <w:b/>
@@ -13116,45 +11323,13 @@
         <w:t>. T</w:t>
       </w:r>
       <w:r>
-        <w:t xml:space="preserve">ake the </w:t>
-      </w:r>
-      <w:proofErr w:type="spellStart"/>
-      <w:r>
-        <w:t>TMAX</w:t>
-      </w:r>
-      <w:proofErr w:type="spellEnd"/>
-      <w:r>
-        <w:t xml:space="preserve"> rows, anti-join against the </w:t>
-      </w:r>
-      <w:proofErr w:type="spellStart"/>
-      <w:r>
-        <w:t>TMIN</w:t>
-      </w:r>
-      <w:proofErr w:type="spellEnd"/>
-      <w:r>
-        <w:t xml:space="preserve"> rows on both station and date</w:t>
+        <w:t>ake the TMAX rows, anti-join against the TMIN rows on both station and date</w:t>
       </w:r>
       <w:r>
         <w:t xml:space="preserve"> </w:t>
       </w:r>
       <w:r>
-        <w:t xml:space="preserve">and count what survives. An anti-join returns exactly the left rows with no match in a single shuffle. A full outer </w:t>
-      </w:r>
-      <w:proofErr w:type="gramStart"/>
-      <w:r>
-        <w:t>join</w:t>
-      </w:r>
-      <w:proofErr w:type="gramEnd"/>
-      <w:r>
-        <w:t xml:space="preserve"> would </w:t>
-      </w:r>
-      <w:proofErr w:type="spellStart"/>
-      <w:r>
-        <w:t>materialise</w:t>
-      </w:r>
-      <w:proofErr w:type="spellEnd"/>
-      <w:r>
-        <w:t xml:space="preserve"> both sides and then need filtering</w:t>
+        <w:t>and count what survives. An anti-join returns exactly the left rows with no match in a single shuffle. A full outer join would materialise both sides and then need filtering</w:t>
       </w:r>
       <w:r>
         <w:t xml:space="preserve"> </w:t>
@@ -13163,26 +11338,10 @@
         <w:t>and grouping or pivoting per station-day shuffles far more data. Projecting each side to just ID and DATE before joining keeps the shuffle small, since VALUE and the flags are irrelevant here. Using both keys is essential</w:t>
       </w:r>
       <w:r>
-        <w:t xml:space="preserve"> </w:t>
-      </w:r>
-      <w:proofErr w:type="spellStart"/>
-      <w:r>
-        <w:t>i.e</w:t>
-      </w:r>
-      <w:proofErr w:type="spellEnd"/>
-      <w:r>
-        <w:t xml:space="preserve">, </w:t>
-      </w:r>
-      <w:r>
-        <w:t xml:space="preserve">joining on ID alone would only find stations that never record </w:t>
-      </w:r>
-      <w:proofErr w:type="spellStart"/>
-      <w:r>
-        <w:t>TMIN</w:t>
-      </w:r>
-      <w:proofErr w:type="spellEnd"/>
-      <w:r>
-        <w:t xml:space="preserve"> at all, not individual unpaired observations.</w:t>
+        <w:t xml:space="preserve"> i.e, </w:t>
+      </w:r>
+      <w:r>
+        <w:t>joining on ID alone would only find stations that never record TMIN at all, not individual unpaired observations.</w:t>
       </w:r>
     </w:p>
     <w:p>
@@ -13202,23 +11361,7 @@
           <w:b/>
           <w:bCs/>
         </w:rPr>
-        <w:t xml:space="preserve">10,727,375 </w:t>
-      </w:r>
-      <w:proofErr w:type="spellStart"/>
-      <w:r>
-        <w:rPr>
-          <w:b/>
-          <w:bCs/>
-        </w:rPr>
-        <w:t>TMAX</w:t>
-      </w:r>
-      <w:proofErr w:type="spellEnd"/>
-      <w:r>
-        <w:rPr>
-          <w:b/>
-          <w:bCs/>
-        </w:rPr>
-        <w:t xml:space="preserve"> observations </w:t>
+        <w:t xml:space="preserve">10,727,375 TMAX observations </w:t>
       </w:r>
       <w:r>
         <w:rPr>
@@ -13246,23 +11389,7 @@
           <w:b/>
           <w:bCs/>
         </w:rPr>
-        <w:t xml:space="preserve">corresponding </w:t>
-      </w:r>
-      <w:proofErr w:type="spellStart"/>
-      <w:r>
-        <w:rPr>
-          <w:b/>
-          <w:bCs/>
-        </w:rPr>
-        <w:t>TMIN</w:t>
-      </w:r>
-      <w:proofErr w:type="spellEnd"/>
-      <w:r>
-        <w:rPr>
-          <w:b/>
-          <w:bCs/>
-        </w:rPr>
-        <w:t xml:space="preserve"> observation, contributed by 28,762 unique stations.</w:t>
+        <w:t>corresponding TMIN observation, contributed by 28,762 unique stations.</w:t>
       </w:r>
     </w:p>
     <w:p>
@@ -13284,15 +11411,7 @@
         <w:t>2.3%</w:t>
       </w:r>
       <w:r>
-        <w:t xml:space="preserve"> of all 466 million </w:t>
-      </w:r>
-      <w:proofErr w:type="spellStart"/>
-      <w:r>
-        <w:t>TMAX</w:t>
-      </w:r>
-      <w:proofErr w:type="spellEnd"/>
-      <w:r>
-        <w:t xml:space="preserve"> observations</w:t>
+        <w:t xml:space="preserve"> of all 466 million TMAX observations</w:t>
       </w:r>
       <w:r>
         <w:t xml:space="preserve"> which confirms that </w:t>
@@ -13367,29 +11486,14 @@
         <w:pStyle w:val="Heading2"/>
       </w:pPr>
       <w:bookmarkStart w:id="11" w:name="_Toc239862189"/>
-      <w:proofErr w:type="spellStart"/>
       <w:r>
         <w:t>Q1</w:t>
       </w:r>
-      <w:proofErr w:type="spellEnd"/>
       <w:r>
         <w:t xml:space="preserve">: </w:t>
       </w:r>
-      <w:proofErr w:type="spellStart"/>
-      <w:r>
-        <w:t>TMIN</w:t>
-      </w:r>
-      <w:proofErr w:type="spellEnd"/>
-      <w:r>
-        <w:t xml:space="preserve"> and </w:t>
-      </w:r>
-      <w:proofErr w:type="spellStart"/>
-      <w:r>
-        <w:t>TMAX</w:t>
-      </w:r>
-      <w:proofErr w:type="spellEnd"/>
-      <w:r>
-        <w:t xml:space="preserve"> for New Zealand stations</w:t>
+      <w:r>
+        <w:t>TMIN and TMAX for New Zealand stations</w:t>
       </w:r>
       <w:bookmarkEnd w:id="11"/>
     </w:p>
@@ -13466,23 +11570,7 @@
         <w:t>VALUE</w:t>
       </w:r>
       <w:r>
-        <w:t xml:space="preserve"> from the daily files and reduced to New Zealand </w:t>
-      </w:r>
-      <w:proofErr w:type="spellStart"/>
-      <w:r>
-        <w:t>TMIN</w:t>
-      </w:r>
-      <w:proofErr w:type="spellEnd"/>
-      <w:r>
-        <w:t>/</w:t>
-      </w:r>
-      <w:proofErr w:type="spellStart"/>
-      <w:r>
-        <w:t>TMAX</w:t>
-      </w:r>
-      <w:proofErr w:type="spellEnd"/>
-      <w:r>
-        <w:t xml:space="preserve"> with a </w:t>
+        <w:t xml:space="preserve"> from the daily files and reduced to New Zealand TMIN/TMAX with a </w:t>
       </w:r>
       <w:r>
         <w:rPr>
@@ -13525,51 +11613,7 @@
           <w:sz w:val="19"/>
           <w:szCs w:val="19"/>
         </w:rPr>
-        <w:t xml:space="preserve">Table 5. New Zealand </w:t>
-      </w:r>
-      <w:proofErr w:type="spellStart"/>
-      <w:r>
-        <w:rPr>
-          <w:b/>
-          <w:bCs/>
-          <w:color w:val="404040"/>
-          <w:sz w:val="19"/>
-          <w:szCs w:val="19"/>
-        </w:rPr>
-        <w:t>TMIN</w:t>
-      </w:r>
-      <w:proofErr w:type="spellEnd"/>
-      <w:r>
-        <w:rPr>
-          <w:b/>
-          <w:bCs/>
-          <w:color w:val="404040"/>
-          <w:sz w:val="19"/>
-          <w:szCs w:val="19"/>
-        </w:rPr>
-        <w:t>/</w:t>
-      </w:r>
-      <w:proofErr w:type="spellStart"/>
-      <w:r>
-        <w:rPr>
-          <w:b/>
-          <w:bCs/>
-          <w:color w:val="404040"/>
-          <w:sz w:val="19"/>
-          <w:szCs w:val="19"/>
-        </w:rPr>
-        <w:t>TMAX</w:t>
-      </w:r>
-      <w:proofErr w:type="spellEnd"/>
-      <w:r>
-        <w:rPr>
-          <w:b/>
-          <w:bCs/>
-          <w:color w:val="404040"/>
-          <w:sz w:val="19"/>
-          <w:szCs w:val="19"/>
-        </w:rPr>
-        <w:t xml:space="preserve"> coverage.</w:t>
+        <w:t>Table 5. New Zealand TMIN/TMAX coverage.</w:t>
       </w:r>
     </w:p>
     <w:tbl>
@@ -13672,39 +11716,7 @@
                 <w:sz w:val="19"/>
                 <w:szCs w:val="19"/>
               </w:rPr>
-              <w:t xml:space="preserve">Total </w:t>
-            </w:r>
-            <w:proofErr w:type="spellStart"/>
-            <w:r>
-              <w:rPr>
-                <w:sz w:val="19"/>
-                <w:szCs w:val="19"/>
-              </w:rPr>
-              <w:t>TMIN</w:t>
-            </w:r>
-            <w:proofErr w:type="spellEnd"/>
-            <w:r>
-              <w:rPr>
-                <w:sz w:val="19"/>
-                <w:szCs w:val="19"/>
-              </w:rPr>
-              <w:t>/</w:t>
-            </w:r>
-            <w:proofErr w:type="spellStart"/>
-            <w:r>
-              <w:rPr>
-                <w:sz w:val="19"/>
-                <w:szCs w:val="19"/>
-              </w:rPr>
-              <w:t>TMAX</w:t>
-            </w:r>
-            <w:proofErr w:type="spellEnd"/>
-            <w:r>
-              <w:rPr>
-                <w:sz w:val="19"/>
-                <w:szCs w:val="19"/>
-              </w:rPr>
-              <w:t xml:space="preserve"> observations</w:t>
+              <w:t>Total TMIN/TMAX observations</w:t>
             </w:r>
           </w:p>
         </w:tc>
@@ -14044,39 +12056,7 @@
           <w:b/>
           <w:bCs/>
         </w:rPr>
-        <w:t xml:space="preserve">Answer: there are 500,840 </w:t>
-      </w:r>
-      <w:proofErr w:type="spellStart"/>
-      <w:r>
-        <w:rPr>
-          <w:b/>
-          <w:bCs/>
-        </w:rPr>
-        <w:t>TMIN</w:t>
-      </w:r>
-      <w:proofErr w:type="spellEnd"/>
-      <w:r>
-        <w:rPr>
-          <w:b/>
-          <w:bCs/>
-        </w:rPr>
-        <w:t xml:space="preserve"> and </w:t>
-      </w:r>
-      <w:proofErr w:type="spellStart"/>
-      <w:r>
-        <w:rPr>
-          <w:b/>
-          <w:bCs/>
-        </w:rPr>
-        <w:t>TMAX</w:t>
-      </w:r>
-      <w:proofErr w:type="spellEnd"/>
-      <w:r>
-        <w:rPr>
-          <w:b/>
-          <w:bCs/>
-        </w:rPr>
-        <w:t xml:space="preserve"> observations for New Zealand, covering 87 years from 1940 to 2026. There are gaps: on 44 individual dates no New Zealand station reported either element.</w:t>
+        <w:t>Answer: there are 500,840 TMIN and TMAX observations for New Zealand, covering 87 years from 1940 to 2026. There are gaps: on 44 individual dates no New Zealand station reported either element.</w:t>
       </w:r>
     </w:p>
     <w:p>
@@ -14125,18 +12105,7 @@
         <w:t>because it returns the actual missing dates.</w:t>
       </w:r>
       <w:r>
-        <w:t xml:space="preserve"> </w:t>
-      </w:r>
-      <w:r>
-        <w:t xml:space="preserve">The 44 missing days are not spread evenly. </w:t>
-      </w:r>
-      <w:proofErr w:type="gramStart"/>
-      <w:r>
-        <w:t>Every one</w:t>
-      </w:r>
-      <w:proofErr w:type="gramEnd"/>
-      <w:r>
-        <w:t xml:space="preserve"> falls between 2006 and 2026, clustered into short runs, including eight consecutive days in May 2015 and five in March</w:t>
+        <w:t xml:space="preserve"> The 44 missing days are not spread evenly. Every one falls between 2006 and 2026, clustered into short runs, including eight consecutive days in May 2015 and five in March</w:t>
       </w:r>
       <w:r>
         <w:t xml:space="preserve"> to </w:t>
@@ -14145,15 +12114,7 @@
         <w:t xml:space="preserve">April 2026. This suggests short data-feed interruptions affecting all stations at once rather than historical sparseness. </w:t>
       </w:r>
       <w:r>
-        <w:t xml:space="preserve">A </w:t>
-      </w:r>
-      <w:proofErr w:type="spellStart"/>
-      <w:r>
-        <w:t>notworth</w:t>
-      </w:r>
-      <w:proofErr w:type="spellEnd"/>
-      <w:r>
-        <w:t xml:space="preserve"> point is that </w:t>
+        <w:t xml:space="preserve">A notworth point is that </w:t>
       </w:r>
       <w:r>
         <w:t xml:space="preserve">it measures </w:t>
@@ -14161,13 +12122,8 @@
       <w:r>
         <w:t xml:space="preserve">dates when the entire country reported nothing. Individual stations have far more </w:t>
       </w:r>
-      <w:proofErr w:type="gramStart"/>
-      <w:r>
-        <w:t>as</w:t>
-      </w:r>
-      <w:proofErr w:type="gramEnd"/>
-      <w:r>
-        <w:t xml:space="preserve"> shown in the subplots.</w:t>
+      <w:r>
+        <w:t>as shown in the subplots.</w:t>
       </w:r>
     </w:p>
     <w:p>
@@ -14233,37 +12189,13 @@
         <w:t xml:space="preserve">I further </w:t>
       </w:r>
       <w:r>
-        <w:t xml:space="preserve">pivoted </w:t>
-      </w:r>
-      <w:proofErr w:type="spellStart"/>
-      <w:r>
-        <w:t>TMIN</w:t>
-      </w:r>
-      <w:proofErr w:type="spellEnd"/>
-      <w:r>
-        <w:t xml:space="preserve"> and </w:t>
-      </w:r>
-      <w:proofErr w:type="spellStart"/>
-      <w:r>
-        <w:t>TMAX</w:t>
-      </w:r>
-      <w:proofErr w:type="spellEnd"/>
-      <w:r>
-        <w:t xml:space="preserve"> into separate columns and collected the result to the driver</w:t>
+        <w:t>pivoted TMIN and TMAX into separate columns and collected the result to the driver</w:t>
       </w:r>
       <w:r>
         <w:t xml:space="preserve">. That approach is safe </w:t>
       </w:r>
       <w:r>
-        <w:t xml:space="preserve">because 9,062 rows </w:t>
-      </w:r>
-      <w:proofErr w:type="gramStart"/>
-      <w:r>
-        <w:t>is</w:t>
-      </w:r>
-      <w:proofErr w:type="gramEnd"/>
-      <w:r>
-        <w:t xml:space="preserve"> a </w:t>
+        <w:t xml:space="preserve">because 9,062 rows is a </w:t>
       </w:r>
       <w:r>
         <w:t>quite</w:t>
@@ -14281,11 +12213,7 @@
         <w:t>Another thing worth mentioning is that m</w:t>
       </w:r>
       <w:r>
-        <w:t xml:space="preserve">onthly averaging removes </w:t>
-      </w:r>
-      <w:proofErr w:type="gramStart"/>
-      <w:r>
-        <w:t>day</w:t>
+        <w:t>onthly averaging removes day</w:t>
       </w:r>
       <w:r>
         <w:t xml:space="preserve"> </w:t>
@@ -14297,24 +12225,14 @@
         <w:t xml:space="preserve"> </w:t>
       </w:r>
       <w:r>
-        <w:t>day</w:t>
-      </w:r>
-      <w:proofErr w:type="gramEnd"/>
-      <w:r>
-        <w:t xml:space="preserve"> noise but leaves a strong annual cycle dominating the plot. </w:t>
-      </w:r>
-      <w:proofErr w:type="gramStart"/>
-      <w:r>
-        <w:t>That’s is</w:t>
-      </w:r>
-      <w:proofErr w:type="gramEnd"/>
-      <w:r>
-        <w:t xml:space="preserve"> where a</w:t>
+        <w:t xml:space="preserve">day noise but leaves a strong annual cycle dominating the plot. </w:t>
+      </w:r>
+      <w:r>
+        <w:t>That’s is where a</w:t>
       </w:r>
       <w:r>
         <w:t xml:space="preserve"> </w:t>
       </w:r>
-      <w:proofErr w:type="gramStart"/>
       <w:r>
         <w:rPr>
           <w:b/>
@@ -14334,15 +12252,7 @@
           <w:b/>
           <w:bCs/>
         </w:rPr>
-        <w:t>month</w:t>
-      </w:r>
-      <w:proofErr w:type="gramEnd"/>
-      <w:r>
-        <w:rPr>
-          <w:b/>
-          <w:bCs/>
-        </w:rPr>
-        <w:t xml:space="preserve"> rolling </w:t>
+        <w:t xml:space="preserve">month rolling </w:t>
       </w:r>
       <w:r>
         <w:rPr>
@@ -14354,7 +12264,6 @@
       <w:r>
         <w:t xml:space="preserve">with </w:t>
       </w:r>
-      <w:proofErr w:type="spellStart"/>
       <w:r>
         <w:rPr>
           <w:rFonts w:ascii="Consolas" w:eastAsia="Consolas" w:hAnsi="Consolas" w:cs="Consolas"/>
@@ -14362,68 +12271,66 @@
           <w:szCs w:val="20"/>
         </w:rPr>
         <w:lastRenderedPageBreak/>
-        <w:t>min_periods</w:t>
-      </w:r>
-      <w:proofErr w:type="spellEnd"/>
+        <w:t>min_periods=12</w:t>
+      </w:r>
+      <w:r>
+        <w:t xml:space="preserve"> cancels that cycle almost exactly, leaving the long-term level</w:t>
+      </w:r>
+      <w:r>
+        <w:t xml:space="preserve">, </w:t>
+      </w:r>
+      <w:r>
+        <w:t xml:space="preserve">and trend </w:t>
+      </w:r>
+      <w:r>
+        <w:t>remains visible. A</w:t>
+      </w:r>
+      <w:r>
+        <w:t xml:space="preserve"> shorter window retains seasonal oscillation</w:t>
+      </w:r>
+      <w:r>
+        <w:t xml:space="preserve">, and </w:t>
+      </w:r>
+      <w:r>
+        <w:t>a much longer one flattens real variation.</w:t>
+      </w:r>
+    </w:p>
+    <w:p>
+      <w:pPr>
+        <w:spacing w:after="120"/>
+        <w:jc w:val="both"/>
+      </w:pPr>
+      <w:r>
+        <w:rPr>
+          <w:i/>
+          <w:iCs/>
+        </w:rPr>
+        <w:t>Gaps</w:t>
+      </w:r>
+      <w:r>
+        <w:rPr>
+          <w:i/>
+          <w:iCs/>
+        </w:rPr>
+        <w:t xml:space="preserve"> </w:t>
+      </w:r>
+      <w:r>
+        <w:rPr>
+          <w:i/>
+          <w:iCs/>
+        </w:rPr>
+        <w:t xml:space="preserve">- </w:t>
+      </w:r>
+      <w:r>
+        <w:t>min</w:t>
+      </w:r>
       <w:r>
         <w:rPr>
           <w:rFonts w:ascii="Consolas" w:eastAsia="Consolas" w:hAnsi="Consolas" w:cs="Consolas"/>
           <w:sz w:val="20"/>
           <w:szCs w:val="20"/>
         </w:rPr>
-        <w:t>=12</w:t>
-      </w:r>
-      <w:r>
-        <w:t xml:space="preserve"> cancels that cycle almost exactly, leaving the long-term level</w:t>
-      </w:r>
-      <w:r>
-        <w:t xml:space="preserve">, </w:t>
-      </w:r>
-      <w:r>
-        <w:t xml:space="preserve">and trend </w:t>
-      </w:r>
-      <w:r>
-        <w:t>remains visible. A</w:t>
-      </w:r>
-      <w:r>
-        <w:t xml:space="preserve"> shorter window retains seasonal oscillation</w:t>
-      </w:r>
-      <w:r>
-        <w:t xml:space="preserve">, and </w:t>
-      </w:r>
-      <w:r>
-        <w:t>a much longer one flattens real variation.</w:t>
-      </w:r>
-    </w:p>
-    <w:p>
-      <w:pPr>
-        <w:spacing w:after="120"/>
-        <w:jc w:val="both"/>
-      </w:pPr>
-      <w:r>
-        <w:rPr>
-          <w:i/>
-          <w:iCs/>
-        </w:rPr>
-        <w:t>Gaps</w:t>
-      </w:r>
-      <w:r>
-        <w:rPr>
-          <w:i/>
-          <w:iCs/>
-        </w:rPr>
-        <w:t xml:space="preserve"> </w:t>
-      </w:r>
-      <w:r>
-        <w:rPr>
-          <w:i/>
-          <w:iCs/>
-        </w:rPr>
-        <w:t xml:space="preserve">- </w:t>
-      </w:r>
-      <w:proofErr w:type="spellStart"/>
-      <w:r>
-        <w:t>min</w:t>
+        <w:t>_periods</w:t>
       </w:r>
       <w:r>
         <w:rPr>
@@ -14431,16 +12338,15 @@
           <w:sz w:val="20"/>
           <w:szCs w:val="20"/>
         </w:rPr>
-        <w:t>_periods</w:t>
-      </w:r>
-      <w:proofErr w:type="spellEnd"/>
+        <w:t xml:space="preserve"> </w:t>
+      </w:r>
       <w:r>
         <w:rPr>
           <w:rFonts w:ascii="Consolas" w:eastAsia="Consolas" w:hAnsi="Consolas" w:cs="Consolas"/>
           <w:sz w:val="20"/>
           <w:szCs w:val="20"/>
         </w:rPr>
-        <w:t xml:space="preserve"> </w:t>
+        <w:t>=</w:t>
       </w:r>
       <w:r>
         <w:rPr>
@@ -14448,7 +12354,7 @@
           <w:sz w:val="20"/>
           <w:szCs w:val="20"/>
         </w:rPr>
-        <w:t>=</w:t>
+        <w:t xml:space="preserve"> </w:t>
       </w:r>
       <w:r>
         <w:rPr>
@@ -14456,7 +12362,72 @@
           <w:sz w:val="20"/>
           <w:szCs w:val="20"/>
         </w:rPr>
+        <w:t>12</w:t>
+      </w:r>
+      <w:r>
+        <w:t xml:space="preserve"> produces the rolling average only where a full year of data exists, so gaps stay empty</w:t>
+      </w:r>
+      <w:r>
+        <w:rPr>
+          <w:b/>
+          <w:bCs/>
+        </w:rPr>
+        <w:t xml:space="preserve">. </w:t>
+      </w:r>
+      <w:r>
+        <w:t>I did not interpolate</w:t>
+      </w:r>
+      <w:r>
         <w:t xml:space="preserve"> </w:t>
+      </w:r>
+      <w:r>
+        <w:t xml:space="preserve">it intentionally since </w:t>
+      </w:r>
+      <w:r>
+        <w:t>filling gaps would imply observations that were never made.</w:t>
+      </w:r>
+    </w:p>
+    <w:p>
+      <w:pPr>
+        <w:spacing w:after="120"/>
+        <w:jc w:val="both"/>
+      </w:pPr>
+      <w:r>
+        <w:rPr>
+          <w:i/>
+          <w:iCs/>
+        </w:rPr>
+        <w:t>Alignment</w:t>
+      </w:r>
+      <w:r>
+        <w:rPr>
+          <w:i/>
+          <w:iCs/>
+        </w:rPr>
+        <w:t xml:space="preserve"> - </w:t>
+      </w:r>
+      <w:r>
+        <w:t xml:space="preserve">To make the panels comparable I built a complete monthly timeline of </w:t>
+      </w:r>
+      <w:r>
+        <w:rPr>
+          <w:b/>
+          <w:bCs/>
+        </w:rPr>
+        <w:t>1,038 months</w:t>
+      </w:r>
+      <w:r>
+        <w:t xml:space="preserve"> (March 1940 to August 2026) and reindexed every station onto it, giving a </w:t>
+      </w:r>
+      <w:r>
+        <w:rPr>
+          <w:b/>
+          <w:bCs/>
+        </w:rPr>
+        <w:t>15 × 1,038 = 15,570-row</w:t>
+      </w:r>
+      <w:r>
+        <w:t xml:space="preserve"> frame with </w:t>
       </w:r>
       <w:r>
         <w:rPr>
@@ -14464,121 +12435,18 @@
           <w:sz w:val="20"/>
           <w:szCs w:val="20"/>
         </w:rPr>
-        <w:t>12</w:t>
-      </w:r>
-      <w:r>
-        <w:t xml:space="preserve"> produces the rolling average only where a full year of data exists, so gaps stay empty</w:t>
-      </w:r>
-      <w:r>
-        <w:rPr>
-          <w:b/>
-          <w:bCs/>
-        </w:rPr>
-        <w:t xml:space="preserve">. </w:t>
-      </w:r>
-      <w:r>
-        <w:t>I did not interpolate</w:t>
-      </w:r>
-      <w:r>
-        <w:t xml:space="preserve"> </w:t>
-      </w:r>
-      <w:r>
-        <w:t xml:space="preserve">it intentionally since </w:t>
-      </w:r>
-      <w:r>
-        <w:t>filling gaps would imply observations that were never made.</w:t>
-      </w:r>
-    </w:p>
-    <w:p>
-      <w:pPr>
-        <w:spacing w:after="120"/>
-        <w:jc w:val="both"/>
-      </w:pPr>
-      <w:r>
-        <w:rPr>
-          <w:i/>
-          <w:iCs/>
-        </w:rPr>
-        <w:t>Alignment</w:t>
-      </w:r>
-      <w:r>
-        <w:rPr>
-          <w:i/>
-          <w:iCs/>
-        </w:rPr>
-        <w:t xml:space="preserve"> - </w:t>
-      </w:r>
-      <w:r>
-        <w:t xml:space="preserve">To make the panels comparable I built a complete monthly timeline of </w:t>
-      </w:r>
-      <w:r>
-        <w:rPr>
-          <w:b/>
-          <w:bCs/>
-        </w:rPr>
-        <w:t>1,038 months</w:t>
-      </w:r>
-      <w:r>
-        <w:t xml:space="preserve"> (March 1940 to August 2026) and reindexed every station onto it, giving a </w:t>
-      </w:r>
-      <w:r>
-        <w:rPr>
-          <w:b/>
-          <w:bCs/>
-        </w:rPr>
-        <w:t>15 × 1,038 = 15,570-row</w:t>
-      </w:r>
-      <w:r>
-        <w:t xml:space="preserve"> frame with </w:t>
-      </w:r>
-      <w:proofErr w:type="spellStart"/>
+        <w:t>NaN</w:t>
+      </w:r>
+      <w:r>
+        <w:t xml:space="preserve"> where data is absent. With </w:t>
+      </w:r>
       <w:r>
         <w:rPr>
           <w:rFonts w:ascii="Consolas" w:eastAsia="Consolas" w:hAnsi="Consolas" w:cs="Consolas"/>
           <w:sz w:val="20"/>
           <w:szCs w:val="20"/>
         </w:rPr>
-        <w:t>NaN</w:t>
-      </w:r>
-      <w:proofErr w:type="spellEnd"/>
-      <w:r>
-        <w:t xml:space="preserve"> where data is absent. With </w:t>
-      </w:r>
-      <w:proofErr w:type="spellStart"/>
-      <w:r>
-        <w:rPr>
-          <w:rFonts w:ascii="Consolas" w:eastAsia="Consolas" w:hAnsi="Consolas" w:cs="Consolas"/>
-          <w:sz w:val="20"/>
-          <w:szCs w:val="20"/>
-        </w:rPr>
-        <w:t>sharex</w:t>
-      </w:r>
-      <w:proofErr w:type="spellEnd"/>
-      <w:r>
-        <w:rPr>
-          <w:rFonts w:ascii="Consolas" w:eastAsia="Consolas" w:hAnsi="Consolas" w:cs="Consolas"/>
-          <w:sz w:val="20"/>
-          <w:szCs w:val="20"/>
-        </w:rPr>
-        <w:t xml:space="preserve">=True, </w:t>
-      </w:r>
-      <w:proofErr w:type="spellStart"/>
-      <w:r>
-        <w:rPr>
-          <w:rFonts w:ascii="Consolas" w:eastAsia="Consolas" w:hAnsi="Consolas" w:cs="Consolas"/>
-          <w:sz w:val="20"/>
-          <w:szCs w:val="20"/>
-        </w:rPr>
-        <w:t>sharey</w:t>
-      </w:r>
-      <w:proofErr w:type="spellEnd"/>
-      <w:r>
-        <w:rPr>
-          <w:rFonts w:ascii="Consolas" w:eastAsia="Consolas" w:hAnsi="Consolas" w:cs="Consolas"/>
-          <w:sz w:val="20"/>
-          <w:szCs w:val="20"/>
-        </w:rPr>
-        <w:t>=True</w:t>
+        <w:t>sharex=True, sharey=True</w:t>
       </w:r>
       <w:r>
         <w:t xml:space="preserve"> every panel spans identical axes, so any station's level and record length reads directly against another's.</w:t>
@@ -14655,43 +12523,7 @@
           <w:sz w:val="19"/>
           <w:szCs w:val="19"/>
         </w:rPr>
-        <w:t xml:space="preserve"> Twelve-month rolling average </w:t>
-      </w:r>
-      <w:proofErr w:type="spellStart"/>
-      <w:r>
-        <w:rPr>
-          <w:color w:val="404040"/>
-          <w:sz w:val="19"/>
-          <w:szCs w:val="19"/>
-        </w:rPr>
-        <w:t>TMIN</w:t>
-      </w:r>
-      <w:proofErr w:type="spellEnd"/>
-      <w:r>
-        <w:rPr>
-          <w:color w:val="404040"/>
-          <w:sz w:val="19"/>
-          <w:szCs w:val="19"/>
-        </w:rPr>
-        <w:t xml:space="preserve"> and </w:t>
-      </w:r>
-      <w:proofErr w:type="spellStart"/>
-      <w:r>
-        <w:rPr>
-          <w:color w:val="404040"/>
-          <w:sz w:val="19"/>
-          <w:szCs w:val="19"/>
-        </w:rPr>
-        <w:t>TMAX</w:t>
-      </w:r>
-      <w:proofErr w:type="spellEnd"/>
-      <w:r>
-        <w:rPr>
-          <w:color w:val="404040"/>
-          <w:sz w:val="19"/>
-          <w:szCs w:val="19"/>
-        </w:rPr>
-        <w:t xml:space="preserve"> for each of the 15 New Zealand stations, on shared axes.</w:t>
+        <w:t xml:space="preserve"> Twelve-month rolling average TMIN and TMAX for each of the 15 New Zealand stations, on shared axes.</w:t>
       </w:r>
     </w:p>
     <w:p>
@@ -14703,26 +12535,10 @@
         <w:t xml:space="preserve">Record lengths </w:t>
       </w:r>
       <w:r>
-        <w:t xml:space="preserve">have a </w:t>
-      </w:r>
-      <w:proofErr w:type="gramStart"/>
-      <w:r>
-        <w:t>huge variations</w:t>
-      </w:r>
-      <w:proofErr w:type="gramEnd"/>
-      <w:r>
-        <w:t>.</w:t>
-      </w:r>
-      <w:r>
-        <w:t xml:space="preserve"> Gisborne and Invercargill </w:t>
-      </w:r>
-      <w:proofErr w:type="gramStart"/>
-      <w:r>
-        <w:t>run</w:t>
-      </w:r>
-      <w:proofErr w:type="gramEnd"/>
-      <w:r>
-        <w:t xml:space="preserve"> </w:t>
+        <w:t>have a huge variations.</w:t>
+      </w:r>
+      <w:r>
+        <w:t xml:space="preserve"> Gisborne and Invercargill run </w:t>
       </w:r>
       <w:r>
         <w:t xml:space="preserve">for </w:t>
@@ -14734,13 +12550,8 @@
         <w:t xml:space="preserve">whereas </w:t>
       </w:r>
       <w:r>
-        <w:t xml:space="preserve">Auckland, Wellington and Kaikoura begin only in the </w:t>
-      </w:r>
-      <w:proofErr w:type="spellStart"/>
-      <w:r>
-        <w:t>2000s</w:t>
-      </w:r>
-      <w:proofErr w:type="spellEnd"/>
+        <w:t>Auckland, Wellington and Kaikoura begin only in the 2000s</w:t>
+      </w:r>
       <w:r>
         <w:t xml:space="preserve">. </w:t>
       </w:r>
@@ -14757,13 +12568,8 @@
       <w:r>
         <w:t xml:space="preserve"> </w:t>
       </w:r>
-      <w:proofErr w:type="gramStart"/>
-      <w:r>
-        <w:t>are</w:t>
-      </w:r>
-      <w:proofErr w:type="gramEnd"/>
-      <w:r>
-        <w:t xml:space="preserve"> </w:t>
+      <w:r>
+        <w:t xml:space="preserve">are </w:t>
       </w:r>
       <w:r>
         <w:t>separate</w:t>
@@ -14784,23 +12590,7 @@
         <w:t xml:space="preserve">are around </w:t>
       </w:r>
       <w:r>
-        <w:t xml:space="preserve">5 °C </w:t>
-      </w:r>
-      <w:proofErr w:type="spellStart"/>
-      <w:r>
-        <w:t>TMIN</w:t>
-      </w:r>
-      <w:proofErr w:type="spellEnd"/>
-      <w:r>
-        <w:t xml:space="preserve">, northern and </w:t>
-      </w:r>
-      <w:proofErr w:type="spellStart"/>
-      <w:r>
-        <w:t>Kermadec</w:t>
-      </w:r>
-      <w:proofErr w:type="spellEnd"/>
-      <w:r>
-        <w:t xml:space="preserve"> stations around 15–16 °C</w:t>
+        <w:t>5 °C TMIN, northern and Kermadec stations around 15–16 °C</w:t>
       </w:r>
       <w:r>
         <w:t xml:space="preserve">, </w:t>
@@ -14814,7 +12604,6 @@
       <w:r>
         <w:t xml:space="preserve">the abrupt step in </w:t>
       </w:r>
-      <w:proofErr w:type="spellStart"/>
       <w:r>
         <w:rPr>
           <w:rFonts w:ascii="Consolas" w:eastAsia="Consolas" w:hAnsi="Consolas" w:cs="Consolas"/>
@@ -14823,7 +12612,6 @@
         </w:rPr>
         <w:t>NZ000936150</w:t>
       </w:r>
-      <w:proofErr w:type="spellEnd"/>
       <w:r>
         <w:t xml:space="preserve"> (Hokitika) around 2005</w:t>
       </w:r>
@@ -14831,15 +12619,7 @@
         <w:t xml:space="preserve"> </w:t>
       </w:r>
       <w:r>
-        <w:t xml:space="preserve">where </w:t>
-      </w:r>
-      <w:proofErr w:type="spellStart"/>
-      <w:r>
-        <w:t>TMIN</w:t>
-      </w:r>
-      <w:proofErr w:type="spellEnd"/>
-      <w:r>
-        <w:t xml:space="preserve"> drops roughly 2 °C and </w:t>
+        <w:t xml:space="preserve">where TMIN drops roughly 2 °C and </w:t>
       </w:r>
       <w:r>
         <w:lastRenderedPageBreak/>
@@ -14854,7 +12634,6 @@
       <w:r>
         <w:t xml:space="preserve">the broken segments in </w:t>
       </w:r>
-      <w:proofErr w:type="spellStart"/>
       <w:r>
         <w:rPr>
           <w:rFonts w:ascii="Consolas" w:eastAsia="Consolas" w:hAnsi="Consolas" w:cs="Consolas"/>
@@ -14863,7 +12642,6 @@
         </w:rPr>
         <w:t>NZM00093781</w:t>
       </w:r>
-      <w:proofErr w:type="spellEnd"/>
       <w:r>
         <w:t xml:space="preserve"> (Christchurch)</w:t>
       </w:r>
@@ -15027,43 +12805,7 @@
           <w:sz w:val="19"/>
           <w:szCs w:val="19"/>
         </w:rPr>
-        <w:t xml:space="preserve"> Twelve-month rolling average </w:t>
-      </w:r>
-      <w:proofErr w:type="spellStart"/>
-      <w:r>
-        <w:rPr>
-          <w:color w:val="404040"/>
-          <w:sz w:val="19"/>
-          <w:szCs w:val="19"/>
-        </w:rPr>
-        <w:t>TMIN</w:t>
-      </w:r>
-      <w:proofErr w:type="spellEnd"/>
-      <w:r>
-        <w:rPr>
-          <w:color w:val="404040"/>
-          <w:sz w:val="19"/>
-          <w:szCs w:val="19"/>
-        </w:rPr>
-        <w:t xml:space="preserve"> and </w:t>
-      </w:r>
-      <w:proofErr w:type="spellStart"/>
-      <w:r>
-        <w:rPr>
-          <w:color w:val="404040"/>
-          <w:sz w:val="19"/>
-          <w:szCs w:val="19"/>
-        </w:rPr>
-        <w:t>TMAX</w:t>
-      </w:r>
-      <w:proofErr w:type="spellEnd"/>
-      <w:r>
-        <w:rPr>
-          <w:color w:val="404040"/>
-          <w:sz w:val="19"/>
-          <w:szCs w:val="19"/>
-        </w:rPr>
-        <w:t xml:space="preserve"> averaged across all New Zealand stations.</w:t>
+        <w:t xml:space="preserve"> Twelve-month rolling average TMIN and TMAX averaged across all New Zealand stations.</w:t>
       </w:r>
     </w:p>
     <w:p>
@@ -15084,34 +12826,13 @@
         <w:t xml:space="preserve">mild </w:t>
       </w:r>
       <w:r>
-        <w:t xml:space="preserve">warming in both </w:t>
-      </w:r>
-      <w:proofErr w:type="spellStart"/>
-      <w:r>
-        <w:t>TMIN</w:t>
-      </w:r>
-      <w:proofErr w:type="spellEnd"/>
-      <w:r>
-        <w:t xml:space="preserve"> and </w:t>
-      </w:r>
-      <w:proofErr w:type="spellStart"/>
-      <w:r>
-        <w:t>TMAX</w:t>
-      </w:r>
-      <w:proofErr w:type="spellEnd"/>
+        <w:t>warming in both TMIN and TMAX</w:t>
+      </w:r>
       <w:r>
         <w:t xml:space="preserve"> </w:t>
       </w:r>
       <w:r>
-        <w:t xml:space="preserve">with </w:t>
-      </w:r>
-      <w:proofErr w:type="spellStart"/>
-      <w:r>
-        <w:t>TMAX</w:t>
-      </w:r>
-      <w:proofErr w:type="spellEnd"/>
-      <w:r>
-        <w:t xml:space="preserve"> rising from roughly 15.5 °C to around 17.5 °C. The </w:t>
+        <w:t xml:space="preserve">with TMAX rising from roughly 15.5 °C to around 17.5 °C. The </w:t>
       </w:r>
       <w:r>
         <w:rPr>
@@ -15135,52 +12856,26 @@
       <w:r>
         <w:t xml:space="preserve">. </w:t>
       </w:r>
-      <w:proofErr w:type="spellStart"/>
-      <w:r>
-        <w:t>TMAX</w:t>
-      </w:r>
-      <w:proofErr w:type="spellEnd"/>
-      <w:r>
-        <w:t xml:space="preserve"> </w:t>
+      <w:r>
+        <w:t xml:space="preserve">TMAX </w:t>
       </w:r>
       <w:r>
         <w:t xml:space="preserve">shoots </w:t>
       </w:r>
       <w:r>
-        <w:t xml:space="preserve">above 21 °C and </w:t>
-      </w:r>
-      <w:proofErr w:type="spellStart"/>
-      <w:r>
-        <w:t>TMIN</w:t>
-      </w:r>
-      <w:proofErr w:type="spellEnd"/>
-      <w:r>
-        <w:t xml:space="preserve"> falls by 8 °C within a couple of years</w:t>
+        <w:t>above 21 °C and TMIN falls by 8 °C within a couple of years</w:t>
       </w:r>
       <w:r>
         <w:t xml:space="preserve">, </w:t>
       </w:r>
-      <w:proofErr w:type="spellStart"/>
-      <w:r>
-        <w:t>stabilising</w:t>
-      </w:r>
-      <w:proofErr w:type="spellEnd"/>
-      <w:r>
-        <w:t xml:space="preserve"> only as more stations join. This is a real limitation of averaging over a changing set of stations</w:t>
+      <w:r>
+        <w:t>stabilising only as more stations join. This is a real limitation of averaging over a changing set of stations</w:t>
       </w:r>
       <w:r>
         <w:t>. T</w:t>
       </w:r>
       <w:r>
-        <w:t xml:space="preserve">he </w:t>
-      </w:r>
-      <w:proofErr w:type="gramStart"/>
-      <w:r>
-        <w:t>mean</w:t>
-      </w:r>
-      <w:proofErr w:type="gramEnd"/>
-      <w:r>
-        <w:t xml:space="preserve"> reflects </w:t>
+        <w:t xml:space="preserve">he mean reflects </w:t>
       </w:r>
       <w:r>
         <w:rPr>
@@ -15198,13 +12893,8 @@
         <w:pStyle w:val="Heading2"/>
       </w:pPr>
       <w:bookmarkStart w:id="12" w:name="_Toc239862190"/>
-      <w:proofErr w:type="spellStart"/>
-      <w:r>
-        <w:t>Q2</w:t>
-      </w:r>
-      <w:proofErr w:type="spellEnd"/>
-      <w:r>
-        <w:t xml:space="preserve"> — Global rainfall</w:t>
+      <w:r>
+        <w:t>Q2 — Global rainfall</w:t>
       </w:r>
       <w:bookmarkEnd w:id="12"/>
     </w:p>
@@ -15265,45 +12955,27 @@
           <w:sz w:val="20"/>
           <w:szCs w:val="20"/>
         </w:rPr>
-        <w:t>ELEMENT = '</w:t>
-      </w:r>
-      <w:proofErr w:type="spellStart"/>
+        <w:t>ELEMENT = 'PRCP'</w:t>
+      </w:r>
+      <w:r>
+        <w:t xml:space="preserve">, retaining </w:t>
+      </w:r>
+      <w:r>
+        <w:rPr>
+          <w:b/>
+          <w:bCs/>
+        </w:rPr>
+        <w:t>1,095,197,420 observations</w:t>
+      </w:r>
+      <w:r>
+        <w:t xml:space="preserve">, joined each station to its country through a small lookup, extracted the year, and grouped by year and country taking the mean of </w:t>
+      </w:r>
       <w:r>
         <w:rPr>
           <w:rFonts w:ascii="Consolas" w:eastAsia="Consolas" w:hAnsi="Consolas" w:cs="Consolas"/>
           <w:sz w:val="20"/>
           <w:szCs w:val="20"/>
         </w:rPr>
-        <w:t>PRCP</w:t>
-      </w:r>
-      <w:proofErr w:type="spellEnd"/>
-      <w:r>
-        <w:rPr>
-          <w:rFonts w:ascii="Consolas" w:eastAsia="Consolas" w:hAnsi="Consolas" w:cs="Consolas"/>
-          <w:sz w:val="20"/>
-          <w:szCs w:val="20"/>
-        </w:rPr>
-        <w:t>'</w:t>
-      </w:r>
-      <w:r>
-        <w:t xml:space="preserve">, retaining </w:t>
-      </w:r>
-      <w:r>
-        <w:rPr>
-          <w:b/>
-          <w:bCs/>
-        </w:rPr>
-        <w:t>1,095,197,420 observations</w:t>
-      </w:r>
-      <w:r>
-        <w:t xml:space="preserve">, joined each station to its country through a small lookup, extracted the year, and grouped by year and country taking the mean of </w:t>
-      </w:r>
-      <w:r>
-        <w:rPr>
-          <w:rFonts w:ascii="Consolas" w:eastAsia="Consolas" w:hAnsi="Consolas" w:cs="Consolas"/>
-          <w:sz w:val="20"/>
-          <w:szCs w:val="20"/>
-        </w:rPr>
         <w:t>VALUE</w:t>
       </w:r>
       <w:r>
@@ -15317,15 +12989,7 @@
         <w:t>17,789 country-year records</w:t>
       </w:r>
       <w:r>
-        <w:t xml:space="preserve">, saved to Parquet. I excluded the 1750 file here for its known data-quality problems, which is why this count sits just below the 3,190,506,382 in Processing </w:t>
-      </w:r>
-      <w:proofErr w:type="spellStart"/>
-      <w:r>
-        <w:t>Q2</w:t>
-      </w:r>
-      <w:proofErr w:type="spellEnd"/>
-      <w:r>
-        <w:t>.</w:t>
+        <w:t>, saved to Parquet. I excluded the 1750 file here for its known data-quality problems, which is why this count sits just below the 3,190,506,382 in Processing Q2.</w:t>
       </w:r>
     </w:p>
     <w:p>
@@ -15340,26 +13004,10 @@
         <w:t xml:space="preserve">average </w:t>
       </w:r>
       <w:r>
-        <w:t xml:space="preserve">of reported </w:t>
-      </w:r>
-      <w:proofErr w:type="spellStart"/>
-      <w:r>
-        <w:t>PRCP</w:t>
-      </w:r>
-      <w:proofErr w:type="spellEnd"/>
-      <w:r>
-        <w:t xml:space="preserve"> observations</w:t>
-      </w:r>
-      <w:r>
-        <w:t xml:space="preserve"> for </w:t>
-      </w:r>
-      <w:proofErr w:type="gramStart"/>
-      <w:r>
-        <w:t>a country-</w:t>
-      </w:r>
-      <w:proofErr w:type="gramEnd"/>
-      <w:r>
-        <w:t xml:space="preserve">year, not the </w:t>
+        <w:t>of reported PRCP observations</w:t>
+      </w:r>
+      <w:r>
+        <w:t xml:space="preserve"> for a country-year, not the </w:t>
       </w:r>
       <w:r>
         <w:t xml:space="preserve">average </w:t>
@@ -15722,32 +13370,11 @@
         <w:jc w:val="both"/>
       </w:pPr>
       <w:r>
-        <w:t xml:space="preserve">Raw </w:t>
-      </w:r>
-      <w:proofErr w:type="spellStart"/>
-      <w:r>
-        <w:t>GHCN</w:t>
-      </w:r>
-      <w:proofErr w:type="spellEnd"/>
-      <w:r>
-        <w:t xml:space="preserve"> precipitation values </w:t>
-      </w:r>
-      <w:proofErr w:type="gramStart"/>
-      <w:r>
-        <w:t>are in</w:t>
-      </w:r>
-      <w:proofErr w:type="gramEnd"/>
-      <w:r>
-        <w:t xml:space="preserve"> </w:t>
-      </w:r>
-      <w:r>
-        <w:t xml:space="preserve">tenths of a </w:t>
-      </w:r>
-      <w:proofErr w:type="spellStart"/>
-      <w:r>
-        <w:t>millimetre</w:t>
-      </w:r>
-      <w:proofErr w:type="spellEnd"/>
+        <w:t xml:space="preserve">Raw GHCN precipitation values are in </w:t>
+      </w:r>
+      <w:r>
+        <w:t>tenths of a millimetre</w:t>
+      </w:r>
       <w:r>
         <w:t xml:space="preserve">, so all figures here are divided by 10. A mean of 4.2 mm/day is plausible for a global average of reported rainfall, while a standard deviation twice the mean and a maximum roughly 100 </w:t>
       </w:r>
@@ -15811,7 +13438,6 @@
       <w:r>
         <w:t xml:space="preserve">: station </w:t>
       </w:r>
-      <w:proofErr w:type="spellStart"/>
       <w:r>
         <w:rPr>
           <w:rFonts w:ascii="Consolas" w:eastAsia="Consolas" w:hAnsi="Consolas" w:cs="Consolas"/>
@@ -15820,7 +13446,6 @@
         </w:rPr>
         <w:t>EKM00064810</w:t>
       </w:r>
-      <w:proofErr w:type="spellEnd"/>
       <w:r>
         <w:t xml:space="preserve"> (Malabo) on 22 June 2000, recording 4,361 tenths of a mm. One exceptionally wet day treated as a whole-year average produces a meaningless figure </w:t>
       </w:r>
@@ -15833,13 +13458,8 @@
       <w:r>
         <w:t xml:space="preserve">. It is </w:t>
       </w:r>
-      <w:proofErr w:type="spellStart"/>
-      <w:r>
-        <w:t>is</w:t>
-      </w:r>
-      <w:proofErr w:type="spellEnd"/>
-      <w:r>
-        <w:t xml:space="preserve"> extreme but possible in the tropics</w:t>
+      <w:r>
+        <w:t>is extreme but possible in the tropics</w:t>
       </w:r>
       <w:r>
         <w:t xml:space="preserve">, but </w:t>
@@ -15861,15 +13481,7 @@
         <w:t xml:space="preserve">. </w:t>
       </w:r>
       <w:r>
-        <w:t xml:space="preserve">Dominican Republic 1975, Laos 1974, Belize 1978, all small </w:t>
-      </w:r>
-      <w:proofErr w:type="spellStart"/>
-      <w:r>
-        <w:t>1970s</w:t>
-      </w:r>
-      <w:proofErr w:type="spellEnd"/>
-      <w:r>
-        <w:t xml:space="preserve"> samples. The general lesson is that these extremes are not bad measurements but </w:t>
+        <w:t xml:space="preserve">Dominican Republic 1975, Laos 1974, Belize 1978, all small 1970s samples. The general lesson is that these extremes are not bad measurements but </w:t>
       </w:r>
       <w:r>
         <w:t>statistically unstable estimates from tiny samples</w:t>
@@ -16034,29 +13646,7 @@
                 <w:sz w:val="19"/>
                 <w:szCs w:val="19"/>
               </w:rPr>
-              <w:t xml:space="preserve">2025 </w:t>
-            </w:r>
-            <w:proofErr w:type="spellStart"/>
-            <w:r>
-              <w:rPr>
-                <w:b/>
-                <w:bCs/>
-                <w:color w:val="FFFFFF"/>
-                <w:sz w:val="19"/>
-                <w:szCs w:val="19"/>
-              </w:rPr>
-              <w:t>PRCP</w:t>
-            </w:r>
-            <w:proofErr w:type="spellEnd"/>
-            <w:r>
-              <w:rPr>
-                <w:b/>
-                <w:bCs/>
-                <w:color w:val="FFFFFF"/>
-                <w:sz w:val="19"/>
-                <w:szCs w:val="19"/>
-              </w:rPr>
-              <w:t xml:space="preserve"> observations</w:t>
+              <w:t>2025 PRCP observations</w:t>
             </w:r>
           </w:p>
         </w:tc>
@@ -16129,17 +13719,8 @@
                 <w:sz w:val="19"/>
                 <w:szCs w:val="19"/>
               </w:rPr>
-              <w:t xml:space="preserve">Gambia, </w:t>
-            </w:r>
-            <w:proofErr w:type="gramStart"/>
-            <w:r>
-              <w:rPr>
-                <w:sz w:val="19"/>
-                <w:szCs w:val="19"/>
-              </w:rPr>
-              <w:t>The</w:t>
-            </w:r>
-            <w:proofErr w:type="gramEnd"/>
+              <w:t>Gambia, The</w:t>
+            </w:r>
           </w:p>
         </w:tc>
         <w:tc>
@@ -16562,15 +14143,7 @@
         <w:t xml:space="preserve">I </w:t>
       </w:r>
       <w:r>
-        <w:t xml:space="preserve">capped the </w:t>
-      </w:r>
-      <w:proofErr w:type="spellStart"/>
-      <w:r>
-        <w:t>colour</w:t>
-      </w:r>
-      <w:proofErr w:type="spellEnd"/>
-      <w:r>
-        <w:t xml:space="preserve"> scale at the 95th percentile (11.25 mm/day)</w:t>
+        <w:t>capped the colour scale at the 95th percentile (11.25 mm/day)</w:t>
       </w:r>
       <w:r>
         <w:t xml:space="preserve"> which kept </w:t>
@@ -16621,15 +14194,7 @@
         <w:t>ed</w:t>
       </w:r>
       <w:r>
-        <w:t xml:space="preserve"> 169 countries into the bottom fifth of the </w:t>
-      </w:r>
-      <w:proofErr w:type="spellStart"/>
-      <w:r>
-        <w:t>colour</w:t>
-      </w:r>
-      <w:proofErr w:type="spellEnd"/>
-      <w:r>
-        <w:t xml:space="preserve"> range </w:t>
+        <w:t xml:space="preserve"> 169 countries into the bottom fifth of the colour range </w:t>
       </w:r>
       <w:r>
         <w:t xml:space="preserve">just </w:t>
@@ -16676,108 +14241,73 @@
         <w:t xml:space="preserve">choropleth keys </w:t>
       </w:r>
       <w:r>
-        <w:t xml:space="preserve">of </w:t>
-      </w:r>
-      <w:proofErr w:type="spellStart"/>
-      <w:r>
-        <w:t>Plotly</w:t>
-      </w:r>
-      <w:proofErr w:type="spellEnd"/>
+        <w:t xml:space="preserve">of Plotly </w:t>
+      </w:r>
+      <w:r>
+        <w:t>on ISO-3 codes</w:t>
+      </w:r>
       <w:r>
         <w:t xml:space="preserve"> </w:t>
       </w:r>
       <w:r>
-        <w:t>on ISO-3 codes</w:t>
+        <w:t xml:space="preserve">and GHCN names </w:t>
+      </w:r>
+      <w:r>
+        <w:t xml:space="preserve">did not </w:t>
+      </w:r>
+      <w:r>
+        <w:t>match ISO names directly</w:t>
+      </w:r>
+      <w:r>
+        <w:t xml:space="preserve">. So, </w:t>
+      </w:r>
+      <w:r>
+        <w:t>I built an explicit name</w:t>
+      </w:r>
+      <w:r>
+        <w:t xml:space="preserve"> to </w:t>
+      </w:r>
+      <w:r>
+        <w:t>ISO-3 mapping and verified it</w:t>
+      </w:r>
+      <w:r>
+        <w:t>. The result showed</w:t>
       </w:r>
       <w:r>
         <w:t xml:space="preserve"> </w:t>
       </w:r>
       <w:r>
-        <w:t xml:space="preserve">and </w:t>
-      </w:r>
-      <w:proofErr w:type="spellStart"/>
-      <w:r>
-        <w:t>GHCN</w:t>
-      </w:r>
-      <w:proofErr w:type="spellEnd"/>
-      <w:r>
-        <w:t xml:space="preserve"> names </w:t>
-      </w:r>
-      <w:r>
-        <w:t xml:space="preserve">did not </w:t>
-      </w:r>
-      <w:r>
-        <w:t>match ISO names directly</w:t>
-      </w:r>
-      <w:r>
-        <w:t xml:space="preserve">. So, </w:t>
-      </w:r>
-      <w:r>
-        <w:t>I built an explicit name</w:t>
-      </w:r>
-      <w:r>
-        <w:t xml:space="preserve"> to </w:t>
-      </w:r>
-      <w:r>
-        <w:t>ISO-3 mapping and verified it</w:t>
-      </w:r>
-      <w:r>
-        <w:t>. The result showed</w:t>
+        <w:t>all 172 records matched</w:t>
+      </w:r>
+      <w:r>
+        <w:t xml:space="preserve"> and </w:t>
+      </w:r>
+      <w:r>
+        <w:t>0 unmatched.</w:t>
+      </w:r>
+      <w:r>
+        <w:t xml:space="preserve"> One genuine ambiguity emerged </w:t>
+      </w:r>
+      <w:r>
+        <w:t xml:space="preserve">though: </w:t>
+      </w:r>
+      <w:r>
+        <w:t>Svalbard and Jan Mayen are separate GHCN entries sharing the single code `SJM`</w:t>
+      </w:r>
+      <w:r>
+        <w:t xml:space="preserve"> which</w:t>
       </w:r>
       <w:r>
         <w:t xml:space="preserve"> </w:t>
       </w:r>
       <w:r>
-        <w:t>all 172 records matched</w:t>
-      </w:r>
-      <w:r>
-        <w:t xml:space="preserve"> and </w:t>
-      </w:r>
-      <w:r>
-        <w:t>0 unmatched.</w:t>
-      </w:r>
-      <w:r>
-        <w:t xml:space="preserve"> One genuine ambiguity emerged </w:t>
-      </w:r>
-      <w:r>
-        <w:t xml:space="preserve">though: </w:t>
-      </w:r>
-      <w:r>
-        <w:t xml:space="preserve">Svalbard and Jan Mayen are separate </w:t>
-      </w:r>
-      <w:proofErr w:type="spellStart"/>
-      <w:r>
-        <w:t>GHCN</w:t>
-      </w:r>
-      <w:proofErr w:type="spellEnd"/>
-      <w:r>
-        <w:t xml:space="preserve"> entries sharing the single code `</w:t>
-      </w:r>
-      <w:proofErr w:type="spellStart"/>
-      <w:r>
-        <w:t>SJM</w:t>
-      </w:r>
-      <w:proofErr w:type="spellEnd"/>
-      <w:r>
-        <w:t>`</w:t>
-      </w:r>
-      <w:r>
-        <w:t xml:space="preserve"> which</w:t>
-      </w:r>
-      <w:r>
-        <w:t xml:space="preserve"> </w:t>
-      </w:r>
-      <w:r>
         <w:t xml:space="preserve">collapsed </w:t>
       </w:r>
       <w:r>
         <w:t>172 records to 171 unique codes. A choropleth</w:t>
       </w:r>
       <w:r>
-        <w:t xml:space="preserve"> on </w:t>
-      </w:r>
-      <w:r>
-        <w:t>country-level</w:t>
+        <w:t xml:space="preserve"> on country-level</w:t>
       </w:r>
       <w:r>
         <w:t xml:space="preserve"> cannot show two values for one </w:t>
@@ -16821,13 +14351,8 @@
       <w:r>
         <w:t xml:space="preserve">. This decision only affected the </w:t>
       </w:r>
-      <w:proofErr w:type="spellStart"/>
-      <w:r>
-        <w:t>visualisation</w:t>
-      </w:r>
-      <w:proofErr w:type="spellEnd"/>
-      <w:r>
-        <w:t>.</w:t>
+      <w:r>
+        <w:t>visualisation.</w:t>
       </w:r>
     </w:p>
     <w:p>
@@ -16880,26 +14405,10 @@
         <w:t xml:space="preserve">were </w:t>
       </w:r>
       <w:r>
-        <w:t xml:space="preserve">Afghanistan, Belgium, Croatia, Cuba, Guatemala, Kuwait, Mali, Panama, Sudan, Syria and Uganda. These </w:t>
-      </w:r>
-      <w:proofErr w:type="gramStart"/>
-      <w:r>
-        <w:t>render as</w:t>
-      </w:r>
-      <w:proofErr w:type="gramEnd"/>
-      <w:r>
-        <w:t xml:space="preserve"> </w:t>
-      </w:r>
-      <w:r>
-        <w:t>missing (</w:t>
-      </w:r>
-      <w:proofErr w:type="spellStart"/>
-      <w:r>
-        <w:t>uncoloured</w:t>
-      </w:r>
-      <w:proofErr w:type="spellEnd"/>
-      <w:r>
-        <w:t xml:space="preserve">), </w:t>
+        <w:t xml:space="preserve">Afghanistan, Belgium, Croatia, Cuba, Guatemala, Kuwait, Mali, Panama, Sudan, Syria and Uganda. These render as </w:t>
+      </w:r>
+      <w:r>
+        <w:t xml:space="preserve">missing (uncoloured), </w:t>
       </w:r>
       <w:r>
         <w:t xml:space="preserve">not zero. The distinction </w:t>
@@ -16907,13 +14416,8 @@
       <w:r>
         <w:t xml:space="preserve">has an importance because </w:t>
       </w:r>
-      <w:proofErr w:type="spellStart"/>
-      <w:r>
-        <w:t>colouring</w:t>
-      </w:r>
-      <w:proofErr w:type="spellEnd"/>
-      <w:r>
-        <w:t xml:space="preserve"> them zero would show Belgium and Sudan as the driest places on Earth when nothing was reported. Genuine</w:t>
+      <w:r>
+        <w:t>colouring them zero would show Belgium and Sudan as the driest places on Earth when nothing was reported. Genuine</w:t>
       </w:r>
       <w:r>
         <w:t>ly</w:t>
@@ -16960,29 +14464,13 @@
           <w:i/>
           <w:iCs/>
         </w:rPr>
-        <w:t xml:space="preserve">Projection and </w:t>
-      </w:r>
-      <w:proofErr w:type="spellStart"/>
+        <w:t>Projection and colour scale</w:t>
+      </w:r>
       <w:r>
         <w:rPr>
           <w:i/>
           <w:iCs/>
         </w:rPr>
-        <w:t>colour</w:t>
-      </w:r>
-      <w:proofErr w:type="spellEnd"/>
-      <w:r>
-        <w:rPr>
-          <w:i/>
-          <w:iCs/>
-        </w:rPr>
-        <w:t xml:space="preserve"> scale</w:t>
-      </w:r>
-      <w:r>
-        <w:rPr>
-          <w:i/>
-          <w:iCs/>
-        </w:rPr>
         <w:t xml:space="preserve">: </w:t>
       </w:r>
       <w:r>
@@ -17031,23 +14519,7 @@
         <w:t>ing</w:t>
       </w:r>
       <w:r>
-        <w:t xml:space="preserve"> area distortion modest and shapes </w:t>
-      </w:r>
-      <w:proofErr w:type="spellStart"/>
-      <w:r>
-        <w:t>recognisable</w:t>
-      </w:r>
-      <w:proofErr w:type="spellEnd"/>
-      <w:r>
-        <w:t xml:space="preserve">. For </w:t>
-      </w:r>
-      <w:proofErr w:type="spellStart"/>
-      <w:r>
-        <w:t>colour</w:t>
-      </w:r>
-      <w:proofErr w:type="spellEnd"/>
-      <w:r>
-        <w:t xml:space="preserve"> I used </w:t>
+        <w:t xml:space="preserve"> area distortion modest and shapes recognisable. For colour I used </w:t>
       </w:r>
       <w:r>
         <w:rPr>
@@ -17056,13 +14528,8 @@
         </w:rPr>
         <w:t>`</w:t>
       </w:r>
-      <w:proofErr w:type="spellStart"/>
-      <w:r>
-        <w:t>YlGnBu</w:t>
-      </w:r>
-      <w:proofErr w:type="spellEnd"/>
-      <w:r>
-        <w:t>`, a sequential</w:t>
+      <w:r>
+        <w:t>YlGnBu`, a sequential</w:t>
       </w:r>
       <w:r>
         <w:t xml:space="preserve"> scale from pale yellow to dark blue. Rainfall is a single</w:t>
@@ -17080,15 +14547,7 @@
         <w:t xml:space="preserve">A </w:t>
       </w:r>
       <w:r>
-        <w:t xml:space="preserve">diverging scale would imply a </w:t>
-      </w:r>
-      <w:proofErr w:type="spellStart"/>
-      <w:r>
-        <w:t>centre</w:t>
-      </w:r>
-      <w:proofErr w:type="spellEnd"/>
-      <w:r>
-        <w:t xml:space="preserve"> that does not exist</w:t>
+        <w:t>diverging scale would imply a centre that does not exist</w:t>
       </w:r>
       <w:r>
         <w:t xml:space="preserve"> in this case. A </w:t>
@@ -17176,7 +14635,6 @@
         </w:rPr>
         <w:t xml:space="preserve"> Average daily rainfall by country for 2025, natural earth projection, sequential </w:t>
       </w:r>
-      <w:proofErr w:type="spellStart"/>
       <w:r>
         <w:rPr>
           <w:rFonts w:ascii="Consolas" w:eastAsia="Consolas" w:hAnsi="Consolas" w:cs="Consolas"/>
@@ -17186,7 +14644,6 @@
         </w:rPr>
         <w:t>YlGnBu</w:t>
       </w:r>
-      <w:proofErr w:type="spellEnd"/>
       <w:r>
         <w:rPr>
           <w:color w:val="404040"/>
@@ -17311,23 +14768,10 @@
         <w:t xml:space="preserve">three-observation samples. </w:t>
       </w:r>
       <w:r>
-        <w:t xml:space="preserve">Antarctica is </w:t>
-      </w:r>
-      <w:proofErr w:type="spellStart"/>
-      <w:r>
-        <w:t>coloured</w:t>
-      </w:r>
-      <w:proofErr w:type="spellEnd"/>
-      <w:r>
-        <w:t xml:space="preserve">, which looks odd on a rainfall map, but </w:t>
-      </w:r>
-      <w:proofErr w:type="spellStart"/>
-      <w:r>
-        <w:t>GHCN</w:t>
-      </w:r>
-      <w:proofErr w:type="spellEnd"/>
-      <w:r>
-        <w:t xml:space="preserve"> does have Antarctic </w:t>
+        <w:t>Antarctica is coloured</w:t>
+      </w:r>
+      <w:r>
+        <w:t xml:space="preserve">, which looks odd on a rainfall map, but GHCN does have Antarctic </w:t>
       </w:r>
       <w:r>
         <w:t>stations,</w:t>
@@ -17425,15 +14869,7 @@
         <w:jc w:val="both"/>
       </w:pPr>
       <w:r>
-        <w:t xml:space="preserve">Working through </w:t>
-      </w:r>
-      <w:proofErr w:type="spellStart"/>
-      <w:r>
-        <w:t>GHCN</w:t>
-      </w:r>
-      <w:proofErr w:type="spellEnd"/>
-      <w:r>
-        <w:t xml:space="preserve">-Daily </w:t>
+        <w:t xml:space="preserve">Working through GHCN-Daily </w:t>
       </w:r>
       <w:r>
         <w:t xml:space="preserve">in whole </w:t>
@@ -17445,15 +14881,7 @@
         <w:t xml:space="preserve">solid </w:t>
       </w:r>
       <w:r>
-        <w:t xml:space="preserve">sense of what changes when a dataset stops fitting on one machine. The data is now well </w:t>
-      </w:r>
-      <w:proofErr w:type="spellStart"/>
-      <w:r>
-        <w:t>characterised</w:t>
-      </w:r>
-      <w:proofErr w:type="spellEnd"/>
-      <w:r>
-        <w:t xml:space="preserve">: </w:t>
+        <w:t xml:space="preserve">sense of what changes when a dataset stops fitting on one machine. The data is now well characterised: </w:t>
       </w:r>
       <w:r>
         <w:rPr>
@@ -17475,23 +14903,7 @@
         <w:t>daily</w:t>
       </w:r>
       <w:r>
-        <w:t xml:space="preserve">; the two closest New Zealand stations are 50.5 km apart; precipitation dominates with 1.095 billion observations; and 2.3% of </w:t>
-      </w:r>
-      <w:proofErr w:type="spellStart"/>
-      <w:r>
-        <w:t>TMAX</w:t>
-      </w:r>
-      <w:proofErr w:type="spellEnd"/>
-      <w:r>
-        <w:t xml:space="preserve"> observations have no matching </w:t>
-      </w:r>
-      <w:proofErr w:type="spellStart"/>
-      <w:r>
-        <w:t>TMIN</w:t>
-      </w:r>
-      <w:proofErr w:type="spellEnd"/>
-      <w:r>
-        <w:t>.</w:t>
+        <w:t>; the two closest New Zealand stations are 50.5 km apart; precipitation dominates with 1.095 billion observations; and 2.3% of TMAX observations have no matching TMIN.</w:t>
       </w:r>
     </w:p>
     <w:p>
@@ -17544,15 +14956,7 @@
         <w:t>aggregating before collecting</w:t>
       </w:r>
       <w:r>
-        <w:t xml:space="preserve"> meant every </w:t>
-      </w:r>
-      <w:proofErr w:type="spellStart"/>
-      <w:r>
-        <w:t>visualisation</w:t>
-      </w:r>
-      <w:proofErr w:type="spellEnd"/>
-      <w:r>
-        <w:t xml:space="preserve"> was driven by a few thousand rows on the driver rather than the raw data.</w:t>
+        <w:t xml:space="preserve"> meant every visualisation was driven by a few thousand rows on the driver rather than the raw data.</w:t>
       </w:r>
     </w:p>
     <w:p>
@@ -17696,23 +15100,7 @@
           <w:i/>
           <w:iCs/>
         </w:rPr>
-        <w:t>Global Historical Climatology Network – Daily (</w:t>
-      </w:r>
-      <w:proofErr w:type="spellStart"/>
-      <w:r>
-        <w:rPr>
-          <w:i/>
-          <w:iCs/>
-        </w:rPr>
-        <w:t>GHCN</w:t>
-      </w:r>
-      <w:proofErr w:type="spellEnd"/>
-      <w:r>
-        <w:rPr>
-          <w:i/>
-          <w:iCs/>
-        </w:rPr>
-        <w:t>-Daily)</w:t>
+        <w:t>Global Historical Climatology Network – Daily (GHCN-Daily)</w:t>
       </w:r>
       <w:r>
         <w:t>. https://www.ncei.noaa.gov/products/land-based-station/global-historical-climatology-network-daily</w:t>
@@ -17751,31 +15139,14 @@
         <w:spacing w:after="40"/>
       </w:pPr>
       <w:r>
-        <w:t xml:space="preserve">NOAA </w:t>
-      </w:r>
-      <w:proofErr w:type="spellStart"/>
-      <w:r>
-        <w:t>NCEI</w:t>
-      </w:r>
-      <w:proofErr w:type="spellEnd"/>
-      <w:r>
-        <w:t xml:space="preserve">. </w:t>
-      </w:r>
-      <w:proofErr w:type="spellStart"/>
+        <w:t xml:space="preserve">NOAA NCEI. </w:t>
+      </w:r>
       <w:r>
         <w:rPr>
           <w:i/>
           <w:iCs/>
         </w:rPr>
-        <w:t>GHCN</w:t>
-      </w:r>
-      <w:proofErr w:type="spellEnd"/>
-      <w:r>
-        <w:rPr>
-          <w:i/>
-          <w:iCs/>
-        </w:rPr>
-        <w:t>-Daily README</w:t>
+        <w:t>GHCN-Daily README</w:t>
       </w:r>
       <w:r>
         <w:t xml:space="preserve"> — Section III element codes, units, and measurement/quality/source flags.</w:t>
@@ -17801,15 +15172,7 @@
         <w:t>Sky and Telescope</w:t>
       </w:r>
       <w:r>
-        <w:t xml:space="preserve">, 68(2), 159. — great-circle distance formula used in Analysis </w:t>
-      </w:r>
-      <w:proofErr w:type="spellStart"/>
-      <w:r>
-        <w:t>Q2</w:t>
-      </w:r>
-      <w:proofErr w:type="spellEnd"/>
-      <w:r>
-        <w:t>.</w:t>
+        <w:t>, 68(2), 159. — great-circle distance formula used in Analysis Q2.</w:t>
       </w:r>
     </w:p>
     <w:p>
@@ -17829,48 +15192,11 @@
           <w:i/>
           <w:iCs/>
         </w:rPr>
-        <w:t xml:space="preserve">Spark SQL, </w:t>
-      </w:r>
-      <w:proofErr w:type="spellStart"/>
-      <w:r>
-        <w:rPr>
-          <w:i/>
-          <w:iCs/>
-        </w:rPr>
-        <w:t>DataFrames</w:t>
-      </w:r>
-      <w:proofErr w:type="spellEnd"/>
-      <w:r>
-        <w:rPr>
-          <w:i/>
-          <w:iCs/>
-        </w:rPr>
-        <w:t xml:space="preserve"> and Datasets Guide</w:t>
-      </w:r>
-      <w:r>
-        <w:t>, Spark 3.3.5. https://</w:t>
-      </w:r>
-      <w:proofErr w:type="spellStart"/>
-      <w:r>
-        <w:t>spark.apache.org</w:t>
-      </w:r>
-      <w:proofErr w:type="spellEnd"/>
-      <w:r>
-        <w:t>/docs/latest/</w:t>
-      </w:r>
-      <w:proofErr w:type="spellStart"/>
-      <w:r>
-        <w:t>sql</w:t>
-      </w:r>
-      <w:proofErr w:type="spellEnd"/>
-      <w:r>
-        <w:t>-programming-</w:t>
-      </w:r>
-      <w:proofErr w:type="spellStart"/>
-      <w:r>
-        <w:t>guide.html</w:t>
-      </w:r>
-      <w:proofErr w:type="spellEnd"/>
+        <w:t>Spark SQL, DataFrames and Datasets Guide</w:t>
+      </w:r>
+      <w:r>
+        <w:t>, Spark 3.3.5. https://spark.apache.org/docs/latest/sql-programming-guide.html</w:t>
+      </w:r>
     </w:p>
     <w:p>
       <w:pPr>
@@ -17892,15 +15218,7 @@
         <w:t>Apache Parquet documentation</w:t>
       </w:r>
       <w:r>
-        <w:t>. https://</w:t>
-      </w:r>
-      <w:proofErr w:type="spellStart"/>
-      <w:r>
-        <w:t>parquet.apache.org</w:t>
-      </w:r>
-      <w:proofErr w:type="spellEnd"/>
-      <w:r>
-        <w:t>/docs/</w:t>
+        <w:t>. https://parquet.apache.org/docs/</w:t>
       </w:r>
     </w:p>
     <w:p>
@@ -17912,59 +15230,29 @@
         </w:numPr>
         <w:spacing w:after="40"/>
       </w:pPr>
-      <w:proofErr w:type="spellStart"/>
       <w:r>
         <w:lastRenderedPageBreak/>
-        <w:t>Plotly</w:t>
-      </w:r>
-      <w:proofErr w:type="spellEnd"/>
-      <w:r>
-        <w:t xml:space="preserve"> Technologies Inc. </w:t>
-      </w:r>
-      <w:proofErr w:type="spellStart"/>
+        <w:t xml:space="preserve">Plotly Technologies Inc. </w:t>
+      </w:r>
       <w:r>
         <w:rPr>
           <w:i/>
           <w:iCs/>
         </w:rPr>
-        <w:t>Plotly</w:t>
-      </w:r>
-      <w:proofErr w:type="spellEnd"/>
+        <w:t>Plotly Express: Choropleth maps</w:t>
+      </w:r>
+      <w:r>
+        <w:t xml:space="preserve"> and </w:t>
+      </w:r>
       <w:r>
         <w:rPr>
           <w:i/>
           <w:iCs/>
         </w:rPr>
-        <w:t xml:space="preserve"> Express: Choropleth maps</w:t>
-      </w:r>
-      <w:r>
-        <w:t xml:space="preserve"> and </w:t>
-      </w:r>
-      <w:r>
-        <w:rPr>
-          <w:i/>
-          <w:iCs/>
-        </w:rPr>
         <w:t>Scatter plots on maps</w:t>
       </w:r>
       <w:r>
-        <w:t>. https://</w:t>
-      </w:r>
-      <w:proofErr w:type="spellStart"/>
-      <w:r>
-        <w:t>plotly.com</w:t>
-      </w:r>
-      <w:proofErr w:type="spellEnd"/>
-      <w:r>
-        <w:t>/python/choropleth-maps/ · https://</w:t>
-      </w:r>
-      <w:proofErr w:type="spellStart"/>
-      <w:r>
-        <w:t>plotly.com</w:t>
-      </w:r>
-      <w:proofErr w:type="spellEnd"/>
-      <w:r>
-        <w:t>/python/scatter-plots-on-maps/</w:t>
+        <w:t>. https://plotly.com/python/choropleth-maps/ · https://plotly.com/python/scatter-plots-on-maps/</w:t>
       </w:r>
     </w:p>
     <w:p>
@@ -17979,50 +15267,16 @@
       <w:r>
         <w:t xml:space="preserve">Brewer, C. A., &amp; Harrower, M. </w:t>
       </w:r>
-      <w:proofErr w:type="spellStart"/>
       <w:r>
         <w:rPr>
           <w:i/>
           <w:iCs/>
         </w:rPr>
-        <w:t>ColorBrewer</w:t>
-      </w:r>
-      <w:proofErr w:type="spellEnd"/>
-      <w:r>
-        <w:rPr>
-          <w:i/>
-          <w:iCs/>
-        </w:rPr>
-        <w:t xml:space="preserve"> 2.0: </w:t>
-      </w:r>
-      <w:proofErr w:type="spellStart"/>
-      <w:r>
-        <w:rPr>
-          <w:i/>
-          <w:iCs/>
-        </w:rPr>
-        <w:t>Colour</w:t>
-      </w:r>
-      <w:proofErr w:type="spellEnd"/>
-      <w:r>
-        <w:rPr>
-          <w:i/>
-          <w:iCs/>
-        </w:rPr>
-        <w:t xml:space="preserve"> advice for cartography</w:t>
-      </w:r>
-      <w:r>
-        <w:t>. https://</w:t>
-      </w:r>
-      <w:proofErr w:type="spellStart"/>
-      <w:r>
-        <w:t>colorbrewer2.org</w:t>
-      </w:r>
-      <w:proofErr w:type="spellEnd"/>
-      <w:r>
-        <w:t xml:space="preserve"> — basis for the sequential </w:t>
-      </w:r>
-      <w:proofErr w:type="spellStart"/>
+        <w:t>ColorBrewer 2.0: Colour advice for cartography</w:t>
+      </w:r>
+      <w:r>
+        <w:t xml:space="preserve">. https://colorbrewer2.org — basis for the sequential </w:t>
+      </w:r>
       <w:r>
         <w:rPr>
           <w:rFonts w:ascii="Consolas" w:eastAsia="Consolas" w:hAnsi="Consolas" w:cs="Consolas"/>
@@ -18031,7 +15285,6 @@
         </w:rPr>
         <w:t>YlGnBu</w:t>
       </w:r>
-      <w:proofErr w:type="spellEnd"/>
       <w:r>
         <w:t xml:space="preserve"> scale.</w:t>
       </w:r>
@@ -18063,30 +15316,8 @@
           <w:rPr>
             <w:rStyle w:val="Hyperlink"/>
           </w:rPr>
-          <w:t>https://</w:t>
+          <w:t>https://matplotlib.org/stable/index.html</w:t>
         </w:r>
-        <w:proofErr w:type="spellStart"/>
-        <w:r>
-          <w:rPr>
-            <w:rStyle w:val="Hyperlink"/>
-          </w:rPr>
-          <w:t>matplotlib.org</w:t>
-        </w:r>
-        <w:proofErr w:type="spellEnd"/>
-        <w:r>
-          <w:rPr>
-            <w:rStyle w:val="Hyperlink"/>
-          </w:rPr>
-          <w:t>/stable/</w:t>
-        </w:r>
-        <w:proofErr w:type="spellStart"/>
-        <w:r>
-          <w:rPr>
-            <w:rStyle w:val="Hyperlink"/>
-          </w:rPr>
-          <w:t>index.html</w:t>
-        </w:r>
-        <w:proofErr w:type="spellEnd"/>
       </w:hyperlink>
     </w:p>
     <w:p>
@@ -18099,18 +15330,7 @@
         <w:spacing w:after="40"/>
       </w:pPr>
       <w:r>
-        <w:t xml:space="preserve">Daly, C., Helmer, E.H. and Quiñones, M., 2003. Mapping the climate of Puerto Rico, Vieques, and Culebra. International Journal of Climatology, [online] 23(11), </w:t>
-      </w:r>
-      <w:proofErr w:type="spellStart"/>
-      <w:r>
-        <w:t>pp.1359</w:t>
-      </w:r>
-      <w:proofErr w:type="spellEnd"/>
-      <w:r>
-        <w:t>–1381</w:t>
-      </w:r>
-      <w:r>
-        <w:t xml:space="preserve"> </w:t>
+        <w:t xml:space="preserve">Daly, C., Helmer, E.H. and Quiñones, M., 2003. Mapping the climate of Puerto Rico, Vieques, and Culebra. International Journal of Climatology, [online] 23(11), pp.1359–1381 </w:t>
       </w:r>
     </w:p>
     <w:p>
@@ -19227,6 +16447,7 @@
   <w:style w:type="character" w:default="1" w:styleId="DefaultParagraphFont">
     <w:name w:val="Default Paragraph Font"/>
     <w:uiPriority w:val="1"/>
+    <w:semiHidden/>
     <w:unhideWhenUsed/>
   </w:style>
   <w:style w:type="table" w:default="1" w:styleId="TableNormal">
